--- a/Group5_Report_Stage1.docx
+++ b/Group5_Report_Stage1.docx
@@ -31,6 +31,14 @@
         </w:rPr>
         <w:t>Môn học: Nhập môn phân tích dữ liệu và A.I</w:t>
       </w:r>
+      <w:r>
+        <w:rPr>
+          <w:b/>
+        </w:rPr>
+        <w:t>.</w:t>
+      </w:r>
+      <w:bookmarkStart w:id="0" w:name="_GoBack"/>
+      <w:bookmarkEnd w:id="0"/>
     </w:p>
     <w:p>
       <w:pPr>
@@ -372,8 +380,6 @@
       <w:r>
         <w:t>1.1 WEB CRAWLING</w:t>
       </w:r>
-      <w:bookmarkStart w:id="0" w:name="_GoBack"/>
-      <w:bookmarkEnd w:id="0"/>
     </w:p>
     <w:p>
       <w:r>

--- a/Group5_Report_Stage1.docx
+++ b/Group5_Report_Stage1.docx
@@ -30,12 +30,6 @@
           <w:b/>
         </w:rPr>
         <w:t>Môn học: Nhập môn phân tích dữ liệu và A.I</w:t>
-      </w:r>
-      <w:r>
-        <w:rPr>
-          <w:b/>
-        </w:rPr>
-        <w:t>.</w:t>
       </w:r>
       <w:bookmarkStart w:id="0" w:name="_GoBack"/>
       <w:bookmarkEnd w:id="0"/>

--- a/Group5_Report_Stage1.docx
+++ b/Group5_Report_Stage1.docx
@@ -30,6 +30,12 @@
           <w:b/>
         </w:rPr>
         <w:t>Môn học: Nhập môn phân tích dữ liệu và A.I</w:t>
+      </w:r>
+      <w:r>
+        <w:rPr>
+          <w:b/>
+        </w:rPr>
+        <w:t>.</w:t>
       </w:r>
       <w:bookmarkStart w:id="0" w:name="_GoBack"/>
       <w:bookmarkEnd w:id="0"/>

--- a/Group5_Report_Stage1.docx
+++ b/Group5_Report_Stage1.docx
@@ -31,14 +31,6 @@
         </w:rPr>
         <w:t>Môn học: Nhập môn phân tích dữ liệu và A.I</w:t>
       </w:r>
-      <w:r>
-        <w:rPr>
-          <w:b/>
-        </w:rPr>
-        <w:t>.</w:t>
-      </w:r>
-      <w:bookmarkStart w:id="0" w:name="_GoBack"/>
-      <w:bookmarkEnd w:id="0"/>
     </w:p>
     <w:p>
       <w:pPr>
@@ -56,15 +48,7 @@
           <w:sz w:val="24"/>
           <w:szCs w:val="24"/>
         </w:rPr>
-        <w:t>Mã Số Học Phần</w:t>
-      </w:r>
-      <w:r>
-        <w:rPr>
-          <w:b w:val="0"/>
-          <w:sz w:val="24"/>
-          <w:szCs w:val="24"/>
-        </w:rPr>
-        <w:t xml:space="preserve">: 429701758301 </w:t>
+        <w:t xml:space="preserve">Mã Số Học Phần: 429701758301 </w:t>
       </w:r>
     </w:p>
     <w:p>
@@ -95,6 +79,13 @@
         <w:tc>
           <w:tcPr>
             <w:tcW w:w="3192" w:type="dxa"/>
+            <w:tcBorders>
+              <w:top w:val="single" w:sz="4" w:space="0" w:color="auto"/>
+              <w:left w:val="single" w:sz="4" w:space="0" w:color="auto"/>
+              <w:bottom w:val="single" w:sz="4" w:space="0" w:color="auto"/>
+              <w:right w:val="single" w:sz="4" w:space="0" w:color="auto"/>
+            </w:tcBorders>
+            <w:hideMark/>
           </w:tcPr>
           <w:p>
             <w:r>
@@ -105,6 +96,13 @@
         <w:tc>
           <w:tcPr>
             <w:tcW w:w="3192" w:type="dxa"/>
+            <w:tcBorders>
+              <w:top w:val="single" w:sz="4" w:space="0" w:color="auto"/>
+              <w:left w:val="single" w:sz="4" w:space="0" w:color="auto"/>
+              <w:bottom w:val="single" w:sz="4" w:space="0" w:color="auto"/>
+              <w:right w:val="single" w:sz="4" w:space="0" w:color="auto"/>
+            </w:tcBorders>
+            <w:hideMark/>
           </w:tcPr>
           <w:p>
             <w:r>
@@ -115,6 +113,13 @@
         <w:tc>
           <w:tcPr>
             <w:tcW w:w="3192" w:type="dxa"/>
+            <w:tcBorders>
+              <w:top w:val="single" w:sz="4" w:space="0" w:color="auto"/>
+              <w:left w:val="single" w:sz="4" w:space="0" w:color="auto"/>
+              <w:bottom w:val="single" w:sz="4" w:space="0" w:color="auto"/>
+              <w:right w:val="single" w:sz="4" w:space="0" w:color="auto"/>
+            </w:tcBorders>
+            <w:hideMark/>
           </w:tcPr>
           <w:p>
             <w:r>
@@ -127,6 +132,13 @@
         <w:tc>
           <w:tcPr>
             <w:tcW w:w="3192" w:type="dxa"/>
+            <w:tcBorders>
+              <w:top w:val="single" w:sz="4" w:space="0" w:color="auto"/>
+              <w:left w:val="single" w:sz="4" w:space="0" w:color="auto"/>
+              <w:bottom w:val="single" w:sz="4" w:space="0" w:color="auto"/>
+              <w:right w:val="single" w:sz="4" w:space="0" w:color="auto"/>
+            </w:tcBorders>
+            <w:hideMark/>
           </w:tcPr>
           <w:p>
             <w:r>
@@ -137,6 +149,13 @@
         <w:tc>
           <w:tcPr>
             <w:tcW w:w="3192" w:type="dxa"/>
+            <w:tcBorders>
+              <w:top w:val="single" w:sz="4" w:space="0" w:color="auto"/>
+              <w:left w:val="single" w:sz="4" w:space="0" w:color="auto"/>
+              <w:bottom w:val="single" w:sz="4" w:space="0" w:color="auto"/>
+              <w:right w:val="single" w:sz="4" w:space="0" w:color="auto"/>
+            </w:tcBorders>
+            <w:hideMark/>
           </w:tcPr>
           <w:p>
             <w:r>
@@ -147,6 +166,13 @@
         <w:tc>
           <w:tcPr>
             <w:tcW w:w="3192" w:type="dxa"/>
+            <w:tcBorders>
+              <w:top w:val="single" w:sz="4" w:space="0" w:color="auto"/>
+              <w:left w:val="single" w:sz="4" w:space="0" w:color="auto"/>
+              <w:bottom w:val="single" w:sz="4" w:space="0" w:color="auto"/>
+              <w:right w:val="single" w:sz="4" w:space="0" w:color="auto"/>
+            </w:tcBorders>
+            <w:hideMark/>
           </w:tcPr>
           <w:p>
             <w:r>
@@ -159,6 +185,13 @@
         <w:tc>
           <w:tcPr>
             <w:tcW w:w="3192" w:type="dxa"/>
+            <w:tcBorders>
+              <w:top w:val="single" w:sz="4" w:space="0" w:color="auto"/>
+              <w:left w:val="single" w:sz="4" w:space="0" w:color="auto"/>
+              <w:bottom w:val="single" w:sz="4" w:space="0" w:color="auto"/>
+              <w:right w:val="single" w:sz="4" w:space="0" w:color="auto"/>
+            </w:tcBorders>
+            <w:hideMark/>
           </w:tcPr>
           <w:p>
             <w:r>
@@ -169,6 +202,13 @@
         <w:tc>
           <w:tcPr>
             <w:tcW w:w="3192" w:type="dxa"/>
+            <w:tcBorders>
+              <w:top w:val="single" w:sz="4" w:space="0" w:color="auto"/>
+              <w:left w:val="single" w:sz="4" w:space="0" w:color="auto"/>
+              <w:bottom w:val="single" w:sz="4" w:space="0" w:color="auto"/>
+              <w:right w:val="single" w:sz="4" w:space="0" w:color="auto"/>
+            </w:tcBorders>
+            <w:hideMark/>
           </w:tcPr>
           <w:p>
             <w:r>
@@ -179,6 +219,13 @@
         <w:tc>
           <w:tcPr>
             <w:tcW w:w="3192" w:type="dxa"/>
+            <w:tcBorders>
+              <w:top w:val="single" w:sz="4" w:space="0" w:color="auto"/>
+              <w:left w:val="single" w:sz="4" w:space="0" w:color="auto"/>
+              <w:bottom w:val="single" w:sz="4" w:space="0" w:color="auto"/>
+              <w:right w:val="single" w:sz="4" w:space="0" w:color="auto"/>
+            </w:tcBorders>
+            <w:hideMark/>
           </w:tcPr>
           <w:p>
             <w:r>
@@ -191,6 +238,13 @@
         <w:tc>
           <w:tcPr>
             <w:tcW w:w="3192" w:type="dxa"/>
+            <w:tcBorders>
+              <w:top w:val="single" w:sz="4" w:space="0" w:color="auto"/>
+              <w:left w:val="single" w:sz="4" w:space="0" w:color="auto"/>
+              <w:bottom w:val="single" w:sz="4" w:space="0" w:color="auto"/>
+              <w:right w:val="single" w:sz="4" w:space="0" w:color="auto"/>
+            </w:tcBorders>
+            <w:hideMark/>
           </w:tcPr>
           <w:p>
             <w:r>
@@ -201,6 +255,13 @@
         <w:tc>
           <w:tcPr>
             <w:tcW w:w="3192" w:type="dxa"/>
+            <w:tcBorders>
+              <w:top w:val="single" w:sz="4" w:space="0" w:color="auto"/>
+              <w:left w:val="single" w:sz="4" w:space="0" w:color="auto"/>
+              <w:bottom w:val="single" w:sz="4" w:space="0" w:color="auto"/>
+              <w:right w:val="single" w:sz="4" w:space="0" w:color="auto"/>
+            </w:tcBorders>
+            <w:hideMark/>
           </w:tcPr>
           <w:p>
             <w:r>
@@ -211,6 +272,13 @@
         <w:tc>
           <w:tcPr>
             <w:tcW w:w="3192" w:type="dxa"/>
+            <w:tcBorders>
+              <w:top w:val="single" w:sz="4" w:space="0" w:color="auto"/>
+              <w:left w:val="single" w:sz="4" w:space="0" w:color="auto"/>
+              <w:bottom w:val="single" w:sz="4" w:space="0" w:color="auto"/>
+              <w:right w:val="single" w:sz="4" w:space="0" w:color="auto"/>
+            </w:tcBorders>
+            <w:hideMark/>
           </w:tcPr>
           <w:p>
             <w:r>
@@ -223,6 +291,13 @@
         <w:tc>
           <w:tcPr>
             <w:tcW w:w="3192" w:type="dxa"/>
+            <w:tcBorders>
+              <w:top w:val="single" w:sz="4" w:space="0" w:color="auto"/>
+              <w:left w:val="single" w:sz="4" w:space="0" w:color="auto"/>
+              <w:bottom w:val="single" w:sz="4" w:space="0" w:color="auto"/>
+              <w:right w:val="single" w:sz="4" w:space="0" w:color="auto"/>
+            </w:tcBorders>
+            <w:hideMark/>
           </w:tcPr>
           <w:p>
             <w:r>
@@ -233,12 +308,25 @@
         <w:tc>
           <w:tcPr>
             <w:tcW w:w="3192" w:type="dxa"/>
+            <w:tcBorders>
+              <w:top w:val="single" w:sz="4" w:space="0" w:color="auto"/>
+              <w:left w:val="single" w:sz="4" w:space="0" w:color="auto"/>
+              <w:bottom w:val="single" w:sz="4" w:space="0" w:color="auto"/>
+              <w:right w:val="single" w:sz="4" w:space="0" w:color="auto"/>
+            </w:tcBorders>
           </w:tcPr>
           <w:p/>
         </w:tc>
         <w:tc>
           <w:tcPr>
             <w:tcW w:w="3192" w:type="dxa"/>
+            <w:tcBorders>
+              <w:top w:val="single" w:sz="4" w:space="0" w:color="auto"/>
+              <w:left w:val="single" w:sz="4" w:space="0" w:color="auto"/>
+              <w:bottom w:val="single" w:sz="4" w:space="0" w:color="auto"/>
+              <w:right w:val="single" w:sz="4" w:space="0" w:color="auto"/>
+            </w:tcBorders>
+            <w:hideMark/>
           </w:tcPr>
           <w:p>
             <w:r>
@@ -251,6 +339,13 @@
         <w:tc>
           <w:tcPr>
             <w:tcW w:w="3192" w:type="dxa"/>
+            <w:tcBorders>
+              <w:top w:val="single" w:sz="4" w:space="0" w:color="auto"/>
+              <w:left w:val="single" w:sz="4" w:space="0" w:color="auto"/>
+              <w:bottom w:val="single" w:sz="4" w:space="0" w:color="auto"/>
+              <w:right w:val="single" w:sz="4" w:space="0" w:color="auto"/>
+            </w:tcBorders>
+            <w:hideMark/>
           </w:tcPr>
           <w:p>
             <w:r>
@@ -261,6 +356,13 @@
         <w:tc>
           <w:tcPr>
             <w:tcW w:w="3192" w:type="dxa"/>
+            <w:tcBorders>
+              <w:top w:val="single" w:sz="4" w:space="0" w:color="auto"/>
+              <w:left w:val="single" w:sz="4" w:space="0" w:color="auto"/>
+              <w:bottom w:val="single" w:sz="4" w:space="0" w:color="auto"/>
+              <w:right w:val="single" w:sz="4" w:space="0" w:color="auto"/>
+            </w:tcBorders>
+            <w:hideMark/>
           </w:tcPr>
           <w:p>
             <w:r>
@@ -271,6 +373,13 @@
         <w:tc>
           <w:tcPr>
             <w:tcW w:w="3192" w:type="dxa"/>
+            <w:tcBorders>
+              <w:top w:val="single" w:sz="4" w:space="0" w:color="auto"/>
+              <w:left w:val="single" w:sz="4" w:space="0" w:color="auto"/>
+              <w:bottom w:val="single" w:sz="4" w:space="0" w:color="auto"/>
+              <w:right w:val="single" w:sz="4" w:space="0" w:color="auto"/>
+            </w:tcBorders>
+            <w:hideMark/>
           </w:tcPr>
           <w:p>
             <w:r>
@@ -449,6 +558,13 @@
         <w:tc>
           <w:tcPr>
             <w:tcW w:w="4788" w:type="dxa"/>
+            <w:tcBorders>
+              <w:top w:val="single" w:sz="4" w:space="0" w:color="auto"/>
+              <w:left w:val="single" w:sz="4" w:space="0" w:color="auto"/>
+              <w:bottom w:val="single" w:sz="4" w:space="0" w:color="auto"/>
+              <w:right w:val="single" w:sz="4" w:space="0" w:color="auto"/>
+            </w:tcBorders>
+            <w:hideMark/>
           </w:tcPr>
           <w:p>
             <w:pPr>
@@ -463,6 +579,13 @@
         <w:tc>
           <w:tcPr>
             <w:tcW w:w="4788" w:type="dxa"/>
+            <w:tcBorders>
+              <w:top w:val="single" w:sz="4" w:space="0" w:color="auto"/>
+              <w:left w:val="single" w:sz="4" w:space="0" w:color="auto"/>
+              <w:bottom w:val="single" w:sz="4" w:space="0" w:color="auto"/>
+              <w:right w:val="single" w:sz="4" w:space="0" w:color="auto"/>
+            </w:tcBorders>
+            <w:hideMark/>
           </w:tcPr>
           <w:p>
             <w:pPr>
@@ -478,6 +601,13 @@
         <w:tc>
           <w:tcPr>
             <w:tcW w:w="4788" w:type="dxa"/>
+            <w:tcBorders>
+              <w:top w:val="single" w:sz="4" w:space="0" w:color="auto"/>
+              <w:left w:val="single" w:sz="4" w:space="0" w:color="auto"/>
+              <w:bottom w:val="single" w:sz="4" w:space="0" w:color="auto"/>
+              <w:right w:val="single" w:sz="4" w:space="0" w:color="auto"/>
+            </w:tcBorders>
+            <w:hideMark/>
           </w:tcPr>
           <w:p>
             <w:pPr>
@@ -491,6 +621,13 @@
         <w:tc>
           <w:tcPr>
             <w:tcW w:w="4788" w:type="dxa"/>
+            <w:tcBorders>
+              <w:top w:val="single" w:sz="4" w:space="0" w:color="auto"/>
+              <w:left w:val="single" w:sz="4" w:space="0" w:color="auto"/>
+              <w:bottom w:val="single" w:sz="4" w:space="0" w:color="auto"/>
+              <w:right w:val="single" w:sz="4" w:space="0" w:color="auto"/>
+            </w:tcBorders>
+            <w:hideMark/>
           </w:tcPr>
           <w:p>
             <w:pPr>
@@ -506,6 +643,13 @@
         <w:tc>
           <w:tcPr>
             <w:tcW w:w="4788" w:type="dxa"/>
+            <w:tcBorders>
+              <w:top w:val="single" w:sz="4" w:space="0" w:color="auto"/>
+              <w:left w:val="single" w:sz="4" w:space="0" w:color="auto"/>
+              <w:bottom w:val="single" w:sz="4" w:space="0" w:color="auto"/>
+              <w:right w:val="single" w:sz="4" w:space="0" w:color="auto"/>
+            </w:tcBorders>
+            <w:hideMark/>
           </w:tcPr>
           <w:p>
             <w:pPr>
@@ -519,6 +663,13 @@
         <w:tc>
           <w:tcPr>
             <w:tcW w:w="4788" w:type="dxa"/>
+            <w:tcBorders>
+              <w:top w:val="single" w:sz="4" w:space="0" w:color="auto"/>
+              <w:left w:val="single" w:sz="4" w:space="0" w:color="auto"/>
+              <w:bottom w:val="single" w:sz="4" w:space="0" w:color="auto"/>
+              <w:right w:val="single" w:sz="4" w:space="0" w:color="auto"/>
+            </w:tcBorders>
+            <w:hideMark/>
           </w:tcPr>
           <w:p>
             <w:pPr>
@@ -534,6 +685,13 @@
         <w:tc>
           <w:tcPr>
             <w:tcW w:w="4788" w:type="dxa"/>
+            <w:tcBorders>
+              <w:top w:val="single" w:sz="4" w:space="0" w:color="auto"/>
+              <w:left w:val="single" w:sz="4" w:space="0" w:color="auto"/>
+              <w:bottom w:val="single" w:sz="4" w:space="0" w:color="auto"/>
+              <w:right w:val="single" w:sz="4" w:space="0" w:color="auto"/>
+            </w:tcBorders>
+            <w:hideMark/>
           </w:tcPr>
           <w:p>
             <w:pPr>
@@ -547,6 +705,13 @@
         <w:tc>
           <w:tcPr>
             <w:tcW w:w="4788" w:type="dxa"/>
+            <w:tcBorders>
+              <w:top w:val="single" w:sz="4" w:space="0" w:color="auto"/>
+              <w:left w:val="single" w:sz="4" w:space="0" w:color="auto"/>
+              <w:bottom w:val="single" w:sz="4" w:space="0" w:color="auto"/>
+              <w:right w:val="single" w:sz="4" w:space="0" w:color="auto"/>
+            </w:tcBorders>
+            <w:hideMark/>
           </w:tcPr>
           <w:p>
             <w:pPr>
@@ -562,6 +727,13 @@
         <w:tc>
           <w:tcPr>
             <w:tcW w:w="4788" w:type="dxa"/>
+            <w:tcBorders>
+              <w:top w:val="single" w:sz="4" w:space="0" w:color="auto"/>
+              <w:left w:val="single" w:sz="4" w:space="0" w:color="auto"/>
+              <w:bottom w:val="single" w:sz="4" w:space="0" w:color="auto"/>
+              <w:right w:val="single" w:sz="4" w:space="0" w:color="auto"/>
+            </w:tcBorders>
+            <w:hideMark/>
           </w:tcPr>
           <w:p>
             <w:pPr>
@@ -575,6 +747,13 @@
         <w:tc>
           <w:tcPr>
             <w:tcW w:w="4788" w:type="dxa"/>
+            <w:tcBorders>
+              <w:top w:val="single" w:sz="4" w:space="0" w:color="auto"/>
+              <w:left w:val="single" w:sz="4" w:space="0" w:color="auto"/>
+              <w:bottom w:val="single" w:sz="4" w:space="0" w:color="auto"/>
+              <w:right w:val="single" w:sz="4" w:space="0" w:color="auto"/>
+            </w:tcBorders>
+            <w:hideMark/>
           </w:tcPr>
           <w:p>
             <w:pPr>
@@ -590,6 +769,13 @@
         <w:tc>
           <w:tcPr>
             <w:tcW w:w="4788" w:type="dxa"/>
+            <w:tcBorders>
+              <w:top w:val="single" w:sz="4" w:space="0" w:color="auto"/>
+              <w:left w:val="single" w:sz="4" w:space="0" w:color="auto"/>
+              <w:bottom w:val="single" w:sz="4" w:space="0" w:color="auto"/>
+              <w:right w:val="single" w:sz="4" w:space="0" w:color="auto"/>
+            </w:tcBorders>
+            <w:hideMark/>
           </w:tcPr>
           <w:p>
             <w:pPr>
@@ -603,6 +789,13 @@
         <w:tc>
           <w:tcPr>
             <w:tcW w:w="4788" w:type="dxa"/>
+            <w:tcBorders>
+              <w:top w:val="single" w:sz="4" w:space="0" w:color="auto"/>
+              <w:left w:val="single" w:sz="4" w:space="0" w:color="auto"/>
+              <w:bottom w:val="single" w:sz="4" w:space="0" w:color="auto"/>
+              <w:right w:val="single" w:sz="4" w:space="0" w:color="auto"/>
+            </w:tcBorders>
+            <w:hideMark/>
           </w:tcPr>
           <w:p>
             <w:pPr>
@@ -618,6 +811,13 @@
         <w:tc>
           <w:tcPr>
             <w:tcW w:w="4788" w:type="dxa"/>
+            <w:tcBorders>
+              <w:top w:val="single" w:sz="4" w:space="0" w:color="auto"/>
+              <w:left w:val="single" w:sz="4" w:space="0" w:color="auto"/>
+              <w:bottom w:val="single" w:sz="4" w:space="0" w:color="auto"/>
+              <w:right w:val="single" w:sz="4" w:space="0" w:color="auto"/>
+            </w:tcBorders>
+            <w:hideMark/>
           </w:tcPr>
           <w:p>
             <w:pPr>
@@ -631,6 +831,13 @@
         <w:tc>
           <w:tcPr>
             <w:tcW w:w="4788" w:type="dxa"/>
+            <w:tcBorders>
+              <w:top w:val="single" w:sz="4" w:space="0" w:color="auto"/>
+              <w:left w:val="single" w:sz="4" w:space="0" w:color="auto"/>
+              <w:bottom w:val="single" w:sz="4" w:space="0" w:color="auto"/>
+              <w:right w:val="single" w:sz="4" w:space="0" w:color="auto"/>
+            </w:tcBorders>
+            <w:hideMark/>
           </w:tcPr>
           <w:p>
             <w:pPr>
@@ -646,6 +853,13 @@
         <w:tc>
           <w:tcPr>
             <w:tcW w:w="4788" w:type="dxa"/>
+            <w:tcBorders>
+              <w:top w:val="single" w:sz="4" w:space="0" w:color="auto"/>
+              <w:left w:val="single" w:sz="4" w:space="0" w:color="auto"/>
+              <w:bottom w:val="single" w:sz="4" w:space="0" w:color="auto"/>
+              <w:right w:val="single" w:sz="4" w:space="0" w:color="auto"/>
+            </w:tcBorders>
+            <w:hideMark/>
           </w:tcPr>
           <w:p>
             <w:pPr>
@@ -659,6 +873,13 @@
         <w:tc>
           <w:tcPr>
             <w:tcW w:w="4788" w:type="dxa"/>
+            <w:tcBorders>
+              <w:top w:val="single" w:sz="4" w:space="0" w:color="auto"/>
+              <w:left w:val="single" w:sz="4" w:space="0" w:color="auto"/>
+              <w:bottom w:val="single" w:sz="4" w:space="0" w:color="auto"/>
+              <w:right w:val="single" w:sz="4" w:space="0" w:color="auto"/>
+            </w:tcBorders>
+            <w:hideMark/>
           </w:tcPr>
           <w:p>
             <w:pPr>
@@ -694,6 +915,13 @@
         <w:tc>
           <w:tcPr>
             <w:tcW w:w="3223" w:type="dxa"/>
+            <w:tcBorders>
+              <w:top w:val="single" w:sz="4" w:space="0" w:color="auto"/>
+              <w:left w:val="single" w:sz="4" w:space="0" w:color="auto"/>
+              <w:bottom w:val="single" w:sz="4" w:space="0" w:color="auto"/>
+              <w:right w:val="single" w:sz="4" w:space="0" w:color="auto"/>
+            </w:tcBorders>
+            <w:hideMark/>
           </w:tcPr>
           <w:p>
             <w:pPr>
@@ -707,6 +935,13 @@
         <w:tc>
           <w:tcPr>
             <w:tcW w:w="3289" w:type="dxa"/>
+            <w:tcBorders>
+              <w:top w:val="single" w:sz="4" w:space="0" w:color="auto"/>
+              <w:left w:val="single" w:sz="4" w:space="0" w:color="auto"/>
+              <w:bottom w:val="single" w:sz="4" w:space="0" w:color="auto"/>
+              <w:right w:val="single" w:sz="4" w:space="0" w:color="auto"/>
+            </w:tcBorders>
+            <w:hideMark/>
           </w:tcPr>
           <w:p>
             <w:pPr>
@@ -720,6 +955,13 @@
         <w:tc>
           <w:tcPr>
             <w:tcW w:w="3064" w:type="dxa"/>
+            <w:tcBorders>
+              <w:top w:val="single" w:sz="4" w:space="0" w:color="auto"/>
+              <w:left w:val="single" w:sz="4" w:space="0" w:color="auto"/>
+              <w:bottom w:val="single" w:sz="4" w:space="0" w:color="auto"/>
+              <w:right w:val="single" w:sz="4" w:space="0" w:color="auto"/>
+            </w:tcBorders>
+            <w:hideMark/>
           </w:tcPr>
           <w:p>
             <w:pPr>
@@ -735,6 +977,13 @@
         <w:tc>
           <w:tcPr>
             <w:tcW w:w="3223" w:type="dxa"/>
+            <w:tcBorders>
+              <w:top w:val="single" w:sz="4" w:space="0" w:color="auto"/>
+              <w:left w:val="single" w:sz="4" w:space="0" w:color="auto"/>
+              <w:bottom w:val="single" w:sz="4" w:space="0" w:color="auto"/>
+              <w:right w:val="single" w:sz="4" w:space="0" w:color="auto"/>
+            </w:tcBorders>
+            <w:hideMark/>
           </w:tcPr>
           <w:p>
             <w:pPr>
@@ -748,6 +997,13 @@
         <w:tc>
           <w:tcPr>
             <w:tcW w:w="3289" w:type="dxa"/>
+            <w:tcBorders>
+              <w:top w:val="single" w:sz="4" w:space="0" w:color="auto"/>
+              <w:left w:val="single" w:sz="4" w:space="0" w:color="auto"/>
+              <w:bottom w:val="single" w:sz="4" w:space="0" w:color="auto"/>
+              <w:right w:val="single" w:sz="4" w:space="0" w:color="auto"/>
+            </w:tcBorders>
+            <w:hideMark/>
           </w:tcPr>
           <w:p>
             <w:pPr>
@@ -761,6 +1017,13 @@
         <w:tc>
           <w:tcPr>
             <w:tcW w:w="3064" w:type="dxa"/>
+            <w:tcBorders>
+              <w:top w:val="single" w:sz="4" w:space="0" w:color="auto"/>
+              <w:left w:val="single" w:sz="4" w:space="0" w:color="auto"/>
+              <w:bottom w:val="single" w:sz="4" w:space="0" w:color="auto"/>
+              <w:right w:val="single" w:sz="4" w:space="0" w:color="auto"/>
+            </w:tcBorders>
+            <w:hideMark/>
           </w:tcPr>
           <w:p>
             <w:pPr>
@@ -776,6 +1039,13 @@
         <w:tc>
           <w:tcPr>
             <w:tcW w:w="3223" w:type="dxa"/>
+            <w:tcBorders>
+              <w:top w:val="single" w:sz="4" w:space="0" w:color="auto"/>
+              <w:left w:val="single" w:sz="4" w:space="0" w:color="auto"/>
+              <w:bottom w:val="single" w:sz="4" w:space="0" w:color="auto"/>
+              <w:right w:val="single" w:sz="4" w:space="0" w:color="auto"/>
+            </w:tcBorders>
+            <w:hideMark/>
           </w:tcPr>
           <w:p>
             <w:pPr>
@@ -789,17 +1059,17 @@
         <w:tc>
           <w:tcPr>
             <w:tcW w:w="3289" w:type="dxa"/>
+            <w:tcBorders>
+              <w:top w:val="single" w:sz="4" w:space="0" w:color="auto"/>
+              <w:left w:val="single" w:sz="4" w:space="0" w:color="auto"/>
+              <w:bottom w:val="single" w:sz="4" w:space="0" w:color="auto"/>
+              <w:right w:val="single" w:sz="4" w:space="0" w:color="auto"/>
+            </w:tcBorders>
           </w:tcPr>
           <w:tbl>
             <w:tblPr>
               <w:tblW w:w="0" w:type="auto"/>
               <w:tblCellSpacing w:w="15" w:type="dxa"/>
-              <w:tblCellMar>
-                <w:top w:w="15" w:type="dxa"/>
-                <w:left w:w="15" w:type="dxa"/>
-                <w:bottom w:w="15" w:type="dxa"/>
-                <w:right w:w="15" w:type="dxa"/>
-              </w:tblCellMar>
               <w:tblLook w:val="04A0" w:firstRow="1" w:lastRow="0" w:firstColumn="1" w:lastColumn="0" w:noHBand="0" w:noVBand="1"/>
             </w:tblPr>
             <w:tblGrid>
@@ -812,17 +1082,16 @@
               <w:tc>
                 <w:tcPr>
                   <w:tcW w:w="0" w:type="auto"/>
+                  <w:tcMar>
+                    <w:top w:w="15" w:type="dxa"/>
+                    <w:left w:w="15" w:type="dxa"/>
+                    <w:bottom w:w="15" w:type="dxa"/>
+                    <w:right w:w="15" w:type="dxa"/>
+                  </w:tcMar>
                   <w:vAlign w:val="center"/>
                   <w:hideMark/>
                 </w:tcPr>
-                <w:p>
-                  <w:pPr>
-                    <w:spacing w:after="0" w:line="240" w:lineRule="auto"/>
-                    <w:rPr>
-                      <w:rFonts w:eastAsia="Times New Roman"/>
-                    </w:rPr>
-                  </w:pPr>
-                </w:p>
+                <w:p/>
               </w:tc>
             </w:tr>
           </w:tbl>
@@ -838,12 +1107,6 @@
             <w:tblPr>
               <w:tblW w:w="0" w:type="auto"/>
               <w:tblCellSpacing w:w="15" w:type="dxa"/>
-              <w:tblCellMar>
-                <w:top w:w="15" w:type="dxa"/>
-                <w:left w:w="15" w:type="dxa"/>
-                <w:bottom w:w="15" w:type="dxa"/>
-                <w:right w:w="15" w:type="dxa"/>
-              </w:tblCellMar>
               <w:tblLook w:val="04A0" w:firstRow="1" w:lastRow="0" w:firstColumn="1" w:lastColumn="0" w:noHBand="0" w:noVBand="1"/>
             </w:tblPr>
             <w:tblGrid>
@@ -856,6 +1119,12 @@
               <w:tc>
                 <w:tcPr>
                   <w:tcW w:w="0" w:type="auto"/>
+                  <w:tcMar>
+                    <w:top w:w="15" w:type="dxa"/>
+                    <w:left w:w="15" w:type="dxa"/>
+                    <w:bottom w:w="15" w:type="dxa"/>
+                    <w:right w:w="15" w:type="dxa"/>
+                  </w:tcMar>
                   <w:vAlign w:val="center"/>
                   <w:hideMark/>
                 </w:tcPr>
@@ -885,6 +1154,13 @@
         <w:tc>
           <w:tcPr>
             <w:tcW w:w="3064" w:type="dxa"/>
+            <w:tcBorders>
+              <w:top w:val="single" w:sz="4" w:space="0" w:color="auto"/>
+              <w:left w:val="single" w:sz="4" w:space="0" w:color="auto"/>
+              <w:bottom w:val="single" w:sz="4" w:space="0" w:color="auto"/>
+              <w:right w:val="single" w:sz="4" w:space="0" w:color="auto"/>
+            </w:tcBorders>
+            <w:hideMark/>
           </w:tcPr>
           <w:p>
             <w:pPr>
@@ -900,6 +1176,13 @@
         <w:tc>
           <w:tcPr>
             <w:tcW w:w="3223" w:type="dxa"/>
+            <w:tcBorders>
+              <w:top w:val="single" w:sz="4" w:space="0" w:color="auto"/>
+              <w:left w:val="single" w:sz="4" w:space="0" w:color="auto"/>
+              <w:bottom w:val="single" w:sz="4" w:space="0" w:color="auto"/>
+              <w:right w:val="single" w:sz="4" w:space="0" w:color="auto"/>
+            </w:tcBorders>
+            <w:hideMark/>
           </w:tcPr>
           <w:p>
             <w:pPr>
@@ -913,6 +1196,13 @@
         <w:tc>
           <w:tcPr>
             <w:tcW w:w="3289" w:type="dxa"/>
+            <w:tcBorders>
+              <w:top w:val="single" w:sz="4" w:space="0" w:color="auto"/>
+              <w:left w:val="single" w:sz="4" w:space="0" w:color="auto"/>
+              <w:bottom w:val="single" w:sz="4" w:space="0" w:color="auto"/>
+              <w:right w:val="single" w:sz="4" w:space="0" w:color="auto"/>
+            </w:tcBorders>
+            <w:hideMark/>
           </w:tcPr>
           <w:p>
             <w:pPr>
@@ -926,6 +1216,13 @@
         <w:tc>
           <w:tcPr>
             <w:tcW w:w="3064" w:type="dxa"/>
+            <w:tcBorders>
+              <w:top w:val="single" w:sz="4" w:space="0" w:color="auto"/>
+              <w:left w:val="single" w:sz="4" w:space="0" w:color="auto"/>
+              <w:bottom w:val="single" w:sz="4" w:space="0" w:color="auto"/>
+              <w:right w:val="single" w:sz="4" w:space="0" w:color="auto"/>
+            </w:tcBorders>
+            <w:hideMark/>
           </w:tcPr>
           <w:p>
             <w:pPr>
@@ -941,6 +1238,13 @@
         <w:tc>
           <w:tcPr>
             <w:tcW w:w="3223" w:type="dxa"/>
+            <w:tcBorders>
+              <w:top w:val="single" w:sz="4" w:space="0" w:color="auto"/>
+              <w:left w:val="single" w:sz="4" w:space="0" w:color="auto"/>
+              <w:bottom w:val="single" w:sz="4" w:space="0" w:color="auto"/>
+              <w:right w:val="single" w:sz="4" w:space="0" w:color="auto"/>
+            </w:tcBorders>
+            <w:hideMark/>
           </w:tcPr>
           <w:p>
             <w:pPr>
@@ -954,6 +1258,13 @@
         <w:tc>
           <w:tcPr>
             <w:tcW w:w="3289" w:type="dxa"/>
+            <w:tcBorders>
+              <w:top w:val="single" w:sz="4" w:space="0" w:color="auto"/>
+              <w:left w:val="single" w:sz="4" w:space="0" w:color="auto"/>
+              <w:bottom w:val="single" w:sz="4" w:space="0" w:color="auto"/>
+              <w:right w:val="single" w:sz="4" w:space="0" w:color="auto"/>
+            </w:tcBorders>
+            <w:hideMark/>
           </w:tcPr>
           <w:p>
             <w:pPr>
@@ -967,6 +1278,13 @@
         <w:tc>
           <w:tcPr>
             <w:tcW w:w="3064" w:type="dxa"/>
+            <w:tcBorders>
+              <w:top w:val="single" w:sz="4" w:space="0" w:color="auto"/>
+              <w:left w:val="single" w:sz="4" w:space="0" w:color="auto"/>
+              <w:bottom w:val="single" w:sz="4" w:space="0" w:color="auto"/>
+              <w:right w:val="single" w:sz="4" w:space="0" w:color="auto"/>
+            </w:tcBorders>
+            <w:hideMark/>
           </w:tcPr>
           <w:p>
             <w:pPr>
@@ -982,6 +1300,13 @@
         <w:tc>
           <w:tcPr>
             <w:tcW w:w="3223" w:type="dxa"/>
+            <w:tcBorders>
+              <w:top w:val="single" w:sz="4" w:space="0" w:color="auto"/>
+              <w:left w:val="single" w:sz="4" w:space="0" w:color="auto"/>
+              <w:bottom w:val="single" w:sz="4" w:space="0" w:color="auto"/>
+              <w:right w:val="single" w:sz="4" w:space="0" w:color="auto"/>
+            </w:tcBorders>
+            <w:hideMark/>
           </w:tcPr>
           <w:p>
             <w:pPr>
@@ -995,17 +1320,17 @@
         <w:tc>
           <w:tcPr>
             <w:tcW w:w="3289" w:type="dxa"/>
+            <w:tcBorders>
+              <w:top w:val="single" w:sz="4" w:space="0" w:color="auto"/>
+              <w:left w:val="single" w:sz="4" w:space="0" w:color="auto"/>
+              <w:bottom w:val="single" w:sz="4" w:space="0" w:color="auto"/>
+              <w:right w:val="single" w:sz="4" w:space="0" w:color="auto"/>
+            </w:tcBorders>
           </w:tcPr>
           <w:tbl>
             <w:tblPr>
               <w:tblW w:w="0" w:type="auto"/>
               <w:tblCellSpacing w:w="15" w:type="dxa"/>
-              <w:tblCellMar>
-                <w:top w:w="15" w:type="dxa"/>
-                <w:left w:w="15" w:type="dxa"/>
-                <w:bottom w:w="15" w:type="dxa"/>
-                <w:right w:w="15" w:type="dxa"/>
-              </w:tblCellMar>
               <w:tblLook w:val="04A0" w:firstRow="1" w:lastRow="0" w:firstColumn="1" w:lastColumn="0" w:noHBand="0" w:noVBand="1"/>
             </w:tblPr>
             <w:tblGrid>
@@ -1018,17 +1343,16 @@
               <w:tc>
                 <w:tcPr>
                   <w:tcW w:w="0" w:type="auto"/>
+                  <w:tcMar>
+                    <w:top w:w="15" w:type="dxa"/>
+                    <w:left w:w="15" w:type="dxa"/>
+                    <w:bottom w:w="15" w:type="dxa"/>
+                    <w:right w:w="15" w:type="dxa"/>
+                  </w:tcMar>
                   <w:vAlign w:val="center"/>
                   <w:hideMark/>
                 </w:tcPr>
-                <w:p>
-                  <w:pPr>
-                    <w:spacing w:after="0" w:line="240" w:lineRule="auto"/>
-                    <w:rPr>
-                      <w:rFonts w:eastAsia="Times New Roman"/>
-                    </w:rPr>
-                  </w:pPr>
-                </w:p>
+                <w:p/>
               </w:tc>
             </w:tr>
           </w:tbl>
@@ -1044,12 +1368,6 @@
             <w:tblPr>
               <w:tblW w:w="0" w:type="auto"/>
               <w:tblCellSpacing w:w="15" w:type="dxa"/>
-              <w:tblCellMar>
-                <w:top w:w="15" w:type="dxa"/>
-                <w:left w:w="15" w:type="dxa"/>
-                <w:bottom w:w="15" w:type="dxa"/>
-                <w:right w:w="15" w:type="dxa"/>
-              </w:tblCellMar>
               <w:tblLook w:val="04A0" w:firstRow="1" w:lastRow="0" w:firstColumn="1" w:lastColumn="0" w:noHBand="0" w:noVBand="1"/>
             </w:tblPr>
             <w:tblGrid>
@@ -1062,6 +1380,12 @@
               <w:tc>
                 <w:tcPr>
                   <w:tcW w:w="0" w:type="auto"/>
+                  <w:tcMar>
+                    <w:top w:w="15" w:type="dxa"/>
+                    <w:left w:w="15" w:type="dxa"/>
+                    <w:bottom w:w="15" w:type="dxa"/>
+                    <w:right w:w="15" w:type="dxa"/>
+                  </w:tcMar>
                   <w:vAlign w:val="center"/>
                   <w:hideMark/>
                 </w:tcPr>
@@ -1091,6 +1415,13 @@
         <w:tc>
           <w:tcPr>
             <w:tcW w:w="3064" w:type="dxa"/>
+            <w:tcBorders>
+              <w:top w:val="single" w:sz="4" w:space="0" w:color="auto"/>
+              <w:left w:val="single" w:sz="4" w:space="0" w:color="auto"/>
+              <w:bottom w:val="single" w:sz="4" w:space="0" w:color="auto"/>
+              <w:right w:val="single" w:sz="4" w:space="0" w:color="auto"/>
+            </w:tcBorders>
+            <w:hideMark/>
           </w:tcPr>
           <w:p>
             <w:pPr>
@@ -1106,6 +1437,13 @@
         <w:tc>
           <w:tcPr>
             <w:tcW w:w="3223" w:type="dxa"/>
+            <w:tcBorders>
+              <w:top w:val="single" w:sz="4" w:space="0" w:color="auto"/>
+              <w:left w:val="single" w:sz="4" w:space="0" w:color="auto"/>
+              <w:bottom w:val="single" w:sz="4" w:space="0" w:color="auto"/>
+              <w:right w:val="single" w:sz="4" w:space="0" w:color="auto"/>
+            </w:tcBorders>
+            <w:hideMark/>
           </w:tcPr>
           <w:p>
             <w:pPr>
@@ -1119,6 +1457,13 @@
         <w:tc>
           <w:tcPr>
             <w:tcW w:w="3289" w:type="dxa"/>
+            <w:tcBorders>
+              <w:top w:val="single" w:sz="4" w:space="0" w:color="auto"/>
+              <w:left w:val="single" w:sz="4" w:space="0" w:color="auto"/>
+              <w:bottom w:val="single" w:sz="4" w:space="0" w:color="auto"/>
+              <w:right w:val="single" w:sz="4" w:space="0" w:color="auto"/>
+            </w:tcBorders>
+            <w:hideMark/>
           </w:tcPr>
           <w:p>
             <w:pPr>
@@ -1132,17 +1477,17 @@
         <w:tc>
           <w:tcPr>
             <w:tcW w:w="3064" w:type="dxa"/>
+            <w:tcBorders>
+              <w:top w:val="single" w:sz="4" w:space="0" w:color="auto"/>
+              <w:left w:val="single" w:sz="4" w:space="0" w:color="auto"/>
+              <w:bottom w:val="single" w:sz="4" w:space="0" w:color="auto"/>
+              <w:right w:val="single" w:sz="4" w:space="0" w:color="auto"/>
+            </w:tcBorders>
           </w:tcPr>
           <w:tbl>
             <w:tblPr>
               <w:tblW w:w="0" w:type="auto"/>
               <w:tblCellSpacing w:w="15" w:type="dxa"/>
-              <w:tblCellMar>
-                <w:top w:w="15" w:type="dxa"/>
-                <w:left w:w="15" w:type="dxa"/>
-                <w:bottom w:w="15" w:type="dxa"/>
-                <w:right w:w="15" w:type="dxa"/>
-              </w:tblCellMar>
               <w:tblLook w:val="04A0" w:firstRow="1" w:lastRow="0" w:firstColumn="1" w:lastColumn="0" w:noHBand="0" w:noVBand="1"/>
             </w:tblPr>
             <w:tblGrid>
@@ -1155,17 +1500,16 @@
               <w:tc>
                 <w:tcPr>
                   <w:tcW w:w="0" w:type="auto"/>
+                  <w:tcMar>
+                    <w:top w:w="15" w:type="dxa"/>
+                    <w:left w:w="15" w:type="dxa"/>
+                    <w:bottom w:w="15" w:type="dxa"/>
+                    <w:right w:w="15" w:type="dxa"/>
+                  </w:tcMar>
                   <w:vAlign w:val="center"/>
                   <w:hideMark/>
                 </w:tcPr>
-                <w:p>
-                  <w:pPr>
-                    <w:spacing w:after="0" w:line="240" w:lineRule="auto"/>
-                    <w:rPr>
-                      <w:rFonts w:eastAsia="Times New Roman"/>
-                    </w:rPr>
-                  </w:pPr>
-                </w:p>
+                <w:p/>
               </w:tc>
             </w:tr>
           </w:tbl>
@@ -1181,12 +1525,6 @@
             <w:tblPr>
               <w:tblW w:w="0" w:type="auto"/>
               <w:tblCellSpacing w:w="15" w:type="dxa"/>
-              <w:tblCellMar>
-                <w:top w:w="15" w:type="dxa"/>
-                <w:left w:w="15" w:type="dxa"/>
-                <w:bottom w:w="15" w:type="dxa"/>
-                <w:right w:w="15" w:type="dxa"/>
-              </w:tblCellMar>
               <w:tblLook w:val="04A0" w:firstRow="1" w:lastRow="0" w:firstColumn="1" w:lastColumn="0" w:noHBand="0" w:noVBand="1"/>
             </w:tblPr>
             <w:tblGrid>
@@ -1199,6 +1537,12 @@
               <w:tc>
                 <w:tcPr>
                   <w:tcW w:w="0" w:type="auto"/>
+                  <w:tcMar>
+                    <w:top w:w="15" w:type="dxa"/>
+                    <w:left w:w="15" w:type="dxa"/>
+                    <w:bottom w:w="15" w:type="dxa"/>
+                    <w:right w:w="15" w:type="dxa"/>
+                  </w:tcMar>
                   <w:vAlign w:val="center"/>
                   <w:hideMark/>
                 </w:tcPr>
@@ -1230,6 +1574,13 @@
         <w:tc>
           <w:tcPr>
             <w:tcW w:w="3223" w:type="dxa"/>
+            <w:tcBorders>
+              <w:top w:val="single" w:sz="4" w:space="0" w:color="auto"/>
+              <w:left w:val="single" w:sz="4" w:space="0" w:color="auto"/>
+              <w:bottom w:val="single" w:sz="4" w:space="0" w:color="auto"/>
+              <w:right w:val="single" w:sz="4" w:space="0" w:color="auto"/>
+            </w:tcBorders>
+            <w:hideMark/>
           </w:tcPr>
           <w:p>
             <w:pPr>
@@ -1243,6 +1594,13 @@
         <w:tc>
           <w:tcPr>
             <w:tcW w:w="3289" w:type="dxa"/>
+            <w:tcBorders>
+              <w:top w:val="single" w:sz="4" w:space="0" w:color="auto"/>
+              <w:left w:val="single" w:sz="4" w:space="0" w:color="auto"/>
+              <w:bottom w:val="single" w:sz="4" w:space="0" w:color="auto"/>
+              <w:right w:val="single" w:sz="4" w:space="0" w:color="auto"/>
+            </w:tcBorders>
+            <w:hideMark/>
           </w:tcPr>
           <w:p>
             <w:pPr>
@@ -1256,6 +1614,13 @@
         <w:tc>
           <w:tcPr>
             <w:tcW w:w="3064" w:type="dxa"/>
+            <w:tcBorders>
+              <w:top w:val="single" w:sz="4" w:space="0" w:color="auto"/>
+              <w:left w:val="single" w:sz="4" w:space="0" w:color="auto"/>
+              <w:bottom w:val="single" w:sz="4" w:space="0" w:color="auto"/>
+              <w:right w:val="single" w:sz="4" w:space="0" w:color="auto"/>
+            </w:tcBorders>
+            <w:hideMark/>
           </w:tcPr>
           <w:p>
             <w:pPr>
@@ -1271,6 +1636,13 @@
         <w:tc>
           <w:tcPr>
             <w:tcW w:w="3223" w:type="dxa"/>
+            <w:tcBorders>
+              <w:top w:val="single" w:sz="4" w:space="0" w:color="auto"/>
+              <w:left w:val="single" w:sz="4" w:space="0" w:color="auto"/>
+              <w:bottom w:val="single" w:sz="4" w:space="0" w:color="auto"/>
+              <w:right w:val="single" w:sz="4" w:space="0" w:color="auto"/>
+            </w:tcBorders>
+            <w:hideMark/>
           </w:tcPr>
           <w:p>
             <w:pPr>
@@ -1284,6 +1656,13 @@
         <w:tc>
           <w:tcPr>
             <w:tcW w:w="3289" w:type="dxa"/>
+            <w:tcBorders>
+              <w:top w:val="single" w:sz="4" w:space="0" w:color="auto"/>
+              <w:left w:val="single" w:sz="4" w:space="0" w:color="auto"/>
+              <w:bottom w:val="single" w:sz="4" w:space="0" w:color="auto"/>
+              <w:right w:val="single" w:sz="4" w:space="0" w:color="auto"/>
+            </w:tcBorders>
+            <w:hideMark/>
           </w:tcPr>
           <w:p>
             <w:pPr>
@@ -1297,6 +1676,13 @@
         <w:tc>
           <w:tcPr>
             <w:tcW w:w="3064" w:type="dxa"/>
+            <w:tcBorders>
+              <w:top w:val="single" w:sz="4" w:space="0" w:color="auto"/>
+              <w:left w:val="single" w:sz="4" w:space="0" w:color="auto"/>
+              <w:bottom w:val="single" w:sz="4" w:space="0" w:color="auto"/>
+              <w:right w:val="single" w:sz="4" w:space="0" w:color="auto"/>
+            </w:tcBorders>
+            <w:hideMark/>
           </w:tcPr>
           <w:p>
             <w:pPr>
@@ -1312,6 +1698,13 @@
         <w:tc>
           <w:tcPr>
             <w:tcW w:w="3223" w:type="dxa"/>
+            <w:tcBorders>
+              <w:top w:val="single" w:sz="4" w:space="0" w:color="auto"/>
+              <w:left w:val="single" w:sz="4" w:space="0" w:color="auto"/>
+              <w:bottom w:val="single" w:sz="4" w:space="0" w:color="auto"/>
+              <w:right w:val="single" w:sz="4" w:space="0" w:color="auto"/>
+            </w:tcBorders>
+            <w:hideMark/>
           </w:tcPr>
           <w:p>
             <w:pPr>
@@ -1325,6 +1718,13 @@
         <w:tc>
           <w:tcPr>
             <w:tcW w:w="3289" w:type="dxa"/>
+            <w:tcBorders>
+              <w:top w:val="single" w:sz="4" w:space="0" w:color="auto"/>
+              <w:left w:val="single" w:sz="4" w:space="0" w:color="auto"/>
+              <w:bottom w:val="single" w:sz="4" w:space="0" w:color="auto"/>
+              <w:right w:val="single" w:sz="4" w:space="0" w:color="auto"/>
+            </w:tcBorders>
+            <w:hideMark/>
           </w:tcPr>
           <w:p>
             <w:pPr>
@@ -1338,6 +1738,13 @@
         <w:tc>
           <w:tcPr>
             <w:tcW w:w="3064" w:type="dxa"/>
+            <w:tcBorders>
+              <w:top w:val="single" w:sz="4" w:space="0" w:color="auto"/>
+              <w:left w:val="single" w:sz="4" w:space="0" w:color="auto"/>
+              <w:bottom w:val="single" w:sz="4" w:space="0" w:color="auto"/>
+              <w:right w:val="single" w:sz="4" w:space="0" w:color="auto"/>
+            </w:tcBorders>
+            <w:hideMark/>
           </w:tcPr>
           <w:p>
             <w:pPr>
@@ -1353,6 +1760,13 @@
         <w:tc>
           <w:tcPr>
             <w:tcW w:w="3223" w:type="dxa"/>
+            <w:tcBorders>
+              <w:top w:val="single" w:sz="4" w:space="0" w:color="auto"/>
+              <w:left w:val="single" w:sz="4" w:space="0" w:color="auto"/>
+              <w:bottom w:val="single" w:sz="4" w:space="0" w:color="auto"/>
+              <w:right w:val="single" w:sz="4" w:space="0" w:color="auto"/>
+            </w:tcBorders>
+            <w:hideMark/>
           </w:tcPr>
           <w:p>
             <w:pPr>
@@ -1366,6 +1780,13 @@
         <w:tc>
           <w:tcPr>
             <w:tcW w:w="3289" w:type="dxa"/>
+            <w:tcBorders>
+              <w:top w:val="single" w:sz="4" w:space="0" w:color="auto"/>
+              <w:left w:val="single" w:sz="4" w:space="0" w:color="auto"/>
+              <w:bottom w:val="single" w:sz="4" w:space="0" w:color="auto"/>
+              <w:right w:val="single" w:sz="4" w:space="0" w:color="auto"/>
+            </w:tcBorders>
+            <w:hideMark/>
           </w:tcPr>
           <w:p>
             <w:pPr>
@@ -1379,6 +1800,13 @@
         <w:tc>
           <w:tcPr>
             <w:tcW w:w="3064" w:type="dxa"/>
+            <w:tcBorders>
+              <w:top w:val="single" w:sz="4" w:space="0" w:color="auto"/>
+              <w:left w:val="single" w:sz="4" w:space="0" w:color="auto"/>
+              <w:bottom w:val="single" w:sz="4" w:space="0" w:color="auto"/>
+              <w:right w:val="single" w:sz="4" w:space="0" w:color="auto"/>
+            </w:tcBorders>
+            <w:hideMark/>
           </w:tcPr>
           <w:p>
             <w:pPr>
@@ -1394,6 +1822,13 @@
         <w:tc>
           <w:tcPr>
             <w:tcW w:w="3223" w:type="dxa"/>
+            <w:tcBorders>
+              <w:top w:val="single" w:sz="4" w:space="0" w:color="auto"/>
+              <w:left w:val="single" w:sz="4" w:space="0" w:color="auto"/>
+              <w:bottom w:val="single" w:sz="4" w:space="0" w:color="auto"/>
+              <w:right w:val="single" w:sz="4" w:space="0" w:color="auto"/>
+            </w:tcBorders>
+            <w:hideMark/>
           </w:tcPr>
           <w:p>
             <w:pPr>
@@ -1407,6 +1842,13 @@
         <w:tc>
           <w:tcPr>
             <w:tcW w:w="3289" w:type="dxa"/>
+            <w:tcBorders>
+              <w:top w:val="single" w:sz="4" w:space="0" w:color="auto"/>
+              <w:left w:val="single" w:sz="4" w:space="0" w:color="auto"/>
+              <w:bottom w:val="single" w:sz="4" w:space="0" w:color="auto"/>
+              <w:right w:val="single" w:sz="4" w:space="0" w:color="auto"/>
+            </w:tcBorders>
+            <w:hideMark/>
           </w:tcPr>
           <w:p>
             <w:pPr>
@@ -1420,6 +1862,13 @@
         <w:tc>
           <w:tcPr>
             <w:tcW w:w="3064" w:type="dxa"/>
+            <w:tcBorders>
+              <w:top w:val="single" w:sz="4" w:space="0" w:color="auto"/>
+              <w:left w:val="single" w:sz="4" w:space="0" w:color="auto"/>
+              <w:bottom w:val="single" w:sz="4" w:space="0" w:color="auto"/>
+              <w:right w:val="single" w:sz="4" w:space="0" w:color="auto"/>
+            </w:tcBorders>
+            <w:hideMark/>
           </w:tcPr>
           <w:p>
             <w:pPr>
@@ -1435,6 +1884,13 @@
         <w:tc>
           <w:tcPr>
             <w:tcW w:w="3223" w:type="dxa"/>
+            <w:tcBorders>
+              <w:top w:val="single" w:sz="4" w:space="0" w:color="auto"/>
+              <w:left w:val="single" w:sz="4" w:space="0" w:color="auto"/>
+              <w:bottom w:val="single" w:sz="4" w:space="0" w:color="auto"/>
+              <w:right w:val="single" w:sz="4" w:space="0" w:color="auto"/>
+            </w:tcBorders>
+            <w:hideMark/>
           </w:tcPr>
           <w:p>
             <w:pPr>
@@ -1448,6 +1904,13 @@
         <w:tc>
           <w:tcPr>
             <w:tcW w:w="3289" w:type="dxa"/>
+            <w:tcBorders>
+              <w:top w:val="single" w:sz="4" w:space="0" w:color="auto"/>
+              <w:left w:val="single" w:sz="4" w:space="0" w:color="auto"/>
+              <w:bottom w:val="single" w:sz="4" w:space="0" w:color="auto"/>
+              <w:right w:val="single" w:sz="4" w:space="0" w:color="auto"/>
+            </w:tcBorders>
+            <w:hideMark/>
           </w:tcPr>
           <w:p>
             <w:pPr>
@@ -1461,6 +1924,13 @@
         <w:tc>
           <w:tcPr>
             <w:tcW w:w="3064" w:type="dxa"/>
+            <w:tcBorders>
+              <w:top w:val="single" w:sz="4" w:space="0" w:color="auto"/>
+              <w:left w:val="single" w:sz="4" w:space="0" w:color="auto"/>
+              <w:bottom w:val="single" w:sz="4" w:space="0" w:color="auto"/>
+              <w:right w:val="single" w:sz="4" w:space="0" w:color="auto"/>
+            </w:tcBorders>
+            <w:hideMark/>
           </w:tcPr>
           <w:p>
             <w:pPr>
@@ -1476,6 +1946,13 @@
         <w:tc>
           <w:tcPr>
             <w:tcW w:w="3223" w:type="dxa"/>
+            <w:tcBorders>
+              <w:top w:val="single" w:sz="4" w:space="0" w:color="auto"/>
+              <w:left w:val="single" w:sz="4" w:space="0" w:color="auto"/>
+              <w:bottom w:val="single" w:sz="4" w:space="0" w:color="auto"/>
+              <w:right w:val="single" w:sz="4" w:space="0" w:color="auto"/>
+            </w:tcBorders>
+            <w:hideMark/>
           </w:tcPr>
           <w:p>
             <w:pPr>
@@ -1489,6 +1966,13 @@
         <w:tc>
           <w:tcPr>
             <w:tcW w:w="3289" w:type="dxa"/>
+            <w:tcBorders>
+              <w:top w:val="single" w:sz="4" w:space="0" w:color="auto"/>
+              <w:left w:val="single" w:sz="4" w:space="0" w:color="auto"/>
+              <w:bottom w:val="single" w:sz="4" w:space="0" w:color="auto"/>
+              <w:right w:val="single" w:sz="4" w:space="0" w:color="auto"/>
+            </w:tcBorders>
+            <w:hideMark/>
           </w:tcPr>
           <w:p>
             <w:pPr>
@@ -1502,6 +1986,13 @@
         <w:tc>
           <w:tcPr>
             <w:tcW w:w="3064" w:type="dxa"/>
+            <w:tcBorders>
+              <w:top w:val="single" w:sz="4" w:space="0" w:color="auto"/>
+              <w:left w:val="single" w:sz="4" w:space="0" w:color="auto"/>
+              <w:bottom w:val="single" w:sz="4" w:space="0" w:color="auto"/>
+              <w:right w:val="single" w:sz="4" w:space="0" w:color="auto"/>
+            </w:tcBorders>
+            <w:hideMark/>
           </w:tcPr>
           <w:p>
             <w:pPr>
@@ -1641,29 +2132,51 @@
       <w:pPr>
         <w:numPr>
           <w:ilvl w:val="0"/>
-          <w:numId w:val="5"/>
+          <w:numId w:val="19"/>
         </w:numPr>
         <w:spacing w:before="100" w:beforeAutospacing="1" w:after="100" w:afterAutospacing="1" w:line="240" w:lineRule="auto"/>
       </w:pPr>
       <w:r>
         <w:rPr>
           <w:rStyle w:val="Strong"/>
+          <w:b w:val="0"/>
         </w:rPr>
         <w:t>Khởi tạo request:</w:t>
       </w:r>
+      <w:r>
+        <w:rPr>
+          <w:rStyle w:val="Strong"/>
+        </w:rPr>
+        <w:t xml:space="preserve"> với mỗi danh mục con trong 7 danh mục, Spider gửi request đầu tiên (index = 1) đến API với tham số page_slug tương ứng và limit = 50 sản phẩm mỗi trang.</w:t>
+      </w:r>
+    </w:p>
+    <w:p>
+      <w:pPr>
+        <w:numPr>
+          <w:ilvl w:val="0"/>
+          <w:numId w:val="19"/>
+        </w:numPr>
+        <w:spacing w:before="100" w:beforeAutospacing="1" w:after="100" w:afterAutospacing="1" w:line="240" w:lineRule="auto"/>
+      </w:pPr>
       <w:r>
         <w:rPr>
           <w:rStyle w:val="Strong"/>
           <w:b w:val="0"/>
         </w:rPr>
-        <w:t xml:space="preserve"> với mỗi danh mục con trong 7 danh mục, Spider gửi request đầu tiên (index = 1) đến API với tham số page_slug tương ứng và limit = 50 sản phẩm mỗi trang.</w:t>
+        <w:t>Phân trang:</w:t>
+      </w:r>
+      <w:r>
+        <w:rPr>
+          <w:rStyle w:val="Strong"/>
+        </w:rPr>
+        <w:t xml:space="preserve"> trong hàm parse_page, Spider đọc tổng số sản phẩm (total) mà API trả về. Nếu index × 50 còn nhỏ hơn total và trang hiện tại vẫn có sản phẩm mới thì Spider tiếp tục yêu cầu trang kế tiếp; ngược lại thì dừng.</w:t>
       </w:r>
     </w:p>
     <w:p>
       <w:pPr>
         <w:numPr>
           <w:ilvl w:val="0"/>
-          <w:numId w:val="5"/>
+          <w:numId w:val="19"/>
         </w:numPr>
         <w:spacing w:before="100" w:beforeAutospacing="1" w:after="100" w:afterAutospacing="1" w:line="240" w:lineRule="auto"/>
       </w:pPr>
@@ -1671,72 +2184,50 @@
         <w:rPr>
           <w:rStyle w:val="Strong"/>
         </w:rPr>
-        <w:t>Phân trang:</w:t>
-      </w:r>
+        <w:lastRenderedPageBreak/>
+        <w:t>Làm phẳng dữ liệu: hàm flatten_product chuyển JSON lồng nhau (variants, sub_data) thành một bản ghi phẳng gồm 13 thuộc tính. Các trường thiếu được ghi nhận là None để xử lý ở bước missing values.</w:t>
+      </w:r>
+    </w:p>
+    <w:p>
+      <w:pPr>
+        <w:numPr>
+          <w:ilvl w:val="0"/>
+          <w:numId w:val="19"/>
+        </w:numPr>
+        <w:spacing w:before="100" w:beforeAutospacing="1" w:after="100" w:afterAutospacing="1" w:line="240" w:lineRule="auto"/>
+      </w:pPr>
       <w:r>
         <w:rPr>
           <w:rStyle w:val="Strong"/>
           <w:b w:val="0"/>
         </w:rPr>
-        <w:t xml:space="preserve"> trong hàm parse_page, Spider đọc tổng số sản phẩm (total) mà API trả về. Nếu index × 50 còn nhỏ hơn total và trang hiện tại vẫn có sản phẩm mới thì Spider tiếp tục yêu cầu trang kế tiếp; ngược lại thì dừng.</w:t>
+        <w:t>Loại trùng lặp:</w:t>
+      </w:r>
+      <w:r>
+        <w:rPr>
+          <w:rStyle w:val="Strong"/>
+        </w:rPr>
+        <w:t xml:space="preserve"> một sản phẩm có thể xuất hiện ở nhiều danh mục con, nên Spider lưu tập mã SKU đã gặp (seen_skus) và bỏ qua SKU trùng, bảo đảm mỗi sản phẩm chỉ xuất hiện một lần.</w:t>
       </w:r>
     </w:p>
     <w:p>
       <w:pPr>
         <w:numPr>
           <w:ilvl w:val="0"/>
-          <w:numId w:val="5"/>
+          <w:numId w:val="19"/>
         </w:numPr>
         <w:spacing w:before="100" w:beforeAutospacing="1" w:after="100" w:afterAutospacing="1" w:line="240" w:lineRule="auto"/>
       </w:pPr>
       <w:r>
         <w:rPr>
           <w:rStyle w:val="Strong"/>
-        </w:rPr>
-        <w:t>Làm phẳng dữ liệu: hàm flatten_product chuyển JSON lồng nhau (variants, sub_data) thành một bản ghi phẳng gồm 13 thuộc tính. Các trường thiếu được ghi nhận là None để xử lý ở bước missing values.</w:t>
-      </w:r>
-    </w:p>
-    <w:p>
-      <w:pPr>
-        <w:numPr>
-          <w:ilvl w:val="0"/>
-          <w:numId w:val="5"/>
-        </w:numPr>
-        <w:spacing w:before="100" w:beforeAutospacing="1" w:after="100" w:afterAutospacing="1" w:line="240" w:lineRule="auto"/>
-      </w:pPr>
+          <w:b w:val="0"/>
+        </w:rPr>
+        <w:t>Xuất dữ liệu:</w:t>
+      </w:r>
       <w:r>
         <w:rPr>
           <w:rStyle w:val="Strong"/>
-        </w:rPr>
-        <w:lastRenderedPageBreak/>
-        <w:t>Loại trùng lặp:</w:t>
-      </w:r>
-      <w:r>
-        <w:rPr>
-          <w:rStyle w:val="Strong"/>
-          <w:b w:val="0"/>
-        </w:rPr>
-        <w:t xml:space="preserve"> một sản phẩm có thể xuất hiện ở nhiều danh mục con, nên Spider lưu tập mã SKU đã gặp (seen_skus) và bỏ qua SKU trùng, bảo đảm mỗi sản phẩm chỉ xuất hiện một lần.</w:t>
-      </w:r>
-    </w:p>
-    <w:p>
-      <w:pPr>
-        <w:numPr>
-          <w:ilvl w:val="0"/>
-          <w:numId w:val="5"/>
-        </w:numPr>
-        <w:spacing w:before="100" w:beforeAutospacing="1" w:after="100" w:afterAutospacing="1" w:line="240" w:lineRule="auto"/>
-      </w:pPr>
-      <w:r>
-        <w:rPr>
-          <w:rStyle w:val="Strong"/>
-        </w:rPr>
-        <w:t>Xuất dữ liệu:</w:t>
-      </w:r>
-      <w:r>
-        <w:rPr>
-          <w:rStyle w:val="Strong"/>
-          <w:b w:val="0"/>
         </w:rPr>
         <w:t xml:space="preserve"> cơ chế FEEDS của Scrapy tự động ghi kết quả ra pharmacity_personal_care.csv (mã hóa utf-8-sig để Excel hiển thị đúng tiếng Việt) và pharmacity_personal_care.json.</w:t>
       </w:r>
@@ -1771,6 +2262,13 @@
         <w:tc>
           <w:tcPr>
             <w:tcW w:w="4788" w:type="dxa"/>
+            <w:tcBorders>
+              <w:top w:val="single" w:sz="4" w:space="0" w:color="auto"/>
+              <w:left w:val="single" w:sz="4" w:space="0" w:color="auto"/>
+              <w:bottom w:val="single" w:sz="4" w:space="0" w:color="auto"/>
+              <w:right w:val="single" w:sz="4" w:space="0" w:color="auto"/>
+            </w:tcBorders>
+            <w:hideMark/>
           </w:tcPr>
           <w:p>
             <w:r>
@@ -1781,6 +2279,13 @@
         <w:tc>
           <w:tcPr>
             <w:tcW w:w="4788" w:type="dxa"/>
+            <w:tcBorders>
+              <w:top w:val="single" w:sz="4" w:space="0" w:color="auto"/>
+              <w:left w:val="single" w:sz="4" w:space="0" w:color="auto"/>
+              <w:bottom w:val="single" w:sz="4" w:space="0" w:color="auto"/>
+              <w:right w:val="single" w:sz="4" w:space="0" w:color="auto"/>
+            </w:tcBorders>
+            <w:hideMark/>
           </w:tcPr>
           <w:p>
             <w:r>
@@ -1793,6 +2298,13 @@
         <w:tc>
           <w:tcPr>
             <w:tcW w:w="4788" w:type="dxa"/>
+            <w:tcBorders>
+              <w:top w:val="single" w:sz="4" w:space="0" w:color="auto"/>
+              <w:left w:val="single" w:sz="4" w:space="0" w:color="auto"/>
+              <w:bottom w:val="single" w:sz="4" w:space="0" w:color="auto"/>
+              <w:right w:val="single" w:sz="4" w:space="0" w:color="auto"/>
+            </w:tcBorders>
+            <w:hideMark/>
           </w:tcPr>
           <w:p>
             <w:r>
@@ -1803,6 +2315,13 @@
         <w:tc>
           <w:tcPr>
             <w:tcW w:w="4788" w:type="dxa"/>
+            <w:tcBorders>
+              <w:top w:val="single" w:sz="4" w:space="0" w:color="auto"/>
+              <w:left w:val="single" w:sz="4" w:space="0" w:color="auto"/>
+              <w:bottom w:val="single" w:sz="4" w:space="0" w:color="auto"/>
+              <w:right w:val="single" w:sz="4" w:space="0" w:color="auto"/>
+            </w:tcBorders>
+            <w:hideMark/>
           </w:tcPr>
           <w:p>
             <w:r>
@@ -1815,6 +2334,13 @@
         <w:tc>
           <w:tcPr>
             <w:tcW w:w="4788" w:type="dxa"/>
+            <w:tcBorders>
+              <w:top w:val="single" w:sz="4" w:space="0" w:color="auto"/>
+              <w:left w:val="single" w:sz="4" w:space="0" w:color="auto"/>
+              <w:bottom w:val="single" w:sz="4" w:space="0" w:color="auto"/>
+              <w:right w:val="single" w:sz="4" w:space="0" w:color="auto"/>
+            </w:tcBorders>
+            <w:hideMark/>
           </w:tcPr>
           <w:p>
             <w:r>
@@ -1825,6 +2351,13 @@
         <w:tc>
           <w:tcPr>
             <w:tcW w:w="4788" w:type="dxa"/>
+            <w:tcBorders>
+              <w:top w:val="single" w:sz="4" w:space="0" w:color="auto"/>
+              <w:left w:val="single" w:sz="4" w:space="0" w:color="auto"/>
+              <w:bottom w:val="single" w:sz="4" w:space="0" w:color="auto"/>
+              <w:right w:val="single" w:sz="4" w:space="0" w:color="auto"/>
+            </w:tcBorders>
+            <w:hideMark/>
           </w:tcPr>
           <w:p>
             <w:r>
@@ -1837,6 +2370,13 @@
         <w:tc>
           <w:tcPr>
             <w:tcW w:w="4788" w:type="dxa"/>
+            <w:tcBorders>
+              <w:top w:val="single" w:sz="4" w:space="0" w:color="auto"/>
+              <w:left w:val="single" w:sz="4" w:space="0" w:color="auto"/>
+              <w:bottom w:val="single" w:sz="4" w:space="0" w:color="auto"/>
+              <w:right w:val="single" w:sz="4" w:space="0" w:color="auto"/>
+            </w:tcBorders>
+            <w:hideMark/>
           </w:tcPr>
           <w:p>
             <w:r>
@@ -1847,6 +2387,13 @@
         <w:tc>
           <w:tcPr>
             <w:tcW w:w="4788" w:type="dxa"/>
+            <w:tcBorders>
+              <w:top w:val="single" w:sz="4" w:space="0" w:color="auto"/>
+              <w:left w:val="single" w:sz="4" w:space="0" w:color="auto"/>
+              <w:bottom w:val="single" w:sz="4" w:space="0" w:color="auto"/>
+              <w:right w:val="single" w:sz="4" w:space="0" w:color="auto"/>
+            </w:tcBorders>
+            <w:hideMark/>
           </w:tcPr>
           <w:p>
             <w:r>
@@ -1859,6 +2406,13 @@
         <w:tc>
           <w:tcPr>
             <w:tcW w:w="4788" w:type="dxa"/>
+            <w:tcBorders>
+              <w:top w:val="single" w:sz="4" w:space="0" w:color="auto"/>
+              <w:left w:val="single" w:sz="4" w:space="0" w:color="auto"/>
+              <w:bottom w:val="single" w:sz="4" w:space="0" w:color="auto"/>
+              <w:right w:val="single" w:sz="4" w:space="0" w:color="auto"/>
+            </w:tcBorders>
+            <w:hideMark/>
           </w:tcPr>
           <w:p>
             <w:r>
@@ -1869,10 +2423,17 @@
         <w:tc>
           <w:tcPr>
             <w:tcW w:w="4788" w:type="dxa"/>
-          </w:tcPr>
-          <w:p>
-            <w:r>
-              <w:t>445 sản phẩm</w:t>
+            <w:tcBorders>
+              <w:top w:val="single" w:sz="4" w:space="0" w:color="auto"/>
+              <w:left w:val="single" w:sz="4" w:space="0" w:color="auto"/>
+              <w:bottom w:val="single" w:sz="4" w:space="0" w:color="auto"/>
+              <w:right w:val="single" w:sz="4" w:space="0" w:color="auto"/>
+            </w:tcBorders>
+            <w:hideMark/>
+          </w:tcPr>
+          <w:p>
+            <w:r>
+              <w:t>480 sản phẩm</w:t>
             </w:r>
           </w:p>
         </w:tc>
@@ -1881,6 +2442,13 @@
         <w:tc>
           <w:tcPr>
             <w:tcW w:w="4788" w:type="dxa"/>
+            <w:tcBorders>
+              <w:top w:val="single" w:sz="4" w:space="0" w:color="auto"/>
+              <w:left w:val="single" w:sz="4" w:space="0" w:color="auto"/>
+              <w:bottom w:val="single" w:sz="4" w:space="0" w:color="auto"/>
+              <w:right w:val="single" w:sz="4" w:space="0" w:color="auto"/>
+            </w:tcBorders>
+            <w:hideMark/>
           </w:tcPr>
           <w:p>
             <w:r>
@@ -1891,6 +2459,13 @@
         <w:tc>
           <w:tcPr>
             <w:tcW w:w="4788" w:type="dxa"/>
+            <w:tcBorders>
+              <w:top w:val="single" w:sz="4" w:space="0" w:color="auto"/>
+              <w:left w:val="single" w:sz="4" w:space="0" w:color="auto"/>
+              <w:bottom w:val="single" w:sz="4" w:space="0" w:color="auto"/>
+              <w:right w:val="single" w:sz="4" w:space="0" w:color="auto"/>
+            </w:tcBorders>
+            <w:hideMark/>
           </w:tcPr>
           <w:p>
             <w:r>
@@ -1903,6 +2478,13 @@
         <w:tc>
           <w:tcPr>
             <w:tcW w:w="4788" w:type="dxa"/>
+            <w:tcBorders>
+              <w:top w:val="single" w:sz="4" w:space="0" w:color="auto"/>
+              <w:left w:val="single" w:sz="4" w:space="0" w:color="auto"/>
+              <w:bottom w:val="single" w:sz="4" w:space="0" w:color="auto"/>
+              <w:right w:val="single" w:sz="4" w:space="0" w:color="auto"/>
+            </w:tcBorders>
+            <w:hideMark/>
           </w:tcPr>
           <w:p>
             <w:r>
@@ -1913,6 +2495,13 @@
         <w:tc>
           <w:tcPr>
             <w:tcW w:w="4788" w:type="dxa"/>
+            <w:tcBorders>
+              <w:top w:val="single" w:sz="4" w:space="0" w:color="auto"/>
+              <w:left w:val="single" w:sz="4" w:space="0" w:color="auto"/>
+              <w:bottom w:val="single" w:sz="4" w:space="0" w:color="auto"/>
+              <w:right w:val="single" w:sz="4" w:space="0" w:color="auto"/>
+            </w:tcBorders>
+            <w:hideMark/>
           </w:tcPr>
           <w:p>
             <w:r>
@@ -1925,6 +2514,13 @@
         <w:tc>
           <w:tcPr>
             <w:tcW w:w="4788" w:type="dxa"/>
+            <w:tcBorders>
+              <w:top w:val="single" w:sz="4" w:space="0" w:color="auto"/>
+              <w:left w:val="single" w:sz="4" w:space="0" w:color="auto"/>
+              <w:bottom w:val="single" w:sz="4" w:space="0" w:color="auto"/>
+              <w:right w:val="single" w:sz="4" w:space="0" w:color="auto"/>
+            </w:tcBorders>
+            <w:hideMark/>
           </w:tcPr>
           <w:p>
             <w:r>
@@ -1935,6 +2531,13 @@
         <w:tc>
           <w:tcPr>
             <w:tcW w:w="4788" w:type="dxa"/>
+            <w:tcBorders>
+              <w:top w:val="single" w:sz="4" w:space="0" w:color="auto"/>
+              <w:left w:val="single" w:sz="4" w:space="0" w:color="auto"/>
+              <w:bottom w:val="single" w:sz="4" w:space="0" w:color="auto"/>
+              <w:right w:val="single" w:sz="4" w:space="0" w:color="auto"/>
+            </w:tcBorders>
+            <w:hideMark/>
           </w:tcPr>
           <w:p>
             <w:r>
@@ -1947,6 +2550,13 @@
         <w:tc>
           <w:tcPr>
             <w:tcW w:w="4788" w:type="dxa"/>
+            <w:tcBorders>
+              <w:top w:val="single" w:sz="4" w:space="0" w:color="auto"/>
+              <w:left w:val="single" w:sz="4" w:space="0" w:color="auto"/>
+              <w:bottom w:val="single" w:sz="4" w:space="0" w:color="auto"/>
+              <w:right w:val="single" w:sz="4" w:space="0" w:color="auto"/>
+            </w:tcBorders>
+            <w:hideMark/>
           </w:tcPr>
           <w:p>
             <w:r>
@@ -1957,6 +2567,13 @@
         <w:tc>
           <w:tcPr>
             <w:tcW w:w="4788" w:type="dxa"/>
+            <w:tcBorders>
+              <w:top w:val="single" w:sz="4" w:space="0" w:color="auto"/>
+              <w:left w:val="single" w:sz="4" w:space="0" w:color="auto"/>
+              <w:bottom w:val="single" w:sz="4" w:space="0" w:color="auto"/>
+              <w:right w:val="single" w:sz="4" w:space="0" w:color="auto"/>
+            </w:tcBorders>
+            <w:hideMark/>
           </w:tcPr>
           <w:p>
             <w:r>
@@ -1969,6 +2586,13 @@
         <w:tc>
           <w:tcPr>
             <w:tcW w:w="4788" w:type="dxa"/>
+            <w:tcBorders>
+              <w:top w:val="single" w:sz="4" w:space="0" w:color="auto"/>
+              <w:left w:val="single" w:sz="4" w:space="0" w:color="auto"/>
+              <w:bottom w:val="single" w:sz="4" w:space="0" w:color="auto"/>
+              <w:right w:val="single" w:sz="4" w:space="0" w:color="auto"/>
+            </w:tcBorders>
+            <w:hideMark/>
           </w:tcPr>
           <w:p>
             <w:r>
@@ -1979,6 +2603,13 @@
         <w:tc>
           <w:tcPr>
             <w:tcW w:w="4788" w:type="dxa"/>
+            <w:tcBorders>
+              <w:top w:val="single" w:sz="4" w:space="0" w:color="auto"/>
+              <w:left w:val="single" w:sz="4" w:space="0" w:color="auto"/>
+              <w:bottom w:val="single" w:sz="4" w:space="0" w:color="auto"/>
+              <w:right w:val="single" w:sz="4" w:space="0" w:color="auto"/>
+            </w:tcBorders>
+            <w:hideMark/>
           </w:tcPr>
           <w:p>
             <w:r>
@@ -1995,10 +2626,10 @@
           <w:noProof/>
         </w:rPr>
         <w:drawing>
-          <wp:inline distT="0" distB="0" distL="0" distR="0" wp14:anchorId="4CF8293E" wp14:editId="67531AE5">
-            <wp:extent cx="5943600" cy="2053590"/>
-            <wp:effectExtent l="0" t="0" r="0" b="3810"/>
-            <wp:docPr id="1" name="Picture 1"/>
+          <wp:inline distT="0" distB="0" distL="0" distR="0" wp14:anchorId="359670EC" wp14:editId="0942C11A">
+            <wp:extent cx="5943600" cy="2057400"/>
+            <wp:effectExtent l="0" t="0" r="0" b="0"/>
+            <wp:docPr id="4" name="Picture 4"/>
             <wp:cNvGraphicFramePr>
               <a:graphicFrameLocks xmlns:a="http://schemas.openxmlformats.org/drawingml/2006/main" noChangeAspect="1"/>
             </wp:cNvGraphicFramePr>
@@ -2006,23 +2637,36 @@
               <a:graphicData uri="http://schemas.openxmlformats.org/drawingml/2006/picture">
                 <pic:pic xmlns:pic="http://schemas.openxmlformats.org/drawingml/2006/picture">
                   <pic:nvPicPr>
-                    <pic:cNvPr id="0" name=""/>
-                    <pic:cNvPicPr/>
+                    <pic:cNvPr id="0" name="Picture 1"/>
+                    <pic:cNvPicPr>
+                      <a:picLocks noChangeAspect="1" noChangeArrowheads="1"/>
+                    </pic:cNvPicPr>
                   </pic:nvPicPr>
                   <pic:blipFill>
-                    <a:blip r:embed="rId7"/>
+                    <a:blip r:embed="rId7" cstate="print">
+                      <a:extLst>
+                        <a:ext uri="{28A0092B-C50C-407E-A947-70E740481C1C}">
+                          <a14:useLocalDpi xmlns:a14="http://schemas.microsoft.com/office/drawing/2010/main" val="0"/>
+                        </a:ext>
+                      </a:extLst>
+                    </a:blip>
+                    <a:srcRect/>
                     <a:stretch>
                       <a:fillRect/>
                     </a:stretch>
                   </pic:blipFill>
-                  <pic:spPr>
+                  <pic:spPr bwMode="auto">
                     <a:xfrm>
                       <a:off x="0" y="0"/>
-                      <a:ext cx="5943600" cy="2053590"/>
+                      <a:ext cx="5943600" cy="2057400"/>
                     </a:xfrm>
                     <a:prstGeom prst="rect">
                       <a:avLst/>
                     </a:prstGeom>
+                    <a:noFill/>
+                    <a:ln>
+                      <a:noFill/>
+                    </a:ln>
                   </pic:spPr>
                 </pic:pic>
               </a:graphicData>
@@ -2075,14 +2719,7 @@
           <w:sz w:val="24"/>
           <w:szCs w:val="24"/>
         </w:rPr>
-        <w:t xml:space="preserve">Data </w:t>
-      </w:r>
-      <w:r>
-        <w:rPr>
-          <w:sz w:val="24"/>
-          <w:szCs w:val="24"/>
-        </w:rPr>
-        <w:t>Generatio</w:t>
+        <w:t>Data Generatio</w:t>
       </w:r>
     </w:p>
     <w:p>
@@ -2090,10 +2727,7 @@
         <w:pStyle w:val="Heading2"/>
       </w:pPr>
       <w:r>
-        <w:t>2.</w:t>
-      </w:r>
-      <w:r>
-        <w:t>1. Traditional</w:t>
+        <w:t>2.1. Traditional</w:t>
       </w:r>
       <w:r>
         <w:rPr>
@@ -2246,6 +2880,13 @@
         <w:tc>
           <w:tcPr>
             <w:tcW w:w="3085" w:type="dxa"/>
+            <w:tcBorders>
+              <w:top w:val="single" w:sz="4" w:space="0" w:color="auto"/>
+              <w:left w:val="single" w:sz="4" w:space="0" w:color="auto"/>
+              <w:bottom w:val="single" w:sz="4" w:space="0" w:color="auto"/>
+              <w:right w:val="single" w:sz="4" w:space="0" w:color="auto"/>
+            </w:tcBorders>
+            <w:hideMark/>
           </w:tcPr>
           <w:p>
             <w:r>
@@ -2256,6 +2897,13 @@
         <w:tc>
           <w:tcPr>
             <w:tcW w:w="6491" w:type="dxa"/>
+            <w:tcBorders>
+              <w:top w:val="single" w:sz="4" w:space="0" w:color="auto"/>
+              <w:left w:val="single" w:sz="4" w:space="0" w:color="auto"/>
+              <w:bottom w:val="single" w:sz="4" w:space="0" w:color="auto"/>
+              <w:right w:val="single" w:sz="4" w:space="0" w:color="auto"/>
+            </w:tcBorders>
+            <w:hideMark/>
           </w:tcPr>
           <w:p>
             <w:r>
@@ -2268,6 +2916,13 @@
         <w:tc>
           <w:tcPr>
             <w:tcW w:w="3085" w:type="dxa"/>
+            <w:tcBorders>
+              <w:top w:val="single" w:sz="4" w:space="0" w:color="auto"/>
+              <w:left w:val="single" w:sz="4" w:space="0" w:color="auto"/>
+              <w:bottom w:val="single" w:sz="4" w:space="0" w:color="auto"/>
+              <w:right w:val="single" w:sz="4" w:space="0" w:color="auto"/>
+            </w:tcBorders>
+            <w:hideMark/>
           </w:tcPr>
           <w:p>
             <w:r>
@@ -2278,6 +2933,13 @@
         <w:tc>
           <w:tcPr>
             <w:tcW w:w="6491" w:type="dxa"/>
+            <w:tcBorders>
+              <w:top w:val="single" w:sz="4" w:space="0" w:color="auto"/>
+              <w:left w:val="single" w:sz="4" w:space="0" w:color="auto"/>
+              <w:bottom w:val="single" w:sz="4" w:space="0" w:color="auto"/>
+              <w:right w:val="single" w:sz="4" w:space="0" w:color="auto"/>
+            </w:tcBorders>
+            <w:hideMark/>
           </w:tcPr>
           <w:p>
             <w:r>
@@ -2290,6 +2952,13 @@
         <w:tc>
           <w:tcPr>
             <w:tcW w:w="3085" w:type="dxa"/>
+            <w:tcBorders>
+              <w:top w:val="single" w:sz="4" w:space="0" w:color="auto"/>
+              <w:left w:val="single" w:sz="4" w:space="0" w:color="auto"/>
+              <w:bottom w:val="single" w:sz="4" w:space="0" w:color="auto"/>
+              <w:right w:val="single" w:sz="4" w:space="0" w:color="auto"/>
+            </w:tcBorders>
+            <w:hideMark/>
           </w:tcPr>
           <w:p>
             <w:r>
@@ -2300,6 +2969,13 @@
         <w:tc>
           <w:tcPr>
             <w:tcW w:w="6491" w:type="dxa"/>
+            <w:tcBorders>
+              <w:top w:val="single" w:sz="4" w:space="0" w:color="auto"/>
+              <w:left w:val="single" w:sz="4" w:space="0" w:color="auto"/>
+              <w:bottom w:val="single" w:sz="4" w:space="0" w:color="auto"/>
+              <w:right w:val="single" w:sz="4" w:space="0" w:color="auto"/>
+            </w:tcBorders>
+            <w:hideMark/>
           </w:tcPr>
           <w:p>
             <w:r>
@@ -2312,6 +2988,13 @@
         <w:tc>
           <w:tcPr>
             <w:tcW w:w="3085" w:type="dxa"/>
+            <w:tcBorders>
+              <w:top w:val="single" w:sz="4" w:space="0" w:color="auto"/>
+              <w:left w:val="single" w:sz="4" w:space="0" w:color="auto"/>
+              <w:bottom w:val="single" w:sz="4" w:space="0" w:color="auto"/>
+              <w:right w:val="single" w:sz="4" w:space="0" w:color="auto"/>
+            </w:tcBorders>
+            <w:hideMark/>
           </w:tcPr>
           <w:p>
             <w:r>
@@ -2322,6 +3005,13 @@
         <w:tc>
           <w:tcPr>
             <w:tcW w:w="6491" w:type="dxa"/>
+            <w:tcBorders>
+              <w:top w:val="single" w:sz="4" w:space="0" w:color="auto"/>
+              <w:left w:val="single" w:sz="4" w:space="0" w:color="auto"/>
+              <w:bottom w:val="single" w:sz="4" w:space="0" w:color="auto"/>
+              <w:right w:val="single" w:sz="4" w:space="0" w:color="auto"/>
+            </w:tcBorders>
+            <w:hideMark/>
           </w:tcPr>
           <w:p>
             <w:r>
@@ -2334,6 +3024,13 @@
         <w:tc>
           <w:tcPr>
             <w:tcW w:w="3085" w:type="dxa"/>
+            <w:tcBorders>
+              <w:top w:val="single" w:sz="4" w:space="0" w:color="auto"/>
+              <w:left w:val="single" w:sz="4" w:space="0" w:color="auto"/>
+              <w:bottom w:val="single" w:sz="4" w:space="0" w:color="auto"/>
+              <w:right w:val="single" w:sz="4" w:space="0" w:color="auto"/>
+            </w:tcBorders>
+            <w:hideMark/>
           </w:tcPr>
           <w:p>
             <w:r>
@@ -2344,6 +3041,13 @@
         <w:tc>
           <w:tcPr>
             <w:tcW w:w="6491" w:type="dxa"/>
+            <w:tcBorders>
+              <w:top w:val="single" w:sz="4" w:space="0" w:color="auto"/>
+              <w:left w:val="single" w:sz="4" w:space="0" w:color="auto"/>
+              <w:bottom w:val="single" w:sz="4" w:space="0" w:color="auto"/>
+              <w:right w:val="single" w:sz="4" w:space="0" w:color="auto"/>
+            </w:tcBorders>
+            <w:hideMark/>
           </w:tcPr>
           <w:p>
             <w:r>
@@ -2376,6 +3080,13 @@
         <w:tc>
           <w:tcPr>
             <w:tcW w:w="4788" w:type="dxa"/>
+            <w:tcBorders>
+              <w:top w:val="single" w:sz="4" w:space="0" w:color="auto"/>
+              <w:left w:val="single" w:sz="4" w:space="0" w:color="auto"/>
+              <w:bottom w:val="single" w:sz="4" w:space="0" w:color="auto"/>
+              <w:right w:val="single" w:sz="4" w:space="0" w:color="auto"/>
+            </w:tcBorders>
+            <w:hideMark/>
           </w:tcPr>
           <w:p>
             <w:r>
@@ -2386,6 +3097,13 @@
         <w:tc>
           <w:tcPr>
             <w:tcW w:w="4788" w:type="dxa"/>
+            <w:tcBorders>
+              <w:top w:val="single" w:sz="4" w:space="0" w:color="auto"/>
+              <w:left w:val="single" w:sz="4" w:space="0" w:color="auto"/>
+              <w:bottom w:val="single" w:sz="4" w:space="0" w:color="auto"/>
+              <w:right w:val="single" w:sz="4" w:space="0" w:color="auto"/>
+            </w:tcBorders>
+            <w:hideMark/>
           </w:tcPr>
           <w:p>
             <w:r>
@@ -2398,6 +3116,13 @@
         <w:tc>
           <w:tcPr>
             <w:tcW w:w="4788" w:type="dxa"/>
+            <w:tcBorders>
+              <w:top w:val="single" w:sz="4" w:space="0" w:color="auto"/>
+              <w:left w:val="single" w:sz="4" w:space="0" w:color="auto"/>
+              <w:bottom w:val="single" w:sz="4" w:space="0" w:color="auto"/>
+              <w:right w:val="single" w:sz="4" w:space="0" w:color="auto"/>
+            </w:tcBorders>
+            <w:hideMark/>
           </w:tcPr>
           <w:p>
             <w:r>
@@ -2408,6 +3133,13 @@
         <w:tc>
           <w:tcPr>
             <w:tcW w:w="4788" w:type="dxa"/>
+            <w:tcBorders>
+              <w:top w:val="single" w:sz="4" w:space="0" w:color="auto"/>
+              <w:left w:val="single" w:sz="4" w:space="0" w:color="auto"/>
+              <w:bottom w:val="single" w:sz="4" w:space="0" w:color="auto"/>
+              <w:right w:val="single" w:sz="4" w:space="0" w:color="auto"/>
+            </w:tcBorders>
+            <w:hideMark/>
           </w:tcPr>
           <w:p>
             <w:r>
@@ -2420,6 +3152,13 @@
         <w:tc>
           <w:tcPr>
             <w:tcW w:w="4788" w:type="dxa"/>
+            <w:tcBorders>
+              <w:top w:val="single" w:sz="4" w:space="0" w:color="auto"/>
+              <w:left w:val="single" w:sz="4" w:space="0" w:color="auto"/>
+              <w:bottom w:val="single" w:sz="4" w:space="0" w:color="auto"/>
+              <w:right w:val="single" w:sz="4" w:space="0" w:color="auto"/>
+            </w:tcBorders>
+            <w:hideMark/>
           </w:tcPr>
           <w:p>
             <w:r>
@@ -2430,6 +3169,13 @@
         <w:tc>
           <w:tcPr>
             <w:tcW w:w="4788" w:type="dxa"/>
+            <w:tcBorders>
+              <w:top w:val="single" w:sz="4" w:space="0" w:color="auto"/>
+              <w:left w:val="single" w:sz="4" w:space="0" w:color="auto"/>
+              <w:bottom w:val="single" w:sz="4" w:space="0" w:color="auto"/>
+              <w:right w:val="single" w:sz="4" w:space="0" w:color="auto"/>
+            </w:tcBorders>
+            <w:hideMark/>
           </w:tcPr>
           <w:p>
             <w:r>
@@ -2442,6 +3188,13 @@
         <w:tc>
           <w:tcPr>
             <w:tcW w:w="4788" w:type="dxa"/>
+            <w:tcBorders>
+              <w:top w:val="single" w:sz="4" w:space="0" w:color="auto"/>
+              <w:left w:val="single" w:sz="4" w:space="0" w:color="auto"/>
+              <w:bottom w:val="single" w:sz="4" w:space="0" w:color="auto"/>
+              <w:right w:val="single" w:sz="4" w:space="0" w:color="auto"/>
+            </w:tcBorders>
+            <w:hideMark/>
           </w:tcPr>
           <w:p>
             <w:r>
@@ -2452,6 +3205,13 @@
         <w:tc>
           <w:tcPr>
             <w:tcW w:w="4788" w:type="dxa"/>
+            <w:tcBorders>
+              <w:top w:val="single" w:sz="4" w:space="0" w:color="auto"/>
+              <w:left w:val="single" w:sz="4" w:space="0" w:color="auto"/>
+              <w:bottom w:val="single" w:sz="4" w:space="0" w:color="auto"/>
+              <w:right w:val="single" w:sz="4" w:space="0" w:color="auto"/>
+            </w:tcBorders>
+            <w:hideMark/>
           </w:tcPr>
           <w:p>
             <w:r>
@@ -2464,6 +3224,13 @@
         <w:tc>
           <w:tcPr>
             <w:tcW w:w="4788" w:type="dxa"/>
+            <w:tcBorders>
+              <w:top w:val="single" w:sz="4" w:space="0" w:color="auto"/>
+              <w:left w:val="single" w:sz="4" w:space="0" w:color="auto"/>
+              <w:bottom w:val="single" w:sz="4" w:space="0" w:color="auto"/>
+              <w:right w:val="single" w:sz="4" w:space="0" w:color="auto"/>
+            </w:tcBorders>
+            <w:hideMark/>
           </w:tcPr>
           <w:p>
             <w:r>
@@ -2474,6 +3241,13 @@
         <w:tc>
           <w:tcPr>
             <w:tcW w:w="4788" w:type="dxa"/>
+            <w:tcBorders>
+              <w:top w:val="single" w:sz="4" w:space="0" w:color="auto"/>
+              <w:left w:val="single" w:sz="4" w:space="0" w:color="auto"/>
+              <w:bottom w:val="single" w:sz="4" w:space="0" w:color="auto"/>
+              <w:right w:val="single" w:sz="4" w:space="0" w:color="auto"/>
+            </w:tcBorders>
+            <w:hideMark/>
           </w:tcPr>
           <w:p>
             <w:r>
@@ -2486,6 +3260,13 @@
         <w:tc>
           <w:tcPr>
             <w:tcW w:w="4788" w:type="dxa"/>
+            <w:tcBorders>
+              <w:top w:val="single" w:sz="4" w:space="0" w:color="auto"/>
+              <w:left w:val="single" w:sz="4" w:space="0" w:color="auto"/>
+              <w:bottom w:val="single" w:sz="4" w:space="0" w:color="auto"/>
+              <w:right w:val="single" w:sz="4" w:space="0" w:color="auto"/>
+            </w:tcBorders>
+            <w:hideMark/>
           </w:tcPr>
           <w:p>
             <w:r>
@@ -2496,6 +3277,13 @@
         <w:tc>
           <w:tcPr>
             <w:tcW w:w="4788" w:type="dxa"/>
+            <w:tcBorders>
+              <w:top w:val="single" w:sz="4" w:space="0" w:color="auto"/>
+              <w:left w:val="single" w:sz="4" w:space="0" w:color="auto"/>
+              <w:bottom w:val="single" w:sz="4" w:space="0" w:color="auto"/>
+              <w:right w:val="single" w:sz="4" w:space="0" w:color="auto"/>
+            </w:tcBorders>
+            <w:hideMark/>
           </w:tcPr>
           <w:p>
             <w:r>
@@ -2508,6 +3296,13 @@
         <w:tc>
           <w:tcPr>
             <w:tcW w:w="4788" w:type="dxa"/>
+            <w:tcBorders>
+              <w:top w:val="single" w:sz="4" w:space="0" w:color="auto"/>
+              <w:left w:val="single" w:sz="4" w:space="0" w:color="auto"/>
+              <w:bottom w:val="single" w:sz="4" w:space="0" w:color="auto"/>
+              <w:right w:val="single" w:sz="4" w:space="0" w:color="auto"/>
+            </w:tcBorders>
+            <w:hideMark/>
           </w:tcPr>
           <w:p>
             <w:r>
@@ -2518,6 +3313,13 @@
         <w:tc>
           <w:tcPr>
             <w:tcW w:w="4788" w:type="dxa"/>
+            <w:tcBorders>
+              <w:top w:val="single" w:sz="4" w:space="0" w:color="auto"/>
+              <w:left w:val="single" w:sz="4" w:space="0" w:color="auto"/>
+              <w:bottom w:val="single" w:sz="4" w:space="0" w:color="auto"/>
+              <w:right w:val="single" w:sz="4" w:space="0" w:color="auto"/>
+            </w:tcBorders>
+            <w:hideMark/>
           </w:tcPr>
           <w:p>
             <w:r>
@@ -2530,20 +3332,34 @@
         <w:tc>
           <w:tcPr>
             <w:tcW w:w="4788" w:type="dxa"/>
-          </w:tcPr>
-          <w:p>
-            <w:r>
-              <w:t>ProductName</w:t>
+            <w:tcBorders>
+              <w:top w:val="single" w:sz="4" w:space="0" w:color="auto"/>
+              <w:left w:val="single" w:sz="4" w:space="0" w:color="auto"/>
+              <w:bottom w:val="single" w:sz="4" w:space="0" w:color="auto"/>
+              <w:right w:val="single" w:sz="4" w:space="0" w:color="auto"/>
+            </w:tcBorders>
+            <w:hideMark/>
+          </w:tcPr>
+          <w:p>
+            <w:r>
+              <w:t>Quantity</w:t>
             </w:r>
           </w:p>
         </w:tc>
         <w:tc>
           <w:tcPr>
             <w:tcW w:w="4788" w:type="dxa"/>
-          </w:tcPr>
-          <w:p>
-            <w:r>
-              <w:t>Tên sản phẩm</w:t>
+            <w:tcBorders>
+              <w:top w:val="single" w:sz="4" w:space="0" w:color="auto"/>
+              <w:left w:val="single" w:sz="4" w:space="0" w:color="auto"/>
+              <w:bottom w:val="single" w:sz="4" w:space="0" w:color="auto"/>
+              <w:right w:val="single" w:sz="4" w:space="0" w:color="auto"/>
+            </w:tcBorders>
+            <w:hideMark/>
+          </w:tcPr>
+          <w:p>
+            <w:r>
+              <w:t>Số lượng sản phẩm mua</w:t>
             </w:r>
           </w:p>
         </w:tc>
@@ -2552,20 +3368,34 @@
         <w:tc>
           <w:tcPr>
             <w:tcW w:w="4788" w:type="dxa"/>
-          </w:tcPr>
-          <w:p>
-            <w:r>
-              <w:t>Category</w:t>
+            <w:tcBorders>
+              <w:top w:val="single" w:sz="4" w:space="0" w:color="auto"/>
+              <w:left w:val="single" w:sz="4" w:space="0" w:color="auto"/>
+              <w:bottom w:val="single" w:sz="4" w:space="0" w:color="auto"/>
+              <w:right w:val="single" w:sz="4" w:space="0" w:color="auto"/>
+            </w:tcBorders>
+            <w:hideMark/>
+          </w:tcPr>
+          <w:p>
+            <w:r>
+              <w:t>TotalAmount</w:t>
             </w:r>
           </w:p>
         </w:tc>
         <w:tc>
           <w:tcPr>
             <w:tcW w:w="4788" w:type="dxa"/>
-          </w:tcPr>
-          <w:p>
-            <w:r>
-              <w:t>Danh mục sản phẩm</w:t>
+            <w:tcBorders>
+              <w:top w:val="single" w:sz="4" w:space="0" w:color="auto"/>
+              <w:left w:val="single" w:sz="4" w:space="0" w:color="auto"/>
+              <w:bottom w:val="single" w:sz="4" w:space="0" w:color="auto"/>
+              <w:right w:val="single" w:sz="4" w:space="0" w:color="auto"/>
+            </w:tcBorders>
+            <w:hideMark/>
+          </w:tcPr>
+          <w:p>
+            <w:r>
+              <w:t>Tổng giá trị giao dịch</w:t>
             </w:r>
           </w:p>
         </w:tc>
@@ -2574,20 +3404,34 @@
         <w:tc>
           <w:tcPr>
             <w:tcW w:w="4788" w:type="dxa"/>
-          </w:tcPr>
-          <w:p>
-            <w:r>
-              <w:t>Brand</w:t>
+            <w:tcBorders>
+              <w:top w:val="single" w:sz="4" w:space="0" w:color="auto"/>
+              <w:left w:val="single" w:sz="4" w:space="0" w:color="auto"/>
+              <w:bottom w:val="single" w:sz="4" w:space="0" w:color="auto"/>
+              <w:right w:val="single" w:sz="4" w:space="0" w:color="auto"/>
+            </w:tcBorders>
+            <w:hideMark/>
+          </w:tcPr>
+          <w:p>
+            <w:r>
+              <w:t>PurchaseDate</w:t>
             </w:r>
           </w:p>
         </w:tc>
         <w:tc>
           <w:tcPr>
             <w:tcW w:w="4788" w:type="dxa"/>
-          </w:tcPr>
-          <w:p>
-            <w:r>
-              <w:t>Thương hiệu</w:t>
+            <w:tcBorders>
+              <w:top w:val="single" w:sz="4" w:space="0" w:color="auto"/>
+              <w:left w:val="single" w:sz="4" w:space="0" w:color="auto"/>
+              <w:bottom w:val="single" w:sz="4" w:space="0" w:color="auto"/>
+              <w:right w:val="single" w:sz="4" w:space="0" w:color="auto"/>
+            </w:tcBorders>
+            <w:hideMark/>
+          </w:tcPr>
+          <w:p>
+            <w:r>
+              <w:t>Ngày mua hàng</w:t>
             </w:r>
           </w:p>
         </w:tc>
@@ -2596,20 +3440,34 @@
         <w:tc>
           <w:tcPr>
             <w:tcW w:w="4788" w:type="dxa"/>
-          </w:tcPr>
-          <w:p>
-            <w:r>
-              <w:t>Price</w:t>
+            <w:tcBorders>
+              <w:top w:val="single" w:sz="4" w:space="0" w:color="auto"/>
+              <w:left w:val="single" w:sz="4" w:space="0" w:color="auto"/>
+              <w:bottom w:val="single" w:sz="4" w:space="0" w:color="auto"/>
+              <w:right w:val="single" w:sz="4" w:space="0" w:color="auto"/>
+            </w:tcBorders>
+            <w:hideMark/>
+          </w:tcPr>
+          <w:p>
+            <w:r>
+              <w:t>City</w:t>
             </w:r>
           </w:p>
         </w:tc>
         <w:tc>
           <w:tcPr>
             <w:tcW w:w="4788" w:type="dxa"/>
-          </w:tcPr>
-          <w:p>
-            <w:r>
-              <w:t>Giá sản phẩm</w:t>
+            <w:tcBorders>
+              <w:top w:val="single" w:sz="4" w:space="0" w:color="auto"/>
+              <w:left w:val="single" w:sz="4" w:space="0" w:color="auto"/>
+              <w:bottom w:val="single" w:sz="4" w:space="0" w:color="auto"/>
+              <w:right w:val="single" w:sz="4" w:space="0" w:color="auto"/>
+            </w:tcBorders>
+            <w:hideMark/>
+          </w:tcPr>
+          <w:p>
+            <w:r>
+              <w:t>Thành phố của khách hàng</w:t>
             </w:r>
           </w:p>
         </w:tc>
@@ -2618,105 +3476,31 @@
         <w:tc>
           <w:tcPr>
             <w:tcW w:w="4788" w:type="dxa"/>
+            <w:tcBorders>
+              <w:top w:val="single" w:sz="4" w:space="0" w:color="auto"/>
+              <w:left w:val="single" w:sz="4" w:space="0" w:color="auto"/>
+              <w:bottom w:val="single" w:sz="4" w:space="0" w:color="auto"/>
+              <w:right w:val="single" w:sz="4" w:space="0" w:color="auto"/>
+            </w:tcBorders>
+            <w:hideMark/>
           </w:tcPr>
           <w:p>
             <w:r>
               <w:lastRenderedPageBreak/>
-              <w:t>Quantity</w:t>
+              <w:t>PaymentMethod</w:t>
             </w:r>
           </w:p>
         </w:tc>
         <w:tc>
           <w:tcPr>
             <w:tcW w:w="4788" w:type="dxa"/>
-          </w:tcPr>
-          <w:p>
-            <w:r>
-              <w:t>Số lượng sản phẩm mua</w:t>
-            </w:r>
-          </w:p>
-        </w:tc>
-      </w:tr>
-      <w:tr>
-        <w:tc>
-          <w:tcPr>
-            <w:tcW w:w="4788" w:type="dxa"/>
-          </w:tcPr>
-          <w:p>
-            <w:r>
-              <w:t>TotalAmount</w:t>
-            </w:r>
-          </w:p>
-        </w:tc>
-        <w:tc>
-          <w:tcPr>
-            <w:tcW w:w="4788" w:type="dxa"/>
-          </w:tcPr>
-          <w:p>
-            <w:r>
-              <w:t>Tổng giá trị giao dịch</w:t>
-            </w:r>
-          </w:p>
-        </w:tc>
-      </w:tr>
-      <w:tr>
-        <w:tc>
-          <w:tcPr>
-            <w:tcW w:w="4788" w:type="dxa"/>
-          </w:tcPr>
-          <w:p>
-            <w:r>
-              <w:t>PurchaseDate</w:t>
-            </w:r>
-          </w:p>
-        </w:tc>
-        <w:tc>
-          <w:tcPr>
-            <w:tcW w:w="4788" w:type="dxa"/>
-          </w:tcPr>
-          <w:p>
-            <w:r>
-              <w:t>Ngày mua hàng</w:t>
-            </w:r>
-          </w:p>
-        </w:tc>
-      </w:tr>
-      <w:tr>
-        <w:tc>
-          <w:tcPr>
-            <w:tcW w:w="4788" w:type="dxa"/>
-          </w:tcPr>
-          <w:p>
-            <w:r>
-              <w:t>City</w:t>
-            </w:r>
-          </w:p>
-        </w:tc>
-        <w:tc>
-          <w:tcPr>
-            <w:tcW w:w="4788" w:type="dxa"/>
-          </w:tcPr>
-          <w:p>
-            <w:r>
-              <w:t>Thành phố của khách hàng</w:t>
-            </w:r>
-          </w:p>
-        </w:tc>
-      </w:tr>
-      <w:tr>
-        <w:tc>
-          <w:tcPr>
-            <w:tcW w:w="4788" w:type="dxa"/>
-          </w:tcPr>
-          <w:p>
-            <w:r>
-              <w:t>PaymentMethod</w:t>
-            </w:r>
-          </w:p>
-        </w:tc>
-        <w:tc>
-          <w:tcPr>
-            <w:tcW w:w="4788" w:type="dxa"/>
+            <w:tcBorders>
+              <w:top w:val="single" w:sz="4" w:space="0" w:color="auto"/>
+              <w:left w:val="single" w:sz="4" w:space="0" w:color="auto"/>
+              <w:bottom w:val="single" w:sz="4" w:space="0" w:color="auto"/>
+              <w:right w:val="single" w:sz="4" w:space="0" w:color="auto"/>
+            </w:tcBorders>
+            <w:hideMark/>
           </w:tcPr>
           <w:p>
             <w:r>
@@ -2746,7 +3530,7 @@
       <w:pPr>
         <w:numPr>
           <w:ilvl w:val="0"/>
-          <w:numId w:val="4"/>
+          <w:numId w:val="20"/>
         </w:numPr>
         <w:spacing w:before="100" w:beforeAutospacing="1" w:after="100" w:afterAutospacing="1" w:line="240" w:lineRule="auto"/>
       </w:pPr>
@@ -2754,14 +3538,14 @@
         <w:rPr>
           <w:rStyle w:val="Strong"/>
         </w:rPr>
-        <w:t>1.000 giao dịch giả lập</w:t>
+        <w:t>350 khách hàng riêng biệt, mỗi khách có thông tin cố định (tên, tuổi, giới tính, thành phố) và có thể mua nhiều đơn (trung bình khoảng 2,86 đơn/khách)</w:t>
       </w:r>
     </w:p>
     <w:p>
       <w:pPr>
         <w:numPr>
           <w:ilvl w:val="0"/>
-          <w:numId w:val="4"/>
+          <w:numId w:val="20"/>
         </w:numPr>
         <w:spacing w:before="100" w:beforeAutospacing="1" w:after="100" w:afterAutospacing="1" w:line="240" w:lineRule="auto"/>
       </w:pPr>
@@ -2769,30 +3553,45 @@
         <w:rPr>
           <w:rStyle w:val="Strong"/>
         </w:rPr>
-        <w:t>15 thuộc tính</w:t>
+        <w:t>1.000 giao dịch giả lập</w:t>
       </w:r>
     </w:p>
     <w:p>
       <w:pPr>
         <w:numPr>
           <w:ilvl w:val="0"/>
-          <w:numId w:val="4"/>
+          <w:numId w:val="20"/>
         </w:numPr>
         <w:spacing w:before="100" w:beforeAutospacing="1" w:after="100" w:afterAutospacing="1" w:line="240" w:lineRule="auto"/>
       </w:pPr>
       <w:r>
-        <w:t>Dữ liệu sản phẩm được lấy từ dataset Pharmacity của Step 1</w:t>
+        <w:rPr>
+          <w:rStyle w:val="Strong"/>
+        </w:rPr>
+        <w:t>11 thuộc tính</w:t>
       </w:r>
     </w:p>
     <w:p>
       <w:pPr>
         <w:numPr>
           <w:ilvl w:val="0"/>
-          <w:numId w:val="4"/>
+          <w:numId w:val="20"/>
         </w:numPr>
         <w:spacing w:before="100" w:beforeAutospacing="1" w:after="100" w:afterAutospacing="1" w:line="240" w:lineRule="auto"/>
       </w:pPr>
       <w:r>
+        <w:t>Dữ liệu sản phẩm được lấy từ dataset Pharmacity của Step 1</w:t>
+      </w:r>
+    </w:p>
+    <w:p>
+      <w:pPr>
+        <w:numPr>
+          <w:ilvl w:val="0"/>
+          <w:numId w:val="20"/>
+        </w:numPr>
+        <w:spacing w:before="100" w:beforeAutospacing="1" w:after="100" w:afterAutospacing="1" w:line="240" w:lineRule="auto"/>
+      </w:pPr>
+      <w:r>
         <w:t>Thông tin khách hàng, thời gian và giao dịch được sinh tự động bằng các thư viện Python</w:t>
       </w:r>
     </w:p>
@@ -2806,10 +3605,10 @@
           <w:noProof/>
         </w:rPr>
         <w:drawing>
-          <wp:inline distT="0" distB="0" distL="0" distR="0" wp14:anchorId="7A3BA831" wp14:editId="5DB05A4F">
-            <wp:extent cx="5943600" cy="1212850"/>
-            <wp:effectExtent l="0" t="0" r="0" b="6350"/>
-            <wp:docPr id="2" name="Picture 2"/>
+          <wp:inline distT="0" distB="0" distL="0" distR="0" wp14:anchorId="6776D4B0" wp14:editId="05222DAC">
+            <wp:extent cx="5937250" cy="1212850"/>
+            <wp:effectExtent l="0" t="0" r="6350" b="6350"/>
+            <wp:docPr id="3" name="Picture 3"/>
             <wp:cNvGraphicFramePr>
               <a:graphicFrameLocks xmlns:a="http://schemas.openxmlformats.org/drawingml/2006/main" noChangeAspect="1"/>
             </wp:cNvGraphicFramePr>
@@ -2817,23 +3616,36 @@
               <a:graphicData uri="http://schemas.openxmlformats.org/drawingml/2006/picture">
                 <pic:pic xmlns:pic="http://schemas.openxmlformats.org/drawingml/2006/picture">
                   <pic:nvPicPr>
-                    <pic:cNvPr id="0" name=""/>
-                    <pic:cNvPicPr/>
+                    <pic:cNvPr id="0" name="Picture 2"/>
+                    <pic:cNvPicPr>
+                      <a:picLocks noChangeAspect="1" noChangeArrowheads="1"/>
+                    </pic:cNvPicPr>
                   </pic:nvPicPr>
                   <pic:blipFill>
-                    <a:blip r:embed="rId8"/>
+                    <a:blip r:embed="rId8" cstate="print">
+                      <a:extLst>
+                        <a:ext uri="{28A0092B-C50C-407E-A947-70E740481C1C}">
+                          <a14:useLocalDpi xmlns:a14="http://schemas.microsoft.com/office/drawing/2010/main" val="0"/>
+                        </a:ext>
+                      </a:extLst>
+                    </a:blip>
+                    <a:srcRect/>
                     <a:stretch>
                       <a:fillRect/>
                     </a:stretch>
                   </pic:blipFill>
-                  <pic:spPr>
+                  <pic:spPr bwMode="auto">
                     <a:xfrm>
                       <a:off x="0" y="0"/>
-                      <a:ext cx="5943600" cy="1212850"/>
+                      <a:ext cx="5937250" cy="1212850"/>
                     </a:xfrm>
                     <a:prstGeom prst="rect">
                       <a:avLst/>
                     </a:prstGeom>
+                    <a:noFill/>
+                    <a:ln>
+                      <a:noFill/>
+                    </a:ln>
                   </pic:spPr>
                 </pic:pic>
               </a:graphicData>
@@ -2989,10 +3801,7 @@
         <w:pStyle w:val="Heading2"/>
       </w:pPr>
       <w:r>
-        <w:t>3.2</w:t>
-      </w:r>
-      <w:r>
-        <w:t>. Mục tiêu</w:t>
+        <w:t>3.2. Mục tiêu</w:t>
       </w:r>
     </w:p>
     <w:p>
@@ -3024,7 +3833,7 @@
       <w:pPr>
         <w:numPr>
           <w:ilvl w:val="0"/>
-          <w:numId w:val="5"/>
+          <w:numId w:val="19"/>
         </w:numPr>
         <w:spacing w:before="100" w:beforeAutospacing="1" w:after="100" w:afterAutospacing="1" w:line="240" w:lineRule="auto"/>
       </w:pPr>
@@ -3051,7 +3860,7 @@
       <w:pPr>
         <w:numPr>
           <w:ilvl w:val="0"/>
-          <w:numId w:val="5"/>
+          <w:numId w:val="19"/>
         </w:numPr>
         <w:spacing w:before="100" w:beforeAutospacing="1" w:after="100" w:afterAutospacing="1" w:line="240" w:lineRule="auto"/>
       </w:pPr>
@@ -3123,10 +3932,7 @@
         <w:pStyle w:val="Heading2"/>
       </w:pPr>
       <w:r>
-        <w:t xml:space="preserve">3.3 </w:t>
-      </w:r>
-      <w:r>
-        <w:t>Kiểm tra cấu trúc dữ liệu trước khi tích hợp</w:t>
+        <w:t>3.3 Kiểm tra cấu trúc dữ liệu trước khi tích hợp</w:t>
       </w:r>
     </w:p>
     <w:p>
@@ -3134,7 +3940,6 @@
         <w:pStyle w:val="isselectedend"/>
       </w:pPr>
       <w:r>
-        <w:lastRenderedPageBreak/>
         <w:t xml:space="preserve">Trước khi thực hiện </w:t>
       </w:r>
       <w:r>
@@ -3179,6 +3984,7 @@
         <w:pStyle w:val="isselectedend"/>
       </w:pPr>
       <w:r>
+        <w:lastRenderedPageBreak/>
         <w:t>Việc kiểm tra này nhằm xác định các cột tương đồng giữa hai nguồn dữ liệu cũng như phát hiện sự khác biệt về tên cột và kiểu dữ liệu, từ đó thực hiện chuẩn hóa trước khi tích hợp.</w:t>
       </w:r>
     </w:p>
@@ -3274,7 +4080,7 @@
       <w:pPr>
         <w:numPr>
           <w:ilvl w:val="0"/>
-          <w:numId w:val="6"/>
+          <w:numId w:val="21"/>
         </w:numPr>
         <w:spacing w:before="100" w:beforeAutospacing="1" w:after="100" w:afterAutospacing="1" w:line="240" w:lineRule="auto"/>
       </w:pPr>
@@ -3292,7 +4098,7 @@
       <w:pPr>
         <w:numPr>
           <w:ilvl w:val="0"/>
-          <w:numId w:val="6"/>
+          <w:numId w:val="21"/>
         </w:numPr>
         <w:spacing w:before="100" w:beforeAutospacing="1" w:after="100" w:afterAutospacing="1" w:line="240" w:lineRule="auto"/>
       </w:pPr>
@@ -3310,7 +4116,7 @@
       <w:pPr>
         <w:numPr>
           <w:ilvl w:val="0"/>
-          <w:numId w:val="6"/>
+          <w:numId w:val="21"/>
         </w:numPr>
         <w:spacing w:before="100" w:beforeAutospacing="1" w:after="100" w:afterAutospacing="1" w:line="240" w:lineRule="auto"/>
       </w:pPr>
@@ -3328,7 +4134,7 @@
       <w:pPr>
         <w:numPr>
           <w:ilvl w:val="0"/>
-          <w:numId w:val="6"/>
+          <w:numId w:val="21"/>
         </w:numPr>
         <w:spacing w:before="100" w:beforeAutospacing="1" w:after="100" w:afterAutospacing="1" w:line="240" w:lineRule="auto"/>
       </w:pPr>
@@ -3346,7 +4152,7 @@
       <w:pPr>
         <w:numPr>
           <w:ilvl w:val="0"/>
-          <w:numId w:val="6"/>
+          <w:numId w:val="21"/>
         </w:numPr>
         <w:spacing w:before="100" w:beforeAutospacing="1" w:after="100" w:afterAutospacing="1" w:line="240" w:lineRule="auto"/>
       </w:pPr>
@@ -3364,7 +4170,7 @@
       <w:pPr>
         <w:numPr>
           <w:ilvl w:val="0"/>
-          <w:numId w:val="6"/>
+          <w:numId w:val="21"/>
         </w:numPr>
         <w:spacing w:before="100" w:beforeAutospacing="1" w:after="100" w:afterAutospacing="1" w:line="240" w:lineRule="auto"/>
       </w:pPr>
@@ -3391,13 +4197,7 @@
         <w:pStyle w:val="Heading2"/>
       </w:pPr>
       <w:r>
-        <w:t>3</w:t>
-      </w:r>
-      <w:r>
-        <w:t>.4</w:t>
-      </w:r>
-      <w:r>
-        <w:t>. Chuẩn hóa tên cột</w:t>
+        <w:t>3.4. Chuẩn hóa tên cột</w:t>
       </w:r>
     </w:p>
     <w:tbl>
@@ -3415,6 +4215,13 @@
         <w:tc>
           <w:tcPr>
             <w:tcW w:w="3192" w:type="dxa"/>
+            <w:tcBorders>
+              <w:top w:val="single" w:sz="4" w:space="0" w:color="auto"/>
+              <w:left w:val="single" w:sz="4" w:space="0" w:color="auto"/>
+              <w:bottom w:val="single" w:sz="4" w:space="0" w:color="auto"/>
+              <w:right w:val="single" w:sz="4" w:space="0" w:color="auto"/>
+            </w:tcBorders>
+            <w:hideMark/>
           </w:tcPr>
           <w:p>
             <w:r>
@@ -3425,6 +4232,13 @@
         <w:tc>
           <w:tcPr>
             <w:tcW w:w="3192" w:type="dxa"/>
+            <w:tcBorders>
+              <w:top w:val="single" w:sz="4" w:space="0" w:color="auto"/>
+              <w:left w:val="single" w:sz="4" w:space="0" w:color="auto"/>
+              <w:bottom w:val="single" w:sz="4" w:space="0" w:color="auto"/>
+              <w:right w:val="single" w:sz="4" w:space="0" w:color="auto"/>
+            </w:tcBorders>
+            <w:hideMark/>
           </w:tcPr>
           <w:p>
             <w:r>
@@ -3435,6 +4249,13 @@
         <w:tc>
           <w:tcPr>
             <w:tcW w:w="3192" w:type="dxa"/>
+            <w:tcBorders>
+              <w:top w:val="single" w:sz="4" w:space="0" w:color="auto"/>
+              <w:left w:val="single" w:sz="4" w:space="0" w:color="auto"/>
+              <w:bottom w:val="single" w:sz="4" w:space="0" w:color="auto"/>
+              <w:right w:val="single" w:sz="4" w:space="0" w:color="auto"/>
+            </w:tcBorders>
+            <w:hideMark/>
           </w:tcPr>
           <w:p>
             <w:r>
@@ -3447,6 +4268,13 @@
         <w:tc>
           <w:tcPr>
             <w:tcW w:w="3192" w:type="dxa"/>
+            <w:tcBorders>
+              <w:top w:val="single" w:sz="4" w:space="0" w:color="auto"/>
+              <w:left w:val="single" w:sz="4" w:space="0" w:color="auto"/>
+              <w:bottom w:val="single" w:sz="4" w:space="0" w:color="auto"/>
+              <w:right w:val="single" w:sz="4" w:space="0" w:color="auto"/>
+            </w:tcBorders>
+            <w:hideMark/>
           </w:tcPr>
           <w:p>
             <w:r>
@@ -3457,6 +4285,13 @@
         <w:tc>
           <w:tcPr>
             <w:tcW w:w="3192" w:type="dxa"/>
+            <w:tcBorders>
+              <w:top w:val="single" w:sz="4" w:space="0" w:color="auto"/>
+              <w:left w:val="single" w:sz="4" w:space="0" w:color="auto"/>
+              <w:bottom w:val="single" w:sz="4" w:space="0" w:color="auto"/>
+              <w:right w:val="single" w:sz="4" w:space="0" w:color="auto"/>
+            </w:tcBorders>
+            <w:hideMark/>
           </w:tcPr>
           <w:p>
             <w:r>
@@ -3467,6 +4302,13 @@
         <w:tc>
           <w:tcPr>
             <w:tcW w:w="3192" w:type="dxa"/>
+            <w:tcBorders>
+              <w:top w:val="single" w:sz="4" w:space="0" w:color="auto"/>
+              <w:left w:val="single" w:sz="4" w:space="0" w:color="auto"/>
+              <w:bottom w:val="single" w:sz="4" w:space="0" w:color="auto"/>
+              <w:right w:val="single" w:sz="4" w:space="0" w:color="auto"/>
+            </w:tcBorders>
+            <w:hideMark/>
           </w:tcPr>
           <w:p>
             <w:r>
@@ -3479,6 +4321,13 @@
         <w:tc>
           <w:tcPr>
             <w:tcW w:w="3192" w:type="dxa"/>
+            <w:tcBorders>
+              <w:top w:val="single" w:sz="4" w:space="0" w:color="auto"/>
+              <w:left w:val="single" w:sz="4" w:space="0" w:color="auto"/>
+              <w:bottom w:val="single" w:sz="4" w:space="0" w:color="auto"/>
+              <w:right w:val="single" w:sz="4" w:space="0" w:color="auto"/>
+            </w:tcBorders>
+            <w:hideMark/>
           </w:tcPr>
           <w:p>
             <w:r>
@@ -3489,6 +4338,13 @@
         <w:tc>
           <w:tcPr>
             <w:tcW w:w="3192" w:type="dxa"/>
+            <w:tcBorders>
+              <w:top w:val="single" w:sz="4" w:space="0" w:color="auto"/>
+              <w:left w:val="single" w:sz="4" w:space="0" w:color="auto"/>
+              <w:bottom w:val="single" w:sz="4" w:space="0" w:color="auto"/>
+              <w:right w:val="single" w:sz="4" w:space="0" w:color="auto"/>
+            </w:tcBorders>
+            <w:hideMark/>
           </w:tcPr>
           <w:p>
             <w:r>
@@ -3499,6 +4355,13 @@
         <w:tc>
           <w:tcPr>
             <w:tcW w:w="3192" w:type="dxa"/>
+            <w:tcBorders>
+              <w:top w:val="single" w:sz="4" w:space="0" w:color="auto"/>
+              <w:left w:val="single" w:sz="4" w:space="0" w:color="auto"/>
+              <w:bottom w:val="single" w:sz="4" w:space="0" w:color="auto"/>
+              <w:right w:val="single" w:sz="4" w:space="0" w:color="auto"/>
+            </w:tcBorders>
+            <w:hideMark/>
           </w:tcPr>
           <w:p>
             <w:r>
@@ -3511,6 +4374,13 @@
         <w:tc>
           <w:tcPr>
             <w:tcW w:w="3192" w:type="dxa"/>
+            <w:tcBorders>
+              <w:top w:val="single" w:sz="4" w:space="0" w:color="auto"/>
+              <w:left w:val="single" w:sz="4" w:space="0" w:color="auto"/>
+              <w:bottom w:val="single" w:sz="4" w:space="0" w:color="auto"/>
+              <w:right w:val="single" w:sz="4" w:space="0" w:color="auto"/>
+            </w:tcBorders>
+            <w:hideMark/>
           </w:tcPr>
           <w:p>
             <w:r>
@@ -3521,6 +4391,13 @@
         <w:tc>
           <w:tcPr>
             <w:tcW w:w="3192" w:type="dxa"/>
+            <w:tcBorders>
+              <w:top w:val="single" w:sz="4" w:space="0" w:color="auto"/>
+              <w:left w:val="single" w:sz="4" w:space="0" w:color="auto"/>
+              <w:bottom w:val="single" w:sz="4" w:space="0" w:color="auto"/>
+              <w:right w:val="single" w:sz="4" w:space="0" w:color="auto"/>
+            </w:tcBorders>
+            <w:hideMark/>
           </w:tcPr>
           <w:p>
             <w:r>
@@ -3531,6 +4408,13 @@
         <w:tc>
           <w:tcPr>
             <w:tcW w:w="3192" w:type="dxa"/>
+            <w:tcBorders>
+              <w:top w:val="single" w:sz="4" w:space="0" w:color="auto"/>
+              <w:left w:val="single" w:sz="4" w:space="0" w:color="auto"/>
+              <w:bottom w:val="single" w:sz="4" w:space="0" w:color="auto"/>
+              <w:right w:val="single" w:sz="4" w:space="0" w:color="auto"/>
+            </w:tcBorders>
+            <w:hideMark/>
           </w:tcPr>
           <w:p>
             <w:r>
@@ -3543,6 +4427,13 @@
         <w:tc>
           <w:tcPr>
             <w:tcW w:w="3192" w:type="dxa"/>
+            <w:tcBorders>
+              <w:top w:val="single" w:sz="4" w:space="0" w:color="auto"/>
+              <w:left w:val="single" w:sz="4" w:space="0" w:color="auto"/>
+              <w:bottom w:val="single" w:sz="4" w:space="0" w:color="auto"/>
+              <w:right w:val="single" w:sz="4" w:space="0" w:color="auto"/>
+            </w:tcBorders>
+            <w:hideMark/>
           </w:tcPr>
           <w:p>
             <w:r>
@@ -3553,6 +4444,13 @@
         <w:tc>
           <w:tcPr>
             <w:tcW w:w="3192" w:type="dxa"/>
+            <w:tcBorders>
+              <w:top w:val="single" w:sz="4" w:space="0" w:color="auto"/>
+              <w:left w:val="single" w:sz="4" w:space="0" w:color="auto"/>
+              <w:bottom w:val="single" w:sz="4" w:space="0" w:color="auto"/>
+              <w:right w:val="single" w:sz="4" w:space="0" w:color="auto"/>
+            </w:tcBorders>
+            <w:hideMark/>
           </w:tcPr>
           <w:p>
             <w:r>
@@ -3563,6 +4461,13 @@
         <w:tc>
           <w:tcPr>
             <w:tcW w:w="3192" w:type="dxa"/>
+            <w:tcBorders>
+              <w:top w:val="single" w:sz="4" w:space="0" w:color="auto"/>
+              <w:left w:val="single" w:sz="4" w:space="0" w:color="auto"/>
+              <w:bottom w:val="single" w:sz="4" w:space="0" w:color="auto"/>
+              <w:right w:val="single" w:sz="4" w:space="0" w:color="auto"/>
+            </w:tcBorders>
+            <w:hideMark/>
           </w:tcPr>
           <w:p>
             <w:r>
@@ -3575,6 +4480,13 @@
         <w:tc>
           <w:tcPr>
             <w:tcW w:w="3192" w:type="dxa"/>
+            <w:tcBorders>
+              <w:top w:val="single" w:sz="4" w:space="0" w:color="auto"/>
+              <w:left w:val="single" w:sz="4" w:space="0" w:color="auto"/>
+              <w:bottom w:val="single" w:sz="4" w:space="0" w:color="auto"/>
+              <w:right w:val="single" w:sz="4" w:space="0" w:color="auto"/>
+            </w:tcBorders>
+            <w:hideMark/>
           </w:tcPr>
           <w:p>
             <w:r>
@@ -3585,6 +4497,13 @@
         <w:tc>
           <w:tcPr>
             <w:tcW w:w="3192" w:type="dxa"/>
+            <w:tcBorders>
+              <w:top w:val="single" w:sz="4" w:space="0" w:color="auto"/>
+              <w:left w:val="single" w:sz="4" w:space="0" w:color="auto"/>
+              <w:bottom w:val="single" w:sz="4" w:space="0" w:color="auto"/>
+              <w:right w:val="single" w:sz="4" w:space="0" w:color="auto"/>
+            </w:tcBorders>
+            <w:hideMark/>
           </w:tcPr>
           <w:p>
             <w:r>
@@ -3595,6 +4514,13 @@
         <w:tc>
           <w:tcPr>
             <w:tcW w:w="3192" w:type="dxa"/>
+            <w:tcBorders>
+              <w:top w:val="single" w:sz="4" w:space="0" w:color="auto"/>
+              <w:left w:val="single" w:sz="4" w:space="0" w:color="auto"/>
+              <w:bottom w:val="single" w:sz="4" w:space="0" w:color="auto"/>
+              <w:right w:val="single" w:sz="4" w:space="0" w:color="auto"/>
+            </w:tcBorders>
+            <w:hideMark/>
           </w:tcPr>
           <w:p>
             <w:r>
@@ -3607,6 +4533,13 @@
         <w:tc>
           <w:tcPr>
             <w:tcW w:w="3192" w:type="dxa"/>
+            <w:tcBorders>
+              <w:top w:val="single" w:sz="4" w:space="0" w:color="auto"/>
+              <w:left w:val="single" w:sz="4" w:space="0" w:color="auto"/>
+              <w:bottom w:val="single" w:sz="4" w:space="0" w:color="auto"/>
+              <w:right w:val="single" w:sz="4" w:space="0" w:color="auto"/>
+            </w:tcBorders>
+            <w:hideMark/>
           </w:tcPr>
           <w:p>
             <w:r>
@@ -3617,6 +4550,13 @@
         <w:tc>
           <w:tcPr>
             <w:tcW w:w="3192" w:type="dxa"/>
+            <w:tcBorders>
+              <w:top w:val="single" w:sz="4" w:space="0" w:color="auto"/>
+              <w:left w:val="single" w:sz="4" w:space="0" w:color="auto"/>
+              <w:bottom w:val="single" w:sz="4" w:space="0" w:color="auto"/>
+              <w:right w:val="single" w:sz="4" w:space="0" w:color="auto"/>
+            </w:tcBorders>
+            <w:hideMark/>
           </w:tcPr>
           <w:p>
             <w:r>
@@ -3627,6 +4567,13 @@
         <w:tc>
           <w:tcPr>
             <w:tcW w:w="3192" w:type="dxa"/>
+            <w:tcBorders>
+              <w:top w:val="single" w:sz="4" w:space="0" w:color="auto"/>
+              <w:left w:val="single" w:sz="4" w:space="0" w:color="auto"/>
+              <w:bottom w:val="single" w:sz="4" w:space="0" w:color="auto"/>
+              <w:right w:val="single" w:sz="4" w:space="0" w:color="auto"/>
+            </w:tcBorders>
+            <w:hideMark/>
           </w:tcPr>
           <w:p>
             <w:r>
@@ -3639,6 +4586,13 @@
         <w:tc>
           <w:tcPr>
             <w:tcW w:w="3192" w:type="dxa"/>
+            <w:tcBorders>
+              <w:top w:val="single" w:sz="4" w:space="0" w:color="auto"/>
+              <w:left w:val="single" w:sz="4" w:space="0" w:color="auto"/>
+              <w:bottom w:val="single" w:sz="4" w:space="0" w:color="auto"/>
+              <w:right w:val="single" w:sz="4" w:space="0" w:color="auto"/>
+            </w:tcBorders>
+            <w:hideMark/>
           </w:tcPr>
           <w:p>
             <w:r>
@@ -3649,6 +4603,13 @@
         <w:tc>
           <w:tcPr>
             <w:tcW w:w="3192" w:type="dxa"/>
+            <w:tcBorders>
+              <w:top w:val="single" w:sz="4" w:space="0" w:color="auto"/>
+              <w:left w:val="single" w:sz="4" w:space="0" w:color="auto"/>
+              <w:bottom w:val="single" w:sz="4" w:space="0" w:color="auto"/>
+              <w:right w:val="single" w:sz="4" w:space="0" w:color="auto"/>
+            </w:tcBorders>
+            <w:hideMark/>
           </w:tcPr>
           <w:p>
             <w:r>
@@ -3659,6 +4620,13 @@
         <w:tc>
           <w:tcPr>
             <w:tcW w:w="3192" w:type="dxa"/>
+            <w:tcBorders>
+              <w:top w:val="single" w:sz="4" w:space="0" w:color="auto"/>
+              <w:left w:val="single" w:sz="4" w:space="0" w:color="auto"/>
+              <w:bottom w:val="single" w:sz="4" w:space="0" w:color="auto"/>
+              <w:right w:val="single" w:sz="4" w:space="0" w:color="auto"/>
+            </w:tcBorders>
+            <w:hideMark/>
           </w:tcPr>
           <w:p>
             <w:r>
@@ -3671,6 +4639,13 @@
         <w:tc>
           <w:tcPr>
             <w:tcW w:w="3192" w:type="dxa"/>
+            <w:tcBorders>
+              <w:top w:val="single" w:sz="4" w:space="0" w:color="auto"/>
+              <w:left w:val="single" w:sz="4" w:space="0" w:color="auto"/>
+              <w:bottom w:val="single" w:sz="4" w:space="0" w:color="auto"/>
+              <w:right w:val="single" w:sz="4" w:space="0" w:color="auto"/>
+            </w:tcBorders>
+            <w:hideMark/>
           </w:tcPr>
           <w:p>
             <w:r>
@@ -3681,6 +4656,13 @@
         <w:tc>
           <w:tcPr>
             <w:tcW w:w="3192" w:type="dxa"/>
+            <w:tcBorders>
+              <w:top w:val="single" w:sz="4" w:space="0" w:color="auto"/>
+              <w:left w:val="single" w:sz="4" w:space="0" w:color="auto"/>
+              <w:bottom w:val="single" w:sz="4" w:space="0" w:color="auto"/>
+              <w:right w:val="single" w:sz="4" w:space="0" w:color="auto"/>
+            </w:tcBorders>
+            <w:hideMark/>
           </w:tcPr>
           <w:p>
             <w:r>
@@ -3691,6 +4673,13 @@
         <w:tc>
           <w:tcPr>
             <w:tcW w:w="3192" w:type="dxa"/>
+            <w:tcBorders>
+              <w:top w:val="single" w:sz="4" w:space="0" w:color="auto"/>
+              <w:left w:val="single" w:sz="4" w:space="0" w:color="auto"/>
+              <w:bottom w:val="single" w:sz="4" w:space="0" w:color="auto"/>
+              <w:right w:val="single" w:sz="4" w:space="0" w:color="auto"/>
+            </w:tcBorders>
+            <w:hideMark/>
           </w:tcPr>
           <w:p>
             <w:r>
@@ -3718,7 +4707,7 @@
       <w:pPr>
         <w:numPr>
           <w:ilvl w:val="0"/>
-          <w:numId w:val="7"/>
+          <w:numId w:val="22"/>
         </w:numPr>
         <w:spacing w:before="100" w:beforeAutospacing="1" w:after="100" w:afterAutospacing="1" w:line="240" w:lineRule="auto"/>
         <w:rPr>
@@ -3736,7 +4725,7 @@
       <w:pPr>
         <w:numPr>
           <w:ilvl w:val="0"/>
-          <w:numId w:val="7"/>
+          <w:numId w:val="22"/>
         </w:numPr>
         <w:spacing w:before="100" w:beforeAutospacing="1" w:after="100" w:afterAutospacing="1" w:line="240" w:lineRule="auto"/>
         <w:rPr>
@@ -3768,7 +4757,7 @@
       <w:pPr>
         <w:numPr>
           <w:ilvl w:val="0"/>
-          <w:numId w:val="8"/>
+          <w:numId w:val="23"/>
         </w:numPr>
         <w:spacing w:before="100" w:beforeAutospacing="1" w:after="100" w:afterAutospacing="1" w:line="240" w:lineRule="auto"/>
         <w:rPr>
@@ -3786,7 +4775,7 @@
       <w:pPr>
         <w:numPr>
           <w:ilvl w:val="0"/>
-          <w:numId w:val="8"/>
+          <w:numId w:val="23"/>
         </w:numPr>
         <w:spacing w:before="100" w:beforeAutospacing="1" w:after="100" w:afterAutospacing="1" w:line="240" w:lineRule="auto"/>
         <w:rPr>
@@ -3805,7 +4794,7 @@
         <w:pStyle w:val="isselectedend"/>
         <w:numPr>
           <w:ilvl w:val="0"/>
-          <w:numId w:val="8"/>
+          <w:numId w:val="23"/>
         </w:numPr>
       </w:pPr>
       <w:r>
@@ -3829,7 +4818,7 @@
         <w:pStyle w:val="isselectedend"/>
         <w:numPr>
           <w:ilvl w:val="0"/>
-          <w:numId w:val="8"/>
+          <w:numId w:val="23"/>
         </w:numPr>
       </w:pPr>
       <w:r>
@@ -3844,7 +4833,7 @@
         <w:pStyle w:val="isselectedend"/>
         <w:numPr>
           <w:ilvl w:val="0"/>
-          <w:numId w:val="8"/>
+          <w:numId w:val="23"/>
         </w:numPr>
       </w:pPr>
       <w:r>
@@ -3856,7 +4845,7 @@
         <w:pStyle w:val="NormalWeb"/>
         <w:numPr>
           <w:ilvl w:val="0"/>
-          <w:numId w:val="8"/>
+          <w:numId w:val="23"/>
         </w:numPr>
         <w:rPr>
           <w:rStyle w:val="Strong"/>
@@ -3876,18 +4865,15 @@
         <w:pStyle w:val="Heading2"/>
       </w:pPr>
       <w:r>
+        <w:t>3.5. Thực hiện Vertical Concatenation</w:t>
+      </w:r>
+    </w:p>
+    <w:p>
+      <w:pPr>
+        <w:pStyle w:val="isselectedend"/>
+      </w:pPr>
+      <w:r>
         <w:lastRenderedPageBreak/>
-        <w:t>3.5</w:t>
-      </w:r>
-      <w:r>
-        <w:t>. Thực hiện Vertical Concatenation</w:t>
-      </w:r>
-    </w:p>
-    <w:p>
-      <w:pPr>
-        <w:pStyle w:val="isselectedend"/>
-      </w:pPr>
-      <w:r>
         <w:t>Sau khi hoàn thành việc kiểm tra và chuẩn hóa, nhóm sử dụng:</w:t>
       </w:r>
     </w:p>
@@ -3974,36 +4960,19 @@
         <w:pStyle w:val="isselectedend"/>
       </w:pPr>
       <w:r>
-        <w:t xml:space="preserve">nguồn Pharmacity có </w:t>
-      </w:r>
+        <w:t>nguồn Pharmacity có 480 sản phẩm, trong khi nguồn Sephora có 8.494 sản phẩm. Sau khi thực hiện vertical concatenation, tổng số sản phẩm trong bảng Master là:</w:t>
+      </w:r>
+    </w:p>
+    <w:p>
+      <w:pPr>
+        <w:pStyle w:val="NormalWeb"/>
+      </w:pPr>
       <w:r>
         <w:rPr>
           <w:rStyle w:val="Strong"/>
-        </w:rPr>
-        <w:t>445 sản phẩm</w:t>
-      </w:r>
-      <w:r>
-        <w:t xml:space="preserve">, trong khi nguồn Sephora có </w:t>
-      </w:r>
-      <w:r>
-        <w:rPr>
-          <w:rStyle w:val="Strong"/>
-        </w:rPr>
-        <w:t>8.494 sản phẩm</w:t>
-      </w:r>
-      <w:r>
-        <w:t>. Sau khi thực hiện vertical concatenation, tổng số sản phẩm trong bảng Master là:</w:t>
-      </w:r>
-    </w:p>
-    <w:p>
-      <w:pPr>
-        <w:pStyle w:val="NormalWeb"/>
-      </w:pPr>
-      <w:r>
-        <w:rPr>
-          <w:rStyle w:val="Strong"/>
-        </w:rPr>
-        <w:t>445 + 8.494 = 8.939 sản phẩm</w:t>
+          <w:b w:val="0"/>
+        </w:rPr>
+        <w:t>480 + 8.494 = 8.974 sản phẩm</w:t>
       </w:r>
     </w:p>
     <w:p>
@@ -4011,19 +4980,7 @@
         <w:pStyle w:val="Heading2"/>
       </w:pPr>
       <w:r>
-        <w:t>3</w:t>
-      </w:r>
-      <w:r>
-        <w:t>.</w:t>
-      </w:r>
-      <w:r>
-        <w:t>6</w:t>
-      </w:r>
-      <w:r>
-        <w:t xml:space="preserve"> </w:t>
-      </w:r>
-      <w:r>
-        <w:t>Horizontal Merging</w:t>
+        <w:t>3.6 Horizontal Merging</w:t>
       </w:r>
     </w:p>
     <w:p>
@@ -4073,7 +5030,7 @@
         <w:pStyle w:val="ListParagraph"/>
         <w:numPr>
           <w:ilvl w:val="0"/>
-          <w:numId w:val="13"/>
+          <w:numId w:val="24"/>
         </w:numPr>
         <w:spacing w:before="100" w:beforeAutospacing="1" w:after="100" w:afterAutospacing="1" w:line="240" w:lineRule="auto"/>
         <w:rPr>
@@ -4092,7 +5049,7 @@
         <w:pStyle w:val="ListParagraph"/>
         <w:numPr>
           <w:ilvl w:val="0"/>
-          <w:numId w:val="13"/>
+          <w:numId w:val="24"/>
         </w:numPr>
         <w:spacing w:before="100" w:beforeAutospacing="1" w:after="100" w:afterAutospacing="1" w:line="240" w:lineRule="auto"/>
         <w:rPr>
@@ -4154,7 +5111,7 @@
       <w:pPr>
         <w:numPr>
           <w:ilvl w:val="0"/>
-          <w:numId w:val="12"/>
+          <w:numId w:val="25"/>
         </w:numPr>
         <w:spacing w:before="100" w:beforeAutospacing="1" w:after="100" w:afterAutospacing="1" w:line="240" w:lineRule="auto"/>
         <w:rPr>
@@ -4172,7 +5129,7 @@
       <w:pPr>
         <w:numPr>
           <w:ilvl w:val="0"/>
-          <w:numId w:val="12"/>
+          <w:numId w:val="25"/>
         </w:numPr>
         <w:spacing w:before="100" w:beforeAutospacing="1" w:after="100" w:afterAutospacing="1" w:line="240" w:lineRule="auto"/>
         <w:rPr>
@@ -4212,7 +5169,7 @@
       <w:pPr>
         <w:numPr>
           <w:ilvl w:val="0"/>
-          <w:numId w:val="14"/>
+          <w:numId w:val="26"/>
         </w:numPr>
         <w:spacing w:before="100" w:beforeAutospacing="1" w:after="100" w:afterAutospacing="1" w:line="240" w:lineRule="auto"/>
         <w:rPr>
@@ -4238,7 +5195,7 @@
       <w:pPr>
         <w:numPr>
           <w:ilvl w:val="0"/>
-          <w:numId w:val="14"/>
+          <w:numId w:val="26"/>
         </w:numPr>
         <w:spacing w:before="100" w:beforeAutospacing="1" w:after="100" w:afterAutospacing="1" w:line="240" w:lineRule="auto"/>
         <w:rPr>
@@ -4251,60 +5208,42 @@
           <w:b/>
           <w:bCs/>
         </w:rPr>
-        <w:t>Loại cột trùng:</w:t>
-      </w:r>
-      <w:r>
-        <w:rPr>
-          <w:rFonts w:eastAsia="Times New Roman"/>
-        </w:rPr>
-        <w:t xml:space="preserve"> bỏ ProductName, Category, Brand khỏi bảng giao dịch, vì bảng master đã có sẵn các thuộc tính này. Nếu giữ lại, pandas sẽ sinh ra các cột _x, _y gây nhầm lẫn. </w:t>
-      </w:r>
-      <w:r>
-        <w:rPr>
-          <w:rFonts w:eastAsia="Times New Roman"/>
-        </w:rPr>
-        <w:lastRenderedPageBreak/>
-        <w:t xml:space="preserve">Nhóm đã kiểm tra trước và cả ba trường này </w:t>
-      </w:r>
+        <w:t xml:space="preserve">Không trùng cột: </w:t>
+      </w:r>
+      <w:r>
+        <w:rPr>
+          <w:rFonts w:eastAsia="Times New Roman"/>
+          <w:bCs/>
+        </w:rPr>
+        <w:t>bảng giao dịch ở Step 2 chỉ chứa ProductID cùng các thuộc tính giao dịch và khách hàng (không lặp lại ProductName, Category, Brand, Price), nên khi merge với bảng master không sinh ra các cột _x, _y và không cần loại bỏ cột nào.</w:t>
+      </w:r>
+    </w:p>
+    <w:p>
+      <w:pPr>
+        <w:numPr>
+          <w:ilvl w:val="0"/>
+          <w:numId w:val="26"/>
+        </w:numPr>
+        <w:spacing w:before="100" w:beforeAutospacing="1" w:after="100" w:afterAutospacing="1" w:line="240" w:lineRule="auto"/>
+        <w:rPr>
+          <w:rFonts w:eastAsia="Times New Roman"/>
+        </w:rPr>
+      </w:pPr>
       <w:r>
         <w:rPr>
           <w:rFonts w:eastAsia="Times New Roman"/>
           <w:b/>
           <w:bCs/>
         </w:rPr>
-        <w:t>khớp 100%</w:t>
-      </w:r>
-      <w:r>
-        <w:rPr>
-          <w:rFonts w:eastAsia="Times New Roman"/>
-        </w:rPr>
-        <w:t xml:space="preserve"> giữa hai bảng (0 dòng lệch), nên việc bỏ đi không làm mất thông tin.</w:t>
-      </w:r>
-    </w:p>
-    <w:p>
-      <w:pPr>
-        <w:numPr>
-          <w:ilvl w:val="0"/>
-          <w:numId w:val="14"/>
-        </w:numPr>
-        <w:spacing w:before="100" w:beforeAutospacing="1" w:after="100" w:afterAutospacing="1" w:line="240" w:lineRule="auto"/>
-        <w:rPr>
-          <w:rFonts w:eastAsia="Times New Roman"/>
-        </w:rPr>
-      </w:pPr>
-      <w:r>
-        <w:rPr>
-          <w:rFonts w:eastAsia="Times New Roman"/>
-          <w:b/>
+        <w:lastRenderedPageBreak/>
+        <w:t xml:space="preserve">Giá bán: </w:t>
+      </w:r>
+      <w:r>
+        <w:rPr>
+          <w:rFonts w:eastAsia="Times New Roman"/>
           <w:bCs/>
         </w:rPr>
-        <w:t>Đổi tên:</w:t>
-      </w:r>
-      <w:r>
-        <w:rPr>
-          <w:rFonts w:eastAsia="Times New Roman"/>
-        </w:rPr>
-        <w:t xml:space="preserve"> Price của bảng giao dịch thành UnitPrice để phân biệt với Price của master.</w:t>
+        <w:t>đơn giá của sản phẩm lấy từ cột Price của bảng master; TotalAmount trong bảng giao dịch đã được tính ở Step 2 bằng Giá × Số lượng và được kiểm tra khớp 100% với bảng sản phẩm.</w:t>
       </w:r>
     </w:p>
     <w:p>
@@ -4636,7 +5575,7 @@
       <w:pPr>
         <w:numPr>
           <w:ilvl w:val="0"/>
-          <w:numId w:val="15"/>
+          <w:numId w:val="27"/>
         </w:numPr>
         <w:spacing w:before="100" w:beforeAutospacing="1" w:after="100" w:afterAutospacing="1" w:line="240" w:lineRule="auto"/>
         <w:rPr>
@@ -4662,7 +5601,7 @@
       <w:pPr>
         <w:numPr>
           <w:ilvl w:val="0"/>
-          <w:numId w:val="15"/>
+          <w:numId w:val="27"/>
         </w:numPr>
         <w:spacing w:before="100" w:beforeAutospacing="1" w:after="100" w:afterAutospacing="1" w:line="240" w:lineRule="auto"/>
         <w:rPr>
@@ -4675,20 +5614,21 @@
           <w:b/>
           <w:bCs/>
         </w:rPr>
-        <w:t>Right và Outer làm sai thống kê.</w:t>
-      </w:r>
-      <w:r>
-        <w:rPr>
-          <w:rFonts w:eastAsia="Times New Roman"/>
-        </w:rPr>
-        <w:t xml:space="preserve"> 8.547 dòng sản phẩm không có đơn hàng sẽ mang toàn bộ cột giao dịch (Age, Quantity, TotalAmount, City...) là NaN. Khi đó các phép tính như tuổi trung bình, số khách hàng hay doanh thu sẽ bị nhiễu, và đến 8.494 dòng trong số đó là thiếu do cấu trúc chứ không phải do dữ liệu lỗi.</w:t>
+        <w:t xml:space="preserve">Right và Outer làm sai thống kê. </w:t>
+      </w:r>
+      <w:r>
+        <w:rPr>
+          <w:rFonts w:eastAsia="Times New Roman"/>
+          <w:bCs/>
+        </w:rPr>
+        <w:t>Toàn bộ 8.494 sản phẩm Sephora (cùng các sản phẩm Pharmacity chưa có đơn hàng) sẽ mang toàn bộ cột giao dịch (Age, Quantity, TotalAmount, City...) là NaN. Khi đó các phép tính như tuổi trung bình, số khách hàng hay doanh thu sẽ bị nhiễu, và phần lớn giá trị thiếu là thiếu do cấu trúc chứ không phải do dữ liệu lỗi.</w:t>
       </w:r>
     </w:p>
     <w:p>
       <w:pPr>
         <w:numPr>
           <w:ilvl w:val="0"/>
-          <w:numId w:val="15"/>
+          <w:numId w:val="27"/>
         </w:numPr>
         <w:spacing w:before="100" w:beforeAutospacing="1" w:after="100" w:afterAutospacing="1" w:line="240" w:lineRule="auto"/>
         <w:rPr>
@@ -4769,7 +5709,7 @@
         <w:pStyle w:val="NormalWeb"/>
         <w:numPr>
           <w:ilvl w:val="0"/>
-          <w:numId w:val="16"/>
+          <w:numId w:val="28"/>
         </w:numPr>
       </w:pPr>
       <w:r>
@@ -4787,7 +5727,7 @@
         <w:pStyle w:val="NormalWeb"/>
         <w:numPr>
           <w:ilvl w:val="0"/>
-          <w:numId w:val="16"/>
+          <w:numId w:val="28"/>
         </w:numPr>
       </w:pPr>
       <w:r>
@@ -4923,7 +5863,7 @@
         <w:pStyle w:val="NormalWeb"/>
         <w:numPr>
           <w:ilvl w:val="0"/>
-          <w:numId w:val="17"/>
+          <w:numId w:val="29"/>
         </w:numPr>
       </w:pPr>
       <w:r>
@@ -4950,7 +5890,7 @@
         <w:pStyle w:val="NormalWeb"/>
         <w:numPr>
           <w:ilvl w:val="0"/>
-          <w:numId w:val="17"/>
+          <w:numId w:val="29"/>
         </w:numPr>
       </w:pPr>
       <w:r>
@@ -5819,6 +6759,24 @@
     <w:p>
       <w:pPr>
         <w:pStyle w:val="NormalWeb"/>
+        <w:tabs>
+          <w:tab w:val="left" w:pos="916"/>
+          <w:tab w:val="left" w:pos="1832"/>
+          <w:tab w:val="left" w:pos="2748"/>
+          <w:tab w:val="left" w:pos="3664"/>
+          <w:tab w:val="left" w:pos="4580"/>
+          <w:tab w:val="left" w:pos="5496"/>
+          <w:tab w:val="left" w:pos="6412"/>
+          <w:tab w:val="left" w:pos="7328"/>
+          <w:tab w:val="left" w:pos="8244"/>
+          <w:tab w:val="left" w:pos="9160"/>
+          <w:tab w:val="left" w:pos="10076"/>
+          <w:tab w:val="left" w:pos="10992"/>
+          <w:tab w:val="left" w:pos="11908"/>
+          <w:tab w:val="left" w:pos="12824"/>
+          <w:tab w:val="left" w:pos="13740"/>
+          <w:tab w:val="left" w:pos="14656"/>
+        </w:tabs>
       </w:pPr>
       <w:r>
         <w:t xml:space="preserve">Trước khi nạp dữ liệu, nhóm xóa dữ liệu cũ trong collection bằng </w:t>
@@ -5851,6 +6809,24 @@
     <w:p>
       <w:pPr>
         <w:pStyle w:val="NormalWeb"/>
+        <w:tabs>
+          <w:tab w:val="left" w:pos="916"/>
+          <w:tab w:val="left" w:pos="1832"/>
+          <w:tab w:val="left" w:pos="2748"/>
+          <w:tab w:val="left" w:pos="3664"/>
+          <w:tab w:val="left" w:pos="4580"/>
+          <w:tab w:val="left" w:pos="5496"/>
+          <w:tab w:val="left" w:pos="6412"/>
+          <w:tab w:val="left" w:pos="7328"/>
+          <w:tab w:val="left" w:pos="8244"/>
+          <w:tab w:val="left" w:pos="9160"/>
+          <w:tab w:val="left" w:pos="10076"/>
+          <w:tab w:val="left" w:pos="10992"/>
+          <w:tab w:val="left" w:pos="11908"/>
+          <w:tab w:val="left" w:pos="12824"/>
+          <w:tab w:val="left" w:pos="13740"/>
+          <w:tab w:val="left" w:pos="14656"/>
+        </w:tabs>
       </w:pPr>
       <w:r>
         <w:t>Như vậy, toàn bộ 1.000 bản ghi của dataset đã được lưu thành công trong MongoDB Atlas.</w:t>
@@ -5859,18 +6835,51 @@
     <w:p>
       <w:pPr>
         <w:pStyle w:val="Heading3"/>
+        <w:tabs>
+          <w:tab w:val="left" w:pos="916"/>
+          <w:tab w:val="left" w:pos="1832"/>
+          <w:tab w:val="left" w:pos="2748"/>
+          <w:tab w:val="left" w:pos="3664"/>
+          <w:tab w:val="left" w:pos="4580"/>
+          <w:tab w:val="left" w:pos="5496"/>
+          <w:tab w:val="left" w:pos="6412"/>
+          <w:tab w:val="left" w:pos="7328"/>
+          <w:tab w:val="left" w:pos="8244"/>
+          <w:tab w:val="left" w:pos="9160"/>
+          <w:tab w:val="left" w:pos="10076"/>
+          <w:tab w:val="left" w:pos="10992"/>
+          <w:tab w:val="left" w:pos="11908"/>
+          <w:tab w:val="left" w:pos="12824"/>
+          <w:tab w:val="left" w:pos="13740"/>
+          <w:tab w:val="left" w:pos="14656"/>
+        </w:tabs>
       </w:pPr>
       <w:r>
         <w:lastRenderedPageBreak/>
-        <w:t>4.2.3</w:t>
-      </w:r>
-      <w:r>
-        <w:t>. Kiểm tra dữ liệu sau khi lưu</w:t>
+        <w:t>4.2.3. Kiểm tra dữ liệu sau khi lưu</w:t>
       </w:r>
     </w:p>
     <w:p>
       <w:pPr>
         <w:shd w:val="clear" w:color="auto" w:fill="121314"/>
+        <w:tabs>
+          <w:tab w:val="left" w:pos="916"/>
+          <w:tab w:val="left" w:pos="1832"/>
+          <w:tab w:val="left" w:pos="2748"/>
+          <w:tab w:val="left" w:pos="3664"/>
+          <w:tab w:val="left" w:pos="4580"/>
+          <w:tab w:val="left" w:pos="5496"/>
+          <w:tab w:val="left" w:pos="6412"/>
+          <w:tab w:val="left" w:pos="7328"/>
+          <w:tab w:val="left" w:pos="8244"/>
+          <w:tab w:val="left" w:pos="9160"/>
+          <w:tab w:val="left" w:pos="10076"/>
+          <w:tab w:val="left" w:pos="10992"/>
+          <w:tab w:val="left" w:pos="11908"/>
+          <w:tab w:val="left" w:pos="12824"/>
+          <w:tab w:val="left" w:pos="13740"/>
+          <w:tab w:val="left" w:pos="14656"/>
+        </w:tabs>
         <w:spacing w:after="0" w:line="285" w:lineRule="atLeast"/>
         <w:rPr>
           <w:rFonts w:eastAsia="Times New Roman"/>
@@ -5979,6 +6988,24 @@
     <w:p>
       <w:pPr>
         <w:shd w:val="clear" w:color="auto" w:fill="121314"/>
+        <w:tabs>
+          <w:tab w:val="left" w:pos="916"/>
+          <w:tab w:val="left" w:pos="1832"/>
+          <w:tab w:val="left" w:pos="2748"/>
+          <w:tab w:val="left" w:pos="3664"/>
+          <w:tab w:val="left" w:pos="4580"/>
+          <w:tab w:val="left" w:pos="5496"/>
+          <w:tab w:val="left" w:pos="6412"/>
+          <w:tab w:val="left" w:pos="7328"/>
+          <w:tab w:val="left" w:pos="8244"/>
+          <w:tab w:val="left" w:pos="9160"/>
+          <w:tab w:val="left" w:pos="10076"/>
+          <w:tab w:val="left" w:pos="10992"/>
+          <w:tab w:val="left" w:pos="11908"/>
+          <w:tab w:val="left" w:pos="12824"/>
+          <w:tab w:val="left" w:pos="13740"/>
+          <w:tab w:val="left" w:pos="14656"/>
+        </w:tabs>
         <w:spacing w:after="0" w:line="285" w:lineRule="atLeast"/>
         <w:rPr>
           <w:rFonts w:eastAsia="Times New Roman"/>
@@ -5989,6 +7016,24 @@
     <w:p>
       <w:pPr>
         <w:shd w:val="clear" w:color="auto" w:fill="121314"/>
+        <w:tabs>
+          <w:tab w:val="left" w:pos="916"/>
+          <w:tab w:val="left" w:pos="1832"/>
+          <w:tab w:val="left" w:pos="2748"/>
+          <w:tab w:val="left" w:pos="3664"/>
+          <w:tab w:val="left" w:pos="4580"/>
+          <w:tab w:val="left" w:pos="5496"/>
+          <w:tab w:val="left" w:pos="6412"/>
+          <w:tab w:val="left" w:pos="7328"/>
+          <w:tab w:val="left" w:pos="8244"/>
+          <w:tab w:val="left" w:pos="9160"/>
+          <w:tab w:val="left" w:pos="10076"/>
+          <w:tab w:val="left" w:pos="10992"/>
+          <w:tab w:val="left" w:pos="11908"/>
+          <w:tab w:val="left" w:pos="12824"/>
+          <w:tab w:val="left" w:pos="13740"/>
+          <w:tab w:val="left" w:pos="14656"/>
+        </w:tabs>
         <w:spacing w:after="0" w:line="285" w:lineRule="atLeast"/>
         <w:rPr>
           <w:rFonts w:eastAsia="Times New Roman"/>
@@ -6069,6 +7114,24 @@
     <w:p>
       <w:pPr>
         <w:shd w:val="clear" w:color="auto" w:fill="121314"/>
+        <w:tabs>
+          <w:tab w:val="left" w:pos="916"/>
+          <w:tab w:val="left" w:pos="1832"/>
+          <w:tab w:val="left" w:pos="2748"/>
+          <w:tab w:val="left" w:pos="3664"/>
+          <w:tab w:val="left" w:pos="4580"/>
+          <w:tab w:val="left" w:pos="5496"/>
+          <w:tab w:val="left" w:pos="6412"/>
+          <w:tab w:val="left" w:pos="7328"/>
+          <w:tab w:val="left" w:pos="8244"/>
+          <w:tab w:val="left" w:pos="9160"/>
+          <w:tab w:val="left" w:pos="10076"/>
+          <w:tab w:val="left" w:pos="10992"/>
+          <w:tab w:val="left" w:pos="11908"/>
+          <w:tab w:val="left" w:pos="12824"/>
+          <w:tab w:val="left" w:pos="13740"/>
+          <w:tab w:val="left" w:pos="14656"/>
+        </w:tabs>
         <w:spacing w:after="0" w:line="285" w:lineRule="atLeast"/>
         <w:rPr>
           <w:rFonts w:eastAsia="Times New Roman"/>
@@ -6079,6 +7142,24 @@
     <w:p>
       <w:pPr>
         <w:shd w:val="clear" w:color="auto" w:fill="121314"/>
+        <w:tabs>
+          <w:tab w:val="left" w:pos="916"/>
+          <w:tab w:val="left" w:pos="1832"/>
+          <w:tab w:val="left" w:pos="2748"/>
+          <w:tab w:val="left" w:pos="3664"/>
+          <w:tab w:val="left" w:pos="4580"/>
+          <w:tab w:val="left" w:pos="5496"/>
+          <w:tab w:val="left" w:pos="6412"/>
+          <w:tab w:val="left" w:pos="7328"/>
+          <w:tab w:val="left" w:pos="8244"/>
+          <w:tab w:val="left" w:pos="9160"/>
+          <w:tab w:val="left" w:pos="10076"/>
+          <w:tab w:val="left" w:pos="10992"/>
+          <w:tab w:val="left" w:pos="11908"/>
+          <w:tab w:val="left" w:pos="12824"/>
+          <w:tab w:val="left" w:pos="13740"/>
+          <w:tab w:val="left" w:pos="14656"/>
+        </w:tabs>
         <w:spacing w:after="0" w:line="285" w:lineRule="atLeast"/>
         <w:rPr>
           <w:rFonts w:eastAsia="Times New Roman"/>
@@ -6145,6 +7226,24 @@
     <w:p>
       <w:pPr>
         <w:shd w:val="clear" w:color="auto" w:fill="121314"/>
+        <w:tabs>
+          <w:tab w:val="left" w:pos="916"/>
+          <w:tab w:val="left" w:pos="1832"/>
+          <w:tab w:val="left" w:pos="2748"/>
+          <w:tab w:val="left" w:pos="3664"/>
+          <w:tab w:val="left" w:pos="4580"/>
+          <w:tab w:val="left" w:pos="5496"/>
+          <w:tab w:val="left" w:pos="6412"/>
+          <w:tab w:val="left" w:pos="7328"/>
+          <w:tab w:val="left" w:pos="8244"/>
+          <w:tab w:val="left" w:pos="9160"/>
+          <w:tab w:val="left" w:pos="10076"/>
+          <w:tab w:val="left" w:pos="10992"/>
+          <w:tab w:val="left" w:pos="11908"/>
+          <w:tab w:val="left" w:pos="12824"/>
+          <w:tab w:val="left" w:pos="13740"/>
+          <w:tab w:val="left" w:pos="14656"/>
+        </w:tabs>
         <w:spacing w:after="0" w:line="285" w:lineRule="atLeast"/>
         <w:rPr>
           <w:rFonts w:eastAsia="Times New Roman"/>
@@ -6197,6 +7296,24 @@
     <w:p>
       <w:pPr>
         <w:pStyle w:val="NormalWeb"/>
+        <w:tabs>
+          <w:tab w:val="left" w:pos="916"/>
+          <w:tab w:val="left" w:pos="1832"/>
+          <w:tab w:val="left" w:pos="2748"/>
+          <w:tab w:val="left" w:pos="3664"/>
+          <w:tab w:val="left" w:pos="4580"/>
+          <w:tab w:val="left" w:pos="5496"/>
+          <w:tab w:val="left" w:pos="6412"/>
+          <w:tab w:val="left" w:pos="7328"/>
+          <w:tab w:val="left" w:pos="8244"/>
+          <w:tab w:val="left" w:pos="9160"/>
+          <w:tab w:val="left" w:pos="10076"/>
+          <w:tab w:val="left" w:pos="10992"/>
+          <w:tab w:val="left" w:pos="11908"/>
+          <w:tab w:val="left" w:pos="12824"/>
+          <w:tab w:val="left" w:pos="13740"/>
+          <w:tab w:val="left" w:pos="14656"/>
+        </w:tabs>
       </w:pPr>
       <w:r>
         <w:t xml:space="preserve">Nhóm sử dụng </w:t>
@@ -6217,6 +7334,24 @@
     <w:p>
       <w:pPr>
         <w:pStyle w:val="NormalWeb"/>
+        <w:tabs>
+          <w:tab w:val="left" w:pos="916"/>
+          <w:tab w:val="left" w:pos="1832"/>
+          <w:tab w:val="left" w:pos="2748"/>
+          <w:tab w:val="left" w:pos="3664"/>
+          <w:tab w:val="left" w:pos="4580"/>
+          <w:tab w:val="left" w:pos="5496"/>
+          <w:tab w:val="left" w:pos="6412"/>
+          <w:tab w:val="left" w:pos="7328"/>
+          <w:tab w:val="left" w:pos="8244"/>
+          <w:tab w:val="left" w:pos="9160"/>
+          <w:tab w:val="left" w:pos="10076"/>
+          <w:tab w:val="left" w:pos="10992"/>
+          <w:tab w:val="left" w:pos="11908"/>
+          <w:tab w:val="left" w:pos="12824"/>
+          <w:tab w:val="left" w:pos="13740"/>
+          <w:tab w:val="left" w:pos="14656"/>
+        </w:tabs>
         <w:rPr>
           <w:rStyle w:val="HTMLCode"/>
           <w:rFonts w:ascii="Times New Roman" w:hAnsi="Times New Roman" w:cs="Times New Roman"/>
@@ -6225,10 +7360,7 @@
         </w:rPr>
       </w:pPr>
       <w:r>
-        <w:t>Kết quả:</w:t>
-      </w:r>
-      <w:r>
-        <w:t xml:space="preserve"> </w:t>
+        <w:t xml:space="preserve">Kết quả: </w:t>
       </w:r>
       <w:r>
         <w:rPr>
@@ -6243,6 +7375,24 @@
     <w:p>
       <w:pPr>
         <w:pStyle w:val="NormalWeb"/>
+        <w:tabs>
+          <w:tab w:val="left" w:pos="916"/>
+          <w:tab w:val="left" w:pos="1832"/>
+          <w:tab w:val="left" w:pos="2748"/>
+          <w:tab w:val="left" w:pos="3664"/>
+          <w:tab w:val="left" w:pos="4580"/>
+          <w:tab w:val="left" w:pos="5496"/>
+          <w:tab w:val="left" w:pos="6412"/>
+          <w:tab w:val="left" w:pos="7328"/>
+          <w:tab w:val="left" w:pos="8244"/>
+          <w:tab w:val="left" w:pos="9160"/>
+          <w:tab w:val="left" w:pos="10076"/>
+          <w:tab w:val="left" w:pos="10992"/>
+          <w:tab w:val="left" w:pos="11908"/>
+          <w:tab w:val="left" w:pos="12824"/>
+          <w:tab w:val="left" w:pos="13740"/>
+          <w:tab w:val="left" w:pos="14656"/>
+        </w:tabs>
       </w:pPr>
       <w:r>
         <w:t>Điều này cho thấy số lượng bản ghi và số lượng thuộc tính sau khi đọc lại từ MongoDB vẫn giữ nguyên so với dataset ban đầu.</w:t>
@@ -6251,6 +7401,24 @@
     <w:p>
       <w:pPr>
         <w:pStyle w:val="Heading2"/>
+        <w:tabs>
+          <w:tab w:val="left" w:pos="916"/>
+          <w:tab w:val="left" w:pos="1832"/>
+          <w:tab w:val="left" w:pos="2748"/>
+          <w:tab w:val="left" w:pos="3664"/>
+          <w:tab w:val="left" w:pos="4580"/>
+          <w:tab w:val="left" w:pos="5496"/>
+          <w:tab w:val="left" w:pos="6412"/>
+          <w:tab w:val="left" w:pos="7328"/>
+          <w:tab w:val="left" w:pos="8244"/>
+          <w:tab w:val="left" w:pos="9160"/>
+          <w:tab w:val="left" w:pos="10076"/>
+          <w:tab w:val="left" w:pos="10992"/>
+          <w:tab w:val="left" w:pos="11908"/>
+          <w:tab w:val="left" w:pos="12824"/>
+          <w:tab w:val="left" w:pos="13740"/>
+          <w:tab w:val="left" w:pos="14656"/>
+        </w:tabs>
       </w:pPr>
       <w:r>
         <w:t>4.3. SQLite – Traditional Relational Database</w:t>
@@ -6259,6 +7427,24 @@
     <w:p>
       <w:pPr>
         <w:pStyle w:val="Heading3"/>
+        <w:tabs>
+          <w:tab w:val="left" w:pos="916"/>
+          <w:tab w:val="left" w:pos="1832"/>
+          <w:tab w:val="left" w:pos="2748"/>
+          <w:tab w:val="left" w:pos="3664"/>
+          <w:tab w:val="left" w:pos="4580"/>
+          <w:tab w:val="left" w:pos="5496"/>
+          <w:tab w:val="left" w:pos="6412"/>
+          <w:tab w:val="left" w:pos="7328"/>
+          <w:tab w:val="left" w:pos="8244"/>
+          <w:tab w:val="left" w:pos="9160"/>
+          <w:tab w:val="left" w:pos="10076"/>
+          <w:tab w:val="left" w:pos="10992"/>
+          <w:tab w:val="left" w:pos="11908"/>
+          <w:tab w:val="left" w:pos="12824"/>
+          <w:tab w:val="left" w:pos="13740"/>
+          <w:tab w:val="left" w:pos="14656"/>
+        </w:tabs>
       </w:pPr>
       <w:r>
         <w:t>4.3.1. Tạo cơ sở dữ liệu</w:t>
@@ -6267,6 +7453,24 @@
     <w:p>
       <w:pPr>
         <w:pStyle w:val="NormalWeb"/>
+        <w:tabs>
+          <w:tab w:val="left" w:pos="916"/>
+          <w:tab w:val="left" w:pos="1832"/>
+          <w:tab w:val="left" w:pos="2748"/>
+          <w:tab w:val="left" w:pos="3664"/>
+          <w:tab w:val="left" w:pos="4580"/>
+          <w:tab w:val="left" w:pos="5496"/>
+          <w:tab w:val="left" w:pos="6412"/>
+          <w:tab w:val="left" w:pos="7328"/>
+          <w:tab w:val="left" w:pos="8244"/>
+          <w:tab w:val="left" w:pos="9160"/>
+          <w:tab w:val="left" w:pos="10076"/>
+          <w:tab w:val="left" w:pos="10992"/>
+          <w:tab w:val="left" w:pos="11908"/>
+          <w:tab w:val="left" w:pos="12824"/>
+          <w:tab w:val="left" w:pos="13740"/>
+          <w:tab w:val="left" w:pos="14656"/>
+        </w:tabs>
       </w:pPr>
       <w:r>
         <w:t>Đối với cơ sở dữ liệu quan hệ, nhóm lựa chọn SQLite vì SQLite có thể sử dụng trực tiếp thông qua Python và không cần cài đặt một database server riêng.</w:t>
@@ -6275,6 +7479,24 @@
     <w:p>
       <w:pPr>
         <w:pStyle w:val="NormalWeb"/>
+        <w:tabs>
+          <w:tab w:val="left" w:pos="916"/>
+          <w:tab w:val="left" w:pos="1832"/>
+          <w:tab w:val="left" w:pos="2748"/>
+          <w:tab w:val="left" w:pos="3664"/>
+          <w:tab w:val="left" w:pos="4580"/>
+          <w:tab w:val="left" w:pos="5496"/>
+          <w:tab w:val="left" w:pos="6412"/>
+          <w:tab w:val="left" w:pos="7328"/>
+          <w:tab w:val="left" w:pos="8244"/>
+          <w:tab w:val="left" w:pos="9160"/>
+          <w:tab w:val="left" w:pos="10076"/>
+          <w:tab w:val="left" w:pos="10992"/>
+          <w:tab w:val="left" w:pos="11908"/>
+          <w:tab w:val="left" w:pos="12824"/>
+          <w:tab w:val="left" w:pos="13740"/>
+          <w:tab w:val="left" w:pos="14656"/>
+        </w:tabs>
         <w:rPr>
           <w:rStyle w:val="HTMLCode"/>
           <w:rFonts w:ascii="Times New Roman" w:hAnsi="Times New Roman" w:cs="Times New Roman"/>
@@ -6283,10 +7505,7 @@
         </w:rPr>
       </w:pPr>
       <w:r>
-        <w:t>File cơ sở dữ liệu được tạo với tên:</w:t>
-      </w:r>
-      <w:r>
-        <w:t xml:space="preserve"> </w:t>
+        <w:t xml:space="preserve">File cơ sở dữ liệu được tạo với tên: </w:t>
       </w:r>
       <w:r>
         <w:rPr>
@@ -6301,6 +7520,24 @@
     <w:p>
       <w:pPr>
         <w:pStyle w:val="NormalWeb"/>
+        <w:tabs>
+          <w:tab w:val="left" w:pos="916"/>
+          <w:tab w:val="left" w:pos="1832"/>
+          <w:tab w:val="left" w:pos="2748"/>
+          <w:tab w:val="left" w:pos="3664"/>
+          <w:tab w:val="left" w:pos="4580"/>
+          <w:tab w:val="left" w:pos="5496"/>
+          <w:tab w:val="left" w:pos="6412"/>
+          <w:tab w:val="left" w:pos="7328"/>
+          <w:tab w:val="left" w:pos="8244"/>
+          <w:tab w:val="left" w:pos="9160"/>
+          <w:tab w:val="left" w:pos="10076"/>
+          <w:tab w:val="left" w:pos="10992"/>
+          <w:tab w:val="left" w:pos="11908"/>
+          <w:tab w:val="left" w:pos="12824"/>
+          <w:tab w:val="left" w:pos="13740"/>
+          <w:tab w:val="left" w:pos="14656"/>
+        </w:tabs>
       </w:pPr>
       <w:r>
         <w:t xml:space="preserve">Nhóm tạo bảng </w:t>
@@ -6321,6 +7558,24 @@
     <w:p>
       <w:pPr>
         <w:pStyle w:val="Heading3"/>
+        <w:tabs>
+          <w:tab w:val="left" w:pos="916"/>
+          <w:tab w:val="left" w:pos="1832"/>
+          <w:tab w:val="left" w:pos="2748"/>
+          <w:tab w:val="left" w:pos="3664"/>
+          <w:tab w:val="left" w:pos="4580"/>
+          <w:tab w:val="left" w:pos="5496"/>
+          <w:tab w:val="left" w:pos="6412"/>
+          <w:tab w:val="left" w:pos="7328"/>
+          <w:tab w:val="left" w:pos="8244"/>
+          <w:tab w:val="left" w:pos="9160"/>
+          <w:tab w:val="left" w:pos="10076"/>
+          <w:tab w:val="left" w:pos="10992"/>
+          <w:tab w:val="left" w:pos="11908"/>
+          <w:tab w:val="left" w:pos="12824"/>
+          <w:tab w:val="left" w:pos="13740"/>
+          <w:tab w:val="left" w:pos="14656"/>
+        </w:tabs>
       </w:pPr>
       <w:r>
         <w:t>4.3.2. Thiết kế bảng</w:t>
@@ -6329,6 +7584,24 @@
     <w:p>
       <w:pPr>
         <w:pStyle w:val="NormalWeb"/>
+        <w:tabs>
+          <w:tab w:val="left" w:pos="916"/>
+          <w:tab w:val="left" w:pos="1832"/>
+          <w:tab w:val="left" w:pos="2748"/>
+          <w:tab w:val="left" w:pos="3664"/>
+          <w:tab w:val="left" w:pos="4580"/>
+          <w:tab w:val="left" w:pos="5496"/>
+          <w:tab w:val="left" w:pos="6412"/>
+          <w:tab w:val="left" w:pos="7328"/>
+          <w:tab w:val="left" w:pos="8244"/>
+          <w:tab w:val="left" w:pos="9160"/>
+          <w:tab w:val="left" w:pos="10076"/>
+          <w:tab w:val="left" w:pos="10992"/>
+          <w:tab w:val="left" w:pos="11908"/>
+          <w:tab w:val="left" w:pos="12824"/>
+          <w:tab w:val="left" w:pos="13740"/>
+          <w:tab w:val="left" w:pos="14656"/>
+        </w:tabs>
       </w:pPr>
       <w:r>
         <w:t xml:space="preserve">Bảng </w:t>
@@ -6349,6 +7622,24 @@
     <w:p>
       <w:pPr>
         <w:pStyle w:val="NormalWeb"/>
+        <w:tabs>
+          <w:tab w:val="left" w:pos="916"/>
+          <w:tab w:val="left" w:pos="1832"/>
+          <w:tab w:val="left" w:pos="2748"/>
+          <w:tab w:val="left" w:pos="3664"/>
+          <w:tab w:val="left" w:pos="4580"/>
+          <w:tab w:val="left" w:pos="5496"/>
+          <w:tab w:val="left" w:pos="6412"/>
+          <w:tab w:val="left" w:pos="7328"/>
+          <w:tab w:val="left" w:pos="8244"/>
+          <w:tab w:val="left" w:pos="9160"/>
+          <w:tab w:val="left" w:pos="10076"/>
+          <w:tab w:val="left" w:pos="10992"/>
+          <w:tab w:val="left" w:pos="11908"/>
+          <w:tab w:val="left" w:pos="12824"/>
+          <w:tab w:val="left" w:pos="13740"/>
+          <w:tab w:val="left" w:pos="14656"/>
+        </w:tabs>
       </w:pPr>
       <w:r>
         <w:t>Một số ràng buộc được đặt cho bảng:</w:t>
@@ -6359,7 +7650,7 @@
         <w:pStyle w:val="NormalWeb"/>
         <w:numPr>
           <w:ilvl w:val="0"/>
-          <w:numId w:val="18"/>
+          <w:numId w:val="30"/>
         </w:numPr>
       </w:pPr>
       <w:r>
@@ -6392,7 +7683,7 @@
         <w:pStyle w:val="NormalWeb"/>
         <w:numPr>
           <w:ilvl w:val="0"/>
-          <w:numId w:val="18"/>
+          <w:numId w:val="30"/>
         </w:numPr>
       </w:pPr>
       <w:r>
@@ -6437,7 +7728,7 @@
         <w:pStyle w:val="NormalWeb"/>
         <w:numPr>
           <w:ilvl w:val="0"/>
-          <w:numId w:val="18"/>
+          <w:numId w:val="30"/>
         </w:numPr>
       </w:pPr>
       <w:r>
@@ -6450,7 +7741,12 @@
         <w:t>Age</w:t>
       </w:r>
       <w:r>
-        <w:t xml:space="preserve"> phải lớn hơn 0.</w:t>
+        <w:t xml:space="preserve"> p</w:t>
+      </w:r>
+      <w:bookmarkStart w:id="0" w:name="_GoBack"/>
+      <w:bookmarkEnd w:id="0"/>
+      <w:r>
+        <w:t>hải lớn hơn 0.</w:t>
       </w:r>
     </w:p>
     <w:p>
@@ -6458,7 +7754,7 @@
         <w:pStyle w:val="NormalWeb"/>
         <w:numPr>
           <w:ilvl w:val="0"/>
-          <w:numId w:val="18"/>
+          <w:numId w:val="30"/>
         </w:numPr>
       </w:pPr>
       <w:r>
@@ -6477,6 +7773,24 @@
     <w:p>
       <w:pPr>
         <w:pStyle w:val="NormalWeb"/>
+        <w:tabs>
+          <w:tab w:val="left" w:pos="916"/>
+          <w:tab w:val="left" w:pos="1832"/>
+          <w:tab w:val="left" w:pos="2748"/>
+          <w:tab w:val="left" w:pos="3664"/>
+          <w:tab w:val="left" w:pos="4580"/>
+          <w:tab w:val="left" w:pos="5496"/>
+          <w:tab w:val="left" w:pos="6412"/>
+          <w:tab w:val="left" w:pos="7328"/>
+          <w:tab w:val="left" w:pos="8244"/>
+          <w:tab w:val="left" w:pos="9160"/>
+          <w:tab w:val="left" w:pos="10076"/>
+          <w:tab w:val="left" w:pos="10992"/>
+          <w:tab w:val="left" w:pos="11908"/>
+          <w:tab w:val="left" w:pos="12824"/>
+          <w:tab w:val="left" w:pos="13740"/>
+          <w:tab w:val="left" w:pos="14656"/>
+        </w:tabs>
       </w:pPr>
       <w:r>
         <w:t>Việc đặt các ràng buộc này giúp hạn chế dữ liệu không hợp lệ khi lưu vào cơ sở dữ liệu.</w:t>
@@ -6485,6 +7799,24 @@
     <w:p>
       <w:pPr>
         <w:pStyle w:val="Heading3"/>
+        <w:tabs>
+          <w:tab w:val="left" w:pos="916"/>
+          <w:tab w:val="left" w:pos="1832"/>
+          <w:tab w:val="left" w:pos="2748"/>
+          <w:tab w:val="left" w:pos="3664"/>
+          <w:tab w:val="left" w:pos="4580"/>
+          <w:tab w:val="left" w:pos="5496"/>
+          <w:tab w:val="left" w:pos="6412"/>
+          <w:tab w:val="left" w:pos="7328"/>
+          <w:tab w:val="left" w:pos="8244"/>
+          <w:tab w:val="left" w:pos="9160"/>
+          <w:tab w:val="left" w:pos="10076"/>
+          <w:tab w:val="left" w:pos="10992"/>
+          <w:tab w:val="left" w:pos="11908"/>
+          <w:tab w:val="left" w:pos="12824"/>
+          <w:tab w:val="left" w:pos="13740"/>
+          <w:tab w:val="left" w:pos="14656"/>
+        </w:tabs>
       </w:pPr>
       <w:r>
         <w:t>4.3.3. Nạp dữ liệu vào SQLite</w:t>
@@ -6493,6 +7825,24 @@
     <w:p>
       <w:pPr>
         <w:pStyle w:val="NormalWeb"/>
+        <w:tabs>
+          <w:tab w:val="left" w:pos="916"/>
+          <w:tab w:val="left" w:pos="1832"/>
+          <w:tab w:val="left" w:pos="2748"/>
+          <w:tab w:val="left" w:pos="3664"/>
+          <w:tab w:val="left" w:pos="4580"/>
+          <w:tab w:val="left" w:pos="5496"/>
+          <w:tab w:val="left" w:pos="6412"/>
+          <w:tab w:val="left" w:pos="7328"/>
+          <w:tab w:val="left" w:pos="8244"/>
+          <w:tab w:val="left" w:pos="9160"/>
+          <w:tab w:val="left" w:pos="10076"/>
+          <w:tab w:val="left" w:pos="10992"/>
+          <w:tab w:val="left" w:pos="11908"/>
+          <w:tab w:val="left" w:pos="12824"/>
+          <w:tab w:val="left" w:pos="13740"/>
+          <w:tab w:val="left" w:pos="14656"/>
+        </w:tabs>
       </w:pPr>
       <w:r>
         <w:t xml:space="preserve">Nhóm đọc </w:t>
@@ -6549,6 +7899,24 @@
     <w:p>
       <w:pPr>
         <w:pStyle w:val="NormalWeb"/>
+        <w:tabs>
+          <w:tab w:val="left" w:pos="916"/>
+          <w:tab w:val="left" w:pos="1832"/>
+          <w:tab w:val="left" w:pos="2748"/>
+          <w:tab w:val="left" w:pos="3664"/>
+          <w:tab w:val="left" w:pos="4580"/>
+          <w:tab w:val="left" w:pos="5496"/>
+          <w:tab w:val="left" w:pos="6412"/>
+          <w:tab w:val="left" w:pos="7328"/>
+          <w:tab w:val="left" w:pos="8244"/>
+          <w:tab w:val="left" w:pos="9160"/>
+          <w:tab w:val="left" w:pos="10076"/>
+          <w:tab w:val="left" w:pos="10992"/>
+          <w:tab w:val="left" w:pos="11908"/>
+          <w:tab w:val="left" w:pos="12824"/>
+          <w:tab w:val="left" w:pos="13740"/>
+          <w:tab w:val="left" w:pos="14656"/>
+        </w:tabs>
       </w:pPr>
       <w:r>
         <w:t xml:space="preserve">Sau đó, nhóm sử dụng </w:t>
@@ -6581,6 +7949,24 @@
     <w:p>
       <w:pPr>
         <w:pStyle w:val="NormalWeb"/>
+        <w:tabs>
+          <w:tab w:val="left" w:pos="916"/>
+          <w:tab w:val="left" w:pos="1832"/>
+          <w:tab w:val="left" w:pos="2748"/>
+          <w:tab w:val="left" w:pos="3664"/>
+          <w:tab w:val="left" w:pos="4580"/>
+          <w:tab w:val="left" w:pos="5496"/>
+          <w:tab w:val="left" w:pos="6412"/>
+          <w:tab w:val="left" w:pos="7328"/>
+          <w:tab w:val="left" w:pos="8244"/>
+          <w:tab w:val="left" w:pos="9160"/>
+          <w:tab w:val="left" w:pos="10076"/>
+          <w:tab w:val="left" w:pos="10992"/>
+          <w:tab w:val="left" w:pos="11908"/>
+          <w:tab w:val="left" w:pos="12824"/>
+          <w:tab w:val="left" w:pos="13740"/>
+          <w:tab w:val="left" w:pos="14656"/>
+        </w:tabs>
         <w:rPr>
           <w:rStyle w:val="HTMLCode"/>
           <w:rFonts w:ascii="Times New Roman" w:hAnsi="Times New Roman" w:cs="Times New Roman"/>
@@ -6590,10 +7976,7 @@
       </w:pPr>
       <w:r>
         <w:lastRenderedPageBreak/>
-        <w:t>Kết quả:</w:t>
-      </w:r>
-      <w:r>
-        <w:t xml:space="preserve"> </w:t>
+        <w:t xml:space="preserve">Kết quả: </w:t>
       </w:r>
       <w:r>
         <w:rPr>
@@ -6608,6 +7991,24 @@
     <w:p>
       <w:pPr>
         <w:pStyle w:val="NormalWeb"/>
+        <w:tabs>
+          <w:tab w:val="left" w:pos="916"/>
+          <w:tab w:val="left" w:pos="1832"/>
+          <w:tab w:val="left" w:pos="2748"/>
+          <w:tab w:val="left" w:pos="3664"/>
+          <w:tab w:val="left" w:pos="4580"/>
+          <w:tab w:val="left" w:pos="5496"/>
+          <w:tab w:val="left" w:pos="6412"/>
+          <w:tab w:val="left" w:pos="7328"/>
+          <w:tab w:val="left" w:pos="8244"/>
+          <w:tab w:val="left" w:pos="9160"/>
+          <w:tab w:val="left" w:pos="10076"/>
+          <w:tab w:val="left" w:pos="10992"/>
+          <w:tab w:val="left" w:pos="11908"/>
+          <w:tab w:val="left" w:pos="12824"/>
+          <w:tab w:val="left" w:pos="13740"/>
+          <w:tab w:val="left" w:pos="14656"/>
+        </w:tabs>
       </w:pPr>
       <w:r>
         <w:t>Như vậy, SQLite đã lưu thành công toàn bộ 1.000 bản ghi.</w:t>
@@ -6616,6 +8017,24 @@
     <w:p>
       <w:pPr>
         <w:pStyle w:val="Heading3"/>
+        <w:tabs>
+          <w:tab w:val="left" w:pos="916"/>
+          <w:tab w:val="left" w:pos="1832"/>
+          <w:tab w:val="left" w:pos="2748"/>
+          <w:tab w:val="left" w:pos="3664"/>
+          <w:tab w:val="left" w:pos="4580"/>
+          <w:tab w:val="left" w:pos="5496"/>
+          <w:tab w:val="left" w:pos="6412"/>
+          <w:tab w:val="left" w:pos="7328"/>
+          <w:tab w:val="left" w:pos="8244"/>
+          <w:tab w:val="left" w:pos="9160"/>
+          <w:tab w:val="left" w:pos="10076"/>
+          <w:tab w:val="left" w:pos="10992"/>
+          <w:tab w:val="left" w:pos="11908"/>
+          <w:tab w:val="left" w:pos="12824"/>
+          <w:tab w:val="left" w:pos="13740"/>
+          <w:tab w:val="left" w:pos="14656"/>
+        </w:tabs>
       </w:pPr>
       <w:r>
         <w:t>4.3.4. Tạo Index</w:t>
@@ -6624,6 +8043,24 @@
     <w:p>
       <w:pPr>
         <w:pStyle w:val="NormalWeb"/>
+        <w:tabs>
+          <w:tab w:val="left" w:pos="916"/>
+          <w:tab w:val="left" w:pos="1832"/>
+          <w:tab w:val="left" w:pos="2748"/>
+          <w:tab w:val="left" w:pos="3664"/>
+          <w:tab w:val="left" w:pos="4580"/>
+          <w:tab w:val="left" w:pos="5496"/>
+          <w:tab w:val="left" w:pos="6412"/>
+          <w:tab w:val="left" w:pos="7328"/>
+          <w:tab w:val="left" w:pos="8244"/>
+          <w:tab w:val="left" w:pos="9160"/>
+          <w:tab w:val="left" w:pos="10076"/>
+          <w:tab w:val="left" w:pos="10992"/>
+          <w:tab w:val="left" w:pos="11908"/>
+          <w:tab w:val="left" w:pos="12824"/>
+          <w:tab w:val="left" w:pos="13740"/>
+          <w:tab w:val="left" w:pos="14656"/>
+        </w:tabs>
       </w:pPr>
       <w:r>
         <w:t>Nhóm tạo thêm các index để hỗ trợ việc tìm kiếm và truy vấn dữ liệu:</w:t>
@@ -6692,6 +8129,24 @@
     <w:p>
       <w:pPr>
         <w:pStyle w:val="NormalWeb"/>
+        <w:tabs>
+          <w:tab w:val="left" w:pos="916"/>
+          <w:tab w:val="left" w:pos="1832"/>
+          <w:tab w:val="left" w:pos="2748"/>
+          <w:tab w:val="left" w:pos="3664"/>
+          <w:tab w:val="left" w:pos="4580"/>
+          <w:tab w:val="left" w:pos="5496"/>
+          <w:tab w:val="left" w:pos="6412"/>
+          <w:tab w:val="left" w:pos="7328"/>
+          <w:tab w:val="left" w:pos="8244"/>
+          <w:tab w:val="left" w:pos="9160"/>
+          <w:tab w:val="left" w:pos="10076"/>
+          <w:tab w:val="left" w:pos="10992"/>
+          <w:tab w:val="left" w:pos="11908"/>
+          <w:tab w:val="left" w:pos="12824"/>
+          <w:tab w:val="left" w:pos="13740"/>
+          <w:tab w:val="left" w:pos="14656"/>
+        </w:tabs>
       </w:pPr>
       <w:r>
         <w:t>Các index này phục vụ cho những truy vấn thường sử dụng thông tin khách hàng, danh mục sản phẩm, thành phố và ngày mua hàng.</w:t>
@@ -6700,6 +8155,24 @@
     <w:p>
       <w:pPr>
         <w:pStyle w:val="Heading3"/>
+        <w:tabs>
+          <w:tab w:val="left" w:pos="916"/>
+          <w:tab w:val="left" w:pos="1832"/>
+          <w:tab w:val="left" w:pos="2748"/>
+          <w:tab w:val="left" w:pos="3664"/>
+          <w:tab w:val="left" w:pos="4580"/>
+          <w:tab w:val="left" w:pos="5496"/>
+          <w:tab w:val="left" w:pos="6412"/>
+          <w:tab w:val="left" w:pos="7328"/>
+          <w:tab w:val="left" w:pos="8244"/>
+          <w:tab w:val="left" w:pos="9160"/>
+          <w:tab w:val="left" w:pos="10076"/>
+          <w:tab w:val="left" w:pos="10992"/>
+          <w:tab w:val="left" w:pos="11908"/>
+          <w:tab w:val="left" w:pos="12824"/>
+          <w:tab w:val="left" w:pos="13740"/>
+          <w:tab w:val="left" w:pos="14656"/>
+        </w:tabs>
       </w:pPr>
       <w:r>
         <w:t>4.3.5. Truy vấn kiểm tra dữ liệu</w:t>
@@ -6708,6 +8181,24 @@
     <w:p>
       <w:pPr>
         <w:pStyle w:val="NormalWeb"/>
+        <w:tabs>
+          <w:tab w:val="left" w:pos="916"/>
+          <w:tab w:val="left" w:pos="1832"/>
+          <w:tab w:val="left" w:pos="2748"/>
+          <w:tab w:val="left" w:pos="3664"/>
+          <w:tab w:val="left" w:pos="4580"/>
+          <w:tab w:val="left" w:pos="5496"/>
+          <w:tab w:val="left" w:pos="6412"/>
+          <w:tab w:val="left" w:pos="7328"/>
+          <w:tab w:val="left" w:pos="8244"/>
+          <w:tab w:val="left" w:pos="9160"/>
+          <w:tab w:val="left" w:pos="10076"/>
+          <w:tab w:val="left" w:pos="10992"/>
+          <w:tab w:val="left" w:pos="11908"/>
+          <w:tab w:val="left" w:pos="12824"/>
+          <w:tab w:val="left" w:pos="13740"/>
+          <w:tab w:val="left" w:pos="14656"/>
+        </w:tabs>
       </w:pPr>
       <w:r>
         <w:t>Sau khi nạp dữ liệu, nhóm thực hiện truy vấn SQL để kiểm tra dữ liệu.</w:t>
@@ -6716,6 +8207,24 @@
     <w:p>
       <w:pPr>
         <w:pStyle w:val="NormalWeb"/>
+        <w:tabs>
+          <w:tab w:val="left" w:pos="916"/>
+          <w:tab w:val="left" w:pos="1832"/>
+          <w:tab w:val="left" w:pos="2748"/>
+          <w:tab w:val="left" w:pos="3664"/>
+          <w:tab w:val="left" w:pos="4580"/>
+          <w:tab w:val="left" w:pos="5496"/>
+          <w:tab w:val="left" w:pos="6412"/>
+          <w:tab w:val="left" w:pos="7328"/>
+          <w:tab w:val="left" w:pos="8244"/>
+          <w:tab w:val="left" w:pos="9160"/>
+          <w:tab w:val="left" w:pos="10076"/>
+          <w:tab w:val="left" w:pos="10992"/>
+          <w:tab w:val="left" w:pos="11908"/>
+          <w:tab w:val="left" w:pos="12824"/>
+          <w:tab w:val="left" w:pos="13740"/>
+          <w:tab w:val="left" w:pos="14656"/>
+        </w:tabs>
       </w:pPr>
       <w:r>
         <w:t>Ví dụ, nhóm thống kê số đơn hàng, doanh thu và rating trung bình theo danh mục:</w:t>
@@ -6724,6 +8233,24 @@
     <w:p>
       <w:pPr>
         <w:shd w:val="clear" w:color="auto" w:fill="121314"/>
+        <w:tabs>
+          <w:tab w:val="left" w:pos="916"/>
+          <w:tab w:val="left" w:pos="1832"/>
+          <w:tab w:val="left" w:pos="2748"/>
+          <w:tab w:val="left" w:pos="3664"/>
+          <w:tab w:val="left" w:pos="4580"/>
+          <w:tab w:val="left" w:pos="5496"/>
+          <w:tab w:val="left" w:pos="6412"/>
+          <w:tab w:val="left" w:pos="7328"/>
+          <w:tab w:val="left" w:pos="8244"/>
+          <w:tab w:val="left" w:pos="9160"/>
+          <w:tab w:val="left" w:pos="10076"/>
+          <w:tab w:val="left" w:pos="10992"/>
+          <w:tab w:val="left" w:pos="11908"/>
+          <w:tab w:val="left" w:pos="12824"/>
+          <w:tab w:val="left" w:pos="13740"/>
+          <w:tab w:val="left" w:pos="14656"/>
+        </w:tabs>
         <w:spacing w:after="0" w:line="285" w:lineRule="atLeast"/>
         <w:rPr>
           <w:rFonts w:eastAsia="Times New Roman"/>
@@ -6769,6 +8296,24 @@
     <w:p>
       <w:pPr>
         <w:shd w:val="clear" w:color="auto" w:fill="121314"/>
+        <w:tabs>
+          <w:tab w:val="left" w:pos="916"/>
+          <w:tab w:val="left" w:pos="1832"/>
+          <w:tab w:val="left" w:pos="2748"/>
+          <w:tab w:val="left" w:pos="3664"/>
+          <w:tab w:val="left" w:pos="4580"/>
+          <w:tab w:val="left" w:pos="5496"/>
+          <w:tab w:val="left" w:pos="6412"/>
+          <w:tab w:val="left" w:pos="7328"/>
+          <w:tab w:val="left" w:pos="8244"/>
+          <w:tab w:val="left" w:pos="9160"/>
+          <w:tab w:val="left" w:pos="10076"/>
+          <w:tab w:val="left" w:pos="10992"/>
+          <w:tab w:val="left" w:pos="11908"/>
+          <w:tab w:val="left" w:pos="12824"/>
+          <w:tab w:val="left" w:pos="13740"/>
+          <w:tab w:val="left" w:pos="14656"/>
+        </w:tabs>
         <w:spacing w:after="0" w:line="285" w:lineRule="atLeast"/>
         <w:rPr>
           <w:rFonts w:eastAsia="Times New Roman"/>
@@ -6786,6 +8331,24 @@
     <w:p>
       <w:pPr>
         <w:shd w:val="clear" w:color="auto" w:fill="121314"/>
+        <w:tabs>
+          <w:tab w:val="left" w:pos="916"/>
+          <w:tab w:val="left" w:pos="1832"/>
+          <w:tab w:val="left" w:pos="2748"/>
+          <w:tab w:val="left" w:pos="3664"/>
+          <w:tab w:val="left" w:pos="4580"/>
+          <w:tab w:val="left" w:pos="5496"/>
+          <w:tab w:val="left" w:pos="6412"/>
+          <w:tab w:val="left" w:pos="7328"/>
+          <w:tab w:val="left" w:pos="8244"/>
+          <w:tab w:val="left" w:pos="9160"/>
+          <w:tab w:val="left" w:pos="10076"/>
+          <w:tab w:val="left" w:pos="10992"/>
+          <w:tab w:val="left" w:pos="11908"/>
+          <w:tab w:val="left" w:pos="12824"/>
+          <w:tab w:val="left" w:pos="13740"/>
+          <w:tab w:val="left" w:pos="14656"/>
+        </w:tabs>
         <w:spacing w:after="0" w:line="285" w:lineRule="atLeast"/>
         <w:rPr>
           <w:rFonts w:eastAsia="Times New Roman"/>
@@ -6803,6 +8366,24 @@
     <w:p>
       <w:pPr>
         <w:shd w:val="clear" w:color="auto" w:fill="121314"/>
+        <w:tabs>
+          <w:tab w:val="left" w:pos="916"/>
+          <w:tab w:val="left" w:pos="1832"/>
+          <w:tab w:val="left" w:pos="2748"/>
+          <w:tab w:val="left" w:pos="3664"/>
+          <w:tab w:val="left" w:pos="4580"/>
+          <w:tab w:val="left" w:pos="5496"/>
+          <w:tab w:val="left" w:pos="6412"/>
+          <w:tab w:val="left" w:pos="7328"/>
+          <w:tab w:val="left" w:pos="8244"/>
+          <w:tab w:val="left" w:pos="9160"/>
+          <w:tab w:val="left" w:pos="10076"/>
+          <w:tab w:val="left" w:pos="10992"/>
+          <w:tab w:val="left" w:pos="11908"/>
+          <w:tab w:val="left" w:pos="12824"/>
+          <w:tab w:val="left" w:pos="13740"/>
+          <w:tab w:val="left" w:pos="14656"/>
+        </w:tabs>
         <w:spacing w:after="0" w:line="285" w:lineRule="atLeast"/>
         <w:rPr>
           <w:rFonts w:eastAsia="Times New Roman"/>
@@ -6820,6 +8401,24 @@
     <w:p>
       <w:pPr>
         <w:shd w:val="clear" w:color="auto" w:fill="121314"/>
+        <w:tabs>
+          <w:tab w:val="left" w:pos="916"/>
+          <w:tab w:val="left" w:pos="1832"/>
+          <w:tab w:val="left" w:pos="2748"/>
+          <w:tab w:val="left" w:pos="3664"/>
+          <w:tab w:val="left" w:pos="4580"/>
+          <w:tab w:val="left" w:pos="5496"/>
+          <w:tab w:val="left" w:pos="6412"/>
+          <w:tab w:val="left" w:pos="7328"/>
+          <w:tab w:val="left" w:pos="8244"/>
+          <w:tab w:val="left" w:pos="9160"/>
+          <w:tab w:val="left" w:pos="10076"/>
+          <w:tab w:val="left" w:pos="10992"/>
+          <w:tab w:val="left" w:pos="11908"/>
+          <w:tab w:val="left" w:pos="12824"/>
+          <w:tab w:val="left" w:pos="13740"/>
+          <w:tab w:val="left" w:pos="14656"/>
+        </w:tabs>
         <w:spacing w:after="0" w:line="285" w:lineRule="atLeast"/>
         <w:rPr>
           <w:rFonts w:eastAsia="Times New Roman"/>
@@ -6837,6 +8436,24 @@
     <w:p>
       <w:pPr>
         <w:shd w:val="clear" w:color="auto" w:fill="121314"/>
+        <w:tabs>
+          <w:tab w:val="left" w:pos="916"/>
+          <w:tab w:val="left" w:pos="1832"/>
+          <w:tab w:val="left" w:pos="2748"/>
+          <w:tab w:val="left" w:pos="3664"/>
+          <w:tab w:val="left" w:pos="4580"/>
+          <w:tab w:val="left" w:pos="5496"/>
+          <w:tab w:val="left" w:pos="6412"/>
+          <w:tab w:val="left" w:pos="7328"/>
+          <w:tab w:val="left" w:pos="8244"/>
+          <w:tab w:val="left" w:pos="9160"/>
+          <w:tab w:val="left" w:pos="10076"/>
+          <w:tab w:val="left" w:pos="10992"/>
+          <w:tab w:val="left" w:pos="11908"/>
+          <w:tab w:val="left" w:pos="12824"/>
+          <w:tab w:val="left" w:pos="13740"/>
+          <w:tab w:val="left" w:pos="14656"/>
+        </w:tabs>
         <w:spacing w:after="0" w:line="285" w:lineRule="atLeast"/>
         <w:rPr>
           <w:rFonts w:eastAsia="Times New Roman"/>
@@ -6854,6 +8471,24 @@
     <w:p>
       <w:pPr>
         <w:shd w:val="clear" w:color="auto" w:fill="121314"/>
+        <w:tabs>
+          <w:tab w:val="left" w:pos="916"/>
+          <w:tab w:val="left" w:pos="1832"/>
+          <w:tab w:val="left" w:pos="2748"/>
+          <w:tab w:val="left" w:pos="3664"/>
+          <w:tab w:val="left" w:pos="4580"/>
+          <w:tab w:val="left" w:pos="5496"/>
+          <w:tab w:val="left" w:pos="6412"/>
+          <w:tab w:val="left" w:pos="7328"/>
+          <w:tab w:val="left" w:pos="8244"/>
+          <w:tab w:val="left" w:pos="9160"/>
+          <w:tab w:val="left" w:pos="10076"/>
+          <w:tab w:val="left" w:pos="10992"/>
+          <w:tab w:val="left" w:pos="11908"/>
+          <w:tab w:val="left" w:pos="12824"/>
+          <w:tab w:val="left" w:pos="13740"/>
+          <w:tab w:val="left" w:pos="14656"/>
+        </w:tabs>
         <w:spacing w:after="0" w:line="285" w:lineRule="atLeast"/>
         <w:rPr>
           <w:rFonts w:eastAsia="Times New Roman"/>
@@ -6871,6 +8506,24 @@
     <w:p>
       <w:pPr>
         <w:shd w:val="clear" w:color="auto" w:fill="121314"/>
+        <w:tabs>
+          <w:tab w:val="left" w:pos="916"/>
+          <w:tab w:val="left" w:pos="1832"/>
+          <w:tab w:val="left" w:pos="2748"/>
+          <w:tab w:val="left" w:pos="3664"/>
+          <w:tab w:val="left" w:pos="4580"/>
+          <w:tab w:val="left" w:pos="5496"/>
+          <w:tab w:val="left" w:pos="6412"/>
+          <w:tab w:val="left" w:pos="7328"/>
+          <w:tab w:val="left" w:pos="8244"/>
+          <w:tab w:val="left" w:pos="9160"/>
+          <w:tab w:val="left" w:pos="10076"/>
+          <w:tab w:val="left" w:pos="10992"/>
+          <w:tab w:val="left" w:pos="11908"/>
+          <w:tab w:val="left" w:pos="12824"/>
+          <w:tab w:val="left" w:pos="13740"/>
+          <w:tab w:val="left" w:pos="14656"/>
+        </w:tabs>
         <w:spacing w:after="0" w:line="285" w:lineRule="atLeast"/>
         <w:rPr>
           <w:rFonts w:eastAsia="Times New Roman"/>
@@ -6888,6 +8541,24 @@
     <w:p>
       <w:pPr>
         <w:shd w:val="clear" w:color="auto" w:fill="121314"/>
+        <w:tabs>
+          <w:tab w:val="left" w:pos="916"/>
+          <w:tab w:val="left" w:pos="1832"/>
+          <w:tab w:val="left" w:pos="2748"/>
+          <w:tab w:val="left" w:pos="3664"/>
+          <w:tab w:val="left" w:pos="4580"/>
+          <w:tab w:val="left" w:pos="5496"/>
+          <w:tab w:val="left" w:pos="6412"/>
+          <w:tab w:val="left" w:pos="7328"/>
+          <w:tab w:val="left" w:pos="8244"/>
+          <w:tab w:val="left" w:pos="9160"/>
+          <w:tab w:val="left" w:pos="10076"/>
+          <w:tab w:val="left" w:pos="10992"/>
+          <w:tab w:val="left" w:pos="11908"/>
+          <w:tab w:val="left" w:pos="12824"/>
+          <w:tab w:val="left" w:pos="13740"/>
+          <w:tab w:val="left" w:pos="14656"/>
+        </w:tabs>
         <w:spacing w:after="0" w:line="285" w:lineRule="atLeast"/>
         <w:rPr>
           <w:rFonts w:eastAsia="Times New Roman"/>
@@ -6905,6 +8576,24 @@
     <w:p>
       <w:pPr>
         <w:shd w:val="clear" w:color="auto" w:fill="121314"/>
+        <w:tabs>
+          <w:tab w:val="left" w:pos="916"/>
+          <w:tab w:val="left" w:pos="1832"/>
+          <w:tab w:val="left" w:pos="2748"/>
+          <w:tab w:val="left" w:pos="3664"/>
+          <w:tab w:val="left" w:pos="4580"/>
+          <w:tab w:val="left" w:pos="5496"/>
+          <w:tab w:val="left" w:pos="6412"/>
+          <w:tab w:val="left" w:pos="7328"/>
+          <w:tab w:val="left" w:pos="8244"/>
+          <w:tab w:val="left" w:pos="9160"/>
+          <w:tab w:val="left" w:pos="10076"/>
+          <w:tab w:val="left" w:pos="10992"/>
+          <w:tab w:val="left" w:pos="11908"/>
+          <w:tab w:val="left" w:pos="12824"/>
+          <w:tab w:val="left" w:pos="13740"/>
+          <w:tab w:val="left" w:pos="14656"/>
+        </w:tabs>
         <w:spacing w:after="0" w:line="285" w:lineRule="atLeast"/>
         <w:rPr>
           <w:rFonts w:eastAsia="Times New Roman"/>
@@ -6922,6 +8611,24 @@
     <w:p>
       <w:pPr>
         <w:shd w:val="clear" w:color="auto" w:fill="121314"/>
+        <w:tabs>
+          <w:tab w:val="left" w:pos="916"/>
+          <w:tab w:val="left" w:pos="1832"/>
+          <w:tab w:val="left" w:pos="2748"/>
+          <w:tab w:val="left" w:pos="3664"/>
+          <w:tab w:val="left" w:pos="4580"/>
+          <w:tab w:val="left" w:pos="5496"/>
+          <w:tab w:val="left" w:pos="6412"/>
+          <w:tab w:val="left" w:pos="7328"/>
+          <w:tab w:val="left" w:pos="8244"/>
+          <w:tab w:val="left" w:pos="9160"/>
+          <w:tab w:val="left" w:pos="10076"/>
+          <w:tab w:val="left" w:pos="10992"/>
+          <w:tab w:val="left" w:pos="11908"/>
+          <w:tab w:val="left" w:pos="12824"/>
+          <w:tab w:val="left" w:pos="13740"/>
+          <w:tab w:val="left" w:pos="14656"/>
+        </w:tabs>
         <w:spacing w:after="0" w:line="285" w:lineRule="atLeast"/>
         <w:rPr>
           <w:rFonts w:eastAsia="Times New Roman"/>
@@ -6988,6 +8695,24 @@
     <w:p>
       <w:pPr>
         <w:pStyle w:val="NormalWeb"/>
+        <w:tabs>
+          <w:tab w:val="left" w:pos="916"/>
+          <w:tab w:val="left" w:pos="1832"/>
+          <w:tab w:val="left" w:pos="2748"/>
+          <w:tab w:val="left" w:pos="3664"/>
+          <w:tab w:val="left" w:pos="4580"/>
+          <w:tab w:val="left" w:pos="5496"/>
+          <w:tab w:val="left" w:pos="6412"/>
+          <w:tab w:val="left" w:pos="7328"/>
+          <w:tab w:val="left" w:pos="8244"/>
+          <w:tab w:val="left" w:pos="9160"/>
+          <w:tab w:val="left" w:pos="10076"/>
+          <w:tab w:val="left" w:pos="10992"/>
+          <w:tab w:val="left" w:pos="11908"/>
+          <w:tab w:val="left" w:pos="12824"/>
+          <w:tab w:val="left" w:pos="13740"/>
+          <w:tab w:val="left" w:pos="14656"/>
+        </w:tabs>
       </w:pPr>
       <w:r>
         <w:t xml:space="preserve">Ngoài ra, nhóm cũng truy vấn số lượng đơn hàng theo </w:t>
@@ -7020,6 +8745,24 @@
     <w:p>
       <w:pPr>
         <w:pStyle w:val="Heading3"/>
+        <w:tabs>
+          <w:tab w:val="left" w:pos="916"/>
+          <w:tab w:val="left" w:pos="1832"/>
+          <w:tab w:val="left" w:pos="2748"/>
+          <w:tab w:val="left" w:pos="3664"/>
+          <w:tab w:val="left" w:pos="4580"/>
+          <w:tab w:val="left" w:pos="5496"/>
+          <w:tab w:val="left" w:pos="6412"/>
+          <w:tab w:val="left" w:pos="7328"/>
+          <w:tab w:val="left" w:pos="8244"/>
+          <w:tab w:val="left" w:pos="9160"/>
+          <w:tab w:val="left" w:pos="10076"/>
+          <w:tab w:val="left" w:pos="10992"/>
+          <w:tab w:val="left" w:pos="11908"/>
+          <w:tab w:val="left" w:pos="12824"/>
+          <w:tab w:val="left" w:pos="13740"/>
+          <w:tab w:val="left" w:pos="14656"/>
+        </w:tabs>
       </w:pPr>
       <w:r>
         <w:t>4.3.6. Đọc dữ liệu từ SQLite về Python</w:t>
@@ -7028,6 +8771,24 @@
     <w:p>
       <w:pPr>
         <w:pStyle w:val="NormalWeb"/>
+        <w:tabs>
+          <w:tab w:val="left" w:pos="916"/>
+          <w:tab w:val="left" w:pos="1832"/>
+          <w:tab w:val="left" w:pos="2748"/>
+          <w:tab w:val="left" w:pos="3664"/>
+          <w:tab w:val="left" w:pos="4580"/>
+          <w:tab w:val="left" w:pos="5496"/>
+          <w:tab w:val="left" w:pos="6412"/>
+          <w:tab w:val="left" w:pos="7328"/>
+          <w:tab w:val="left" w:pos="8244"/>
+          <w:tab w:val="left" w:pos="9160"/>
+          <w:tab w:val="left" w:pos="10076"/>
+          <w:tab w:val="left" w:pos="10992"/>
+          <w:tab w:val="left" w:pos="11908"/>
+          <w:tab w:val="left" w:pos="12824"/>
+          <w:tab w:val="left" w:pos="13740"/>
+          <w:tab w:val="left" w:pos="14656"/>
+        </w:tabs>
       </w:pPr>
       <w:r>
         <w:t xml:space="preserve">Sau khi lưu và kiểm tra, nhóm đọc dữ liệu từ SQLite trở lại Python bằng </w:t>
@@ -7048,6 +8809,24 @@
     <w:p>
       <w:pPr>
         <w:pStyle w:val="NormalWeb"/>
+        <w:tabs>
+          <w:tab w:val="left" w:pos="916"/>
+          <w:tab w:val="left" w:pos="1832"/>
+          <w:tab w:val="left" w:pos="2748"/>
+          <w:tab w:val="left" w:pos="3664"/>
+          <w:tab w:val="left" w:pos="4580"/>
+          <w:tab w:val="left" w:pos="5496"/>
+          <w:tab w:val="left" w:pos="6412"/>
+          <w:tab w:val="left" w:pos="7328"/>
+          <w:tab w:val="left" w:pos="8244"/>
+          <w:tab w:val="left" w:pos="9160"/>
+          <w:tab w:val="left" w:pos="10076"/>
+          <w:tab w:val="left" w:pos="10992"/>
+          <w:tab w:val="left" w:pos="11908"/>
+          <w:tab w:val="left" w:pos="12824"/>
+          <w:tab w:val="left" w:pos="13740"/>
+          <w:tab w:val="left" w:pos="14656"/>
+        </w:tabs>
         <w:rPr>
           <w:rStyle w:val="HTMLCode"/>
           <w:rFonts w:ascii="Times New Roman" w:hAnsi="Times New Roman" w:cs="Times New Roman"/>
@@ -7056,10 +8835,7 @@
         </w:rPr>
       </w:pPr>
       <w:r>
-        <w:t>Kết quả:</w:t>
-      </w:r>
-      <w:r>
-        <w:t xml:space="preserve"> </w:t>
+        <w:t xml:space="preserve">Kết quả: </w:t>
       </w:r>
       <w:r>
         <w:rPr>
@@ -7074,6 +8850,24 @@
     <w:p>
       <w:pPr>
         <w:pStyle w:val="NormalWeb"/>
+        <w:tabs>
+          <w:tab w:val="left" w:pos="916"/>
+          <w:tab w:val="left" w:pos="1832"/>
+          <w:tab w:val="left" w:pos="2748"/>
+          <w:tab w:val="left" w:pos="3664"/>
+          <w:tab w:val="left" w:pos="4580"/>
+          <w:tab w:val="left" w:pos="5496"/>
+          <w:tab w:val="left" w:pos="6412"/>
+          <w:tab w:val="left" w:pos="7328"/>
+          <w:tab w:val="left" w:pos="8244"/>
+          <w:tab w:val="left" w:pos="9160"/>
+          <w:tab w:val="left" w:pos="10076"/>
+          <w:tab w:val="left" w:pos="10992"/>
+          <w:tab w:val="left" w:pos="11908"/>
+          <w:tab w:val="left" w:pos="12824"/>
+          <w:tab w:val="left" w:pos="13740"/>
+          <w:tab w:val="left" w:pos="14656"/>
+        </w:tabs>
       </w:pPr>
       <w:r>
         <w:t xml:space="preserve">Kiểm tra giá trị thiếu cho thấy cột </w:t>
@@ -7094,6 +8888,24 @@
     <w:p>
       <w:pPr>
         <w:pStyle w:val="Heading2"/>
+        <w:tabs>
+          <w:tab w:val="left" w:pos="916"/>
+          <w:tab w:val="left" w:pos="1832"/>
+          <w:tab w:val="left" w:pos="2748"/>
+          <w:tab w:val="left" w:pos="3664"/>
+          <w:tab w:val="left" w:pos="4580"/>
+          <w:tab w:val="left" w:pos="5496"/>
+          <w:tab w:val="left" w:pos="6412"/>
+          <w:tab w:val="left" w:pos="7328"/>
+          <w:tab w:val="left" w:pos="8244"/>
+          <w:tab w:val="left" w:pos="9160"/>
+          <w:tab w:val="left" w:pos="10076"/>
+          <w:tab w:val="left" w:pos="10992"/>
+          <w:tab w:val="left" w:pos="11908"/>
+          <w:tab w:val="left" w:pos="12824"/>
+          <w:tab w:val="left" w:pos="13740"/>
+          <w:tab w:val="left" w:pos="14656"/>
+        </w:tabs>
       </w:pPr>
       <w:r>
         <w:lastRenderedPageBreak/>
@@ -7103,6 +8915,24 @@
     <w:p>
       <w:pPr>
         <w:pStyle w:val="NormalWeb"/>
+        <w:tabs>
+          <w:tab w:val="left" w:pos="916"/>
+          <w:tab w:val="left" w:pos="1832"/>
+          <w:tab w:val="left" w:pos="2748"/>
+          <w:tab w:val="left" w:pos="3664"/>
+          <w:tab w:val="left" w:pos="4580"/>
+          <w:tab w:val="left" w:pos="5496"/>
+          <w:tab w:val="left" w:pos="6412"/>
+          <w:tab w:val="left" w:pos="7328"/>
+          <w:tab w:val="left" w:pos="8244"/>
+          <w:tab w:val="left" w:pos="9160"/>
+          <w:tab w:val="left" w:pos="10076"/>
+          <w:tab w:val="left" w:pos="10992"/>
+          <w:tab w:val="left" w:pos="11908"/>
+          <w:tab w:val="left" w:pos="12824"/>
+          <w:tab w:val="left" w:pos="13740"/>
+          <w:tab w:val="left" w:pos="14656"/>
+        </w:tabs>
       </w:pPr>
       <w:r>
         <w:t>Sau khi thực hiện Step 4, Nhóm 5 đã lưu thành công dataset cuối cùng vào hai hệ quản trị cơ sở dữ liệu:</w:t>
@@ -7123,6 +8953,13 @@
         <w:tc>
           <w:tcPr>
             <w:tcW w:w="3192" w:type="dxa"/>
+            <w:tcBorders>
+              <w:top w:val="single" w:sz="4" w:space="0" w:color="auto"/>
+              <w:left w:val="single" w:sz="4" w:space="0" w:color="auto"/>
+              <w:bottom w:val="single" w:sz="4" w:space="0" w:color="auto"/>
+              <w:right w:val="single" w:sz="4" w:space="0" w:color="auto"/>
+            </w:tcBorders>
+            <w:hideMark/>
           </w:tcPr>
           <w:p>
             <w:pPr>
@@ -7136,6 +8973,13 @@
         <w:tc>
           <w:tcPr>
             <w:tcW w:w="3192" w:type="dxa"/>
+            <w:tcBorders>
+              <w:top w:val="single" w:sz="4" w:space="0" w:color="auto"/>
+              <w:left w:val="single" w:sz="4" w:space="0" w:color="auto"/>
+              <w:bottom w:val="single" w:sz="4" w:space="0" w:color="auto"/>
+              <w:right w:val="single" w:sz="4" w:space="0" w:color="auto"/>
+            </w:tcBorders>
+            <w:hideMark/>
           </w:tcPr>
           <w:p>
             <w:pPr>
@@ -7149,6 +8993,13 @@
         <w:tc>
           <w:tcPr>
             <w:tcW w:w="3192" w:type="dxa"/>
+            <w:tcBorders>
+              <w:top w:val="single" w:sz="4" w:space="0" w:color="auto"/>
+              <w:left w:val="single" w:sz="4" w:space="0" w:color="auto"/>
+              <w:bottom w:val="single" w:sz="4" w:space="0" w:color="auto"/>
+              <w:right w:val="single" w:sz="4" w:space="0" w:color="auto"/>
+            </w:tcBorders>
+            <w:hideMark/>
           </w:tcPr>
           <w:p>
             <w:pPr>
@@ -7164,6 +9015,13 @@
         <w:tc>
           <w:tcPr>
             <w:tcW w:w="3192" w:type="dxa"/>
+            <w:tcBorders>
+              <w:top w:val="single" w:sz="4" w:space="0" w:color="auto"/>
+              <w:left w:val="single" w:sz="4" w:space="0" w:color="auto"/>
+              <w:bottom w:val="single" w:sz="4" w:space="0" w:color="auto"/>
+              <w:right w:val="single" w:sz="4" w:space="0" w:color="auto"/>
+            </w:tcBorders>
+            <w:hideMark/>
           </w:tcPr>
           <w:p>
             <w:pPr>
@@ -7177,6 +9035,13 @@
         <w:tc>
           <w:tcPr>
             <w:tcW w:w="3192" w:type="dxa"/>
+            <w:tcBorders>
+              <w:top w:val="single" w:sz="4" w:space="0" w:color="auto"/>
+              <w:left w:val="single" w:sz="4" w:space="0" w:color="auto"/>
+              <w:bottom w:val="single" w:sz="4" w:space="0" w:color="auto"/>
+              <w:right w:val="single" w:sz="4" w:space="0" w:color="auto"/>
+            </w:tcBorders>
+            <w:hideMark/>
           </w:tcPr>
           <w:p>
             <w:pPr>
@@ -7190,6 +9055,13 @@
         <w:tc>
           <w:tcPr>
             <w:tcW w:w="3192" w:type="dxa"/>
+            <w:tcBorders>
+              <w:top w:val="single" w:sz="4" w:space="0" w:color="auto"/>
+              <w:left w:val="single" w:sz="4" w:space="0" w:color="auto"/>
+              <w:bottom w:val="single" w:sz="4" w:space="0" w:color="auto"/>
+              <w:right w:val="single" w:sz="4" w:space="0" w:color="auto"/>
+            </w:tcBorders>
+            <w:hideMark/>
           </w:tcPr>
           <w:p>
             <w:pPr>
@@ -7205,6 +9077,13 @@
         <w:tc>
           <w:tcPr>
             <w:tcW w:w="3192" w:type="dxa"/>
+            <w:tcBorders>
+              <w:top w:val="single" w:sz="4" w:space="0" w:color="auto"/>
+              <w:left w:val="single" w:sz="4" w:space="0" w:color="auto"/>
+              <w:bottom w:val="single" w:sz="4" w:space="0" w:color="auto"/>
+              <w:right w:val="single" w:sz="4" w:space="0" w:color="auto"/>
+            </w:tcBorders>
+            <w:hideMark/>
           </w:tcPr>
           <w:p>
             <w:pPr>
@@ -7218,6 +9097,13 @@
         <w:tc>
           <w:tcPr>
             <w:tcW w:w="3192" w:type="dxa"/>
+            <w:tcBorders>
+              <w:top w:val="single" w:sz="4" w:space="0" w:color="auto"/>
+              <w:left w:val="single" w:sz="4" w:space="0" w:color="auto"/>
+              <w:bottom w:val="single" w:sz="4" w:space="0" w:color="auto"/>
+              <w:right w:val="single" w:sz="4" w:space="0" w:color="auto"/>
+            </w:tcBorders>
+            <w:hideMark/>
           </w:tcPr>
           <w:p>
             <w:pPr>
@@ -7231,6 +9117,13 @@
         <w:tc>
           <w:tcPr>
             <w:tcW w:w="3192" w:type="dxa"/>
+            <w:tcBorders>
+              <w:top w:val="single" w:sz="4" w:space="0" w:color="auto"/>
+              <w:left w:val="single" w:sz="4" w:space="0" w:color="auto"/>
+              <w:bottom w:val="single" w:sz="4" w:space="0" w:color="auto"/>
+              <w:right w:val="single" w:sz="4" w:space="0" w:color="auto"/>
+            </w:tcBorders>
+            <w:hideMark/>
           </w:tcPr>
           <w:p>
             <w:pPr>
@@ -7246,6 +9139,24 @@
     <w:p>
       <w:pPr>
         <w:pStyle w:val="NormalWeb"/>
+        <w:tabs>
+          <w:tab w:val="left" w:pos="916"/>
+          <w:tab w:val="left" w:pos="1832"/>
+          <w:tab w:val="left" w:pos="2748"/>
+          <w:tab w:val="left" w:pos="3664"/>
+          <w:tab w:val="left" w:pos="4580"/>
+          <w:tab w:val="left" w:pos="5496"/>
+          <w:tab w:val="left" w:pos="6412"/>
+          <w:tab w:val="left" w:pos="7328"/>
+          <w:tab w:val="left" w:pos="8244"/>
+          <w:tab w:val="left" w:pos="9160"/>
+          <w:tab w:val="left" w:pos="10076"/>
+          <w:tab w:val="left" w:pos="10992"/>
+          <w:tab w:val="left" w:pos="11908"/>
+          <w:tab w:val="left" w:pos="12824"/>
+          <w:tab w:val="left" w:pos="13740"/>
+          <w:tab w:val="left" w:pos="14656"/>
+        </w:tabs>
         <w:rPr>
           <w:rStyle w:val="HTMLCode"/>
           <w:rFonts w:ascii="Times New Roman" w:hAnsi="Times New Roman" w:cs="Times New Roman"/>
@@ -7254,10 +9165,7 @@
         </w:rPr>
       </w:pPr>
       <w:r>
-        <w:t>Hai hệ cơ sở dữ liệu đều có thể đọc lại dữ liệu về Python với kích thước:</w:t>
-      </w:r>
-      <w:r>
-        <w:t xml:space="preserve"> </w:t>
+        <w:t xml:space="preserve">Hai hệ cơ sở dữ liệu đều có thể đọc lại dữ liệu về Python với kích thước: </w:t>
       </w:r>
       <w:r>
         <w:rPr>
@@ -7271,6 +9179,24 @@
     </w:p>
     <w:p>
       <w:pPr>
+        <w:tabs>
+          <w:tab w:val="left" w:pos="916"/>
+          <w:tab w:val="left" w:pos="1832"/>
+          <w:tab w:val="left" w:pos="2748"/>
+          <w:tab w:val="left" w:pos="3664"/>
+          <w:tab w:val="left" w:pos="4580"/>
+          <w:tab w:val="left" w:pos="5496"/>
+          <w:tab w:val="left" w:pos="6412"/>
+          <w:tab w:val="left" w:pos="7328"/>
+          <w:tab w:val="left" w:pos="8244"/>
+          <w:tab w:val="left" w:pos="9160"/>
+          <w:tab w:val="left" w:pos="10076"/>
+          <w:tab w:val="left" w:pos="10992"/>
+          <w:tab w:val="left" w:pos="11908"/>
+          <w:tab w:val="left" w:pos="12824"/>
+          <w:tab w:val="left" w:pos="13740"/>
+          <w:tab w:val="left" w:pos="14656"/>
+        </w:tabs>
         <w:spacing w:before="100" w:beforeAutospacing="1" w:after="100" w:afterAutospacing="1" w:line="240" w:lineRule="auto"/>
         <w:rPr>
           <w:rFonts w:eastAsia="Times New Roman"/>
@@ -7280,20 +9206,180 @@
     <w:p>
       <w:pPr>
         <w:pStyle w:val="NormalWeb"/>
-      </w:pPr>
-    </w:p>
-    <w:p/>
-    <w:p/>
-    <w:p>
-      <w:pPr>
+        <w:tabs>
+          <w:tab w:val="left" w:pos="916"/>
+          <w:tab w:val="left" w:pos="1832"/>
+          <w:tab w:val="left" w:pos="2748"/>
+          <w:tab w:val="left" w:pos="3664"/>
+          <w:tab w:val="left" w:pos="4580"/>
+          <w:tab w:val="left" w:pos="5496"/>
+          <w:tab w:val="left" w:pos="6412"/>
+          <w:tab w:val="left" w:pos="7328"/>
+          <w:tab w:val="left" w:pos="8244"/>
+          <w:tab w:val="left" w:pos="9160"/>
+          <w:tab w:val="left" w:pos="10076"/>
+          <w:tab w:val="left" w:pos="10992"/>
+          <w:tab w:val="left" w:pos="11908"/>
+          <w:tab w:val="left" w:pos="12824"/>
+          <w:tab w:val="left" w:pos="13740"/>
+          <w:tab w:val="left" w:pos="14656"/>
+        </w:tabs>
+      </w:pPr>
+    </w:p>
+    <w:p>
+      <w:pPr>
+        <w:tabs>
+          <w:tab w:val="left" w:pos="916"/>
+          <w:tab w:val="left" w:pos="1832"/>
+          <w:tab w:val="left" w:pos="2748"/>
+          <w:tab w:val="left" w:pos="3664"/>
+          <w:tab w:val="left" w:pos="4580"/>
+          <w:tab w:val="left" w:pos="5496"/>
+          <w:tab w:val="left" w:pos="6412"/>
+          <w:tab w:val="left" w:pos="7328"/>
+          <w:tab w:val="left" w:pos="8244"/>
+          <w:tab w:val="left" w:pos="9160"/>
+          <w:tab w:val="left" w:pos="10076"/>
+          <w:tab w:val="left" w:pos="10992"/>
+          <w:tab w:val="left" w:pos="11908"/>
+          <w:tab w:val="left" w:pos="12824"/>
+          <w:tab w:val="left" w:pos="13740"/>
+          <w:tab w:val="left" w:pos="14656"/>
+        </w:tabs>
+      </w:pPr>
+    </w:p>
+    <w:p>
+      <w:pPr>
+        <w:tabs>
+          <w:tab w:val="left" w:pos="916"/>
+          <w:tab w:val="left" w:pos="1832"/>
+          <w:tab w:val="left" w:pos="2748"/>
+          <w:tab w:val="left" w:pos="3664"/>
+          <w:tab w:val="left" w:pos="4580"/>
+          <w:tab w:val="left" w:pos="5496"/>
+          <w:tab w:val="left" w:pos="6412"/>
+          <w:tab w:val="left" w:pos="7328"/>
+          <w:tab w:val="left" w:pos="8244"/>
+          <w:tab w:val="left" w:pos="9160"/>
+          <w:tab w:val="left" w:pos="10076"/>
+          <w:tab w:val="left" w:pos="10992"/>
+          <w:tab w:val="left" w:pos="11908"/>
+          <w:tab w:val="left" w:pos="12824"/>
+          <w:tab w:val="left" w:pos="13740"/>
+          <w:tab w:val="left" w:pos="14656"/>
+        </w:tabs>
+      </w:pPr>
+    </w:p>
+    <w:p>
+      <w:pPr>
+        <w:tabs>
+          <w:tab w:val="left" w:pos="916"/>
+          <w:tab w:val="left" w:pos="1832"/>
+          <w:tab w:val="left" w:pos="2748"/>
+          <w:tab w:val="left" w:pos="3664"/>
+          <w:tab w:val="left" w:pos="4580"/>
+          <w:tab w:val="left" w:pos="5496"/>
+          <w:tab w:val="left" w:pos="6412"/>
+          <w:tab w:val="left" w:pos="7328"/>
+          <w:tab w:val="left" w:pos="8244"/>
+          <w:tab w:val="left" w:pos="9160"/>
+          <w:tab w:val="left" w:pos="10076"/>
+          <w:tab w:val="left" w:pos="10992"/>
+          <w:tab w:val="left" w:pos="11908"/>
+          <w:tab w:val="left" w:pos="12824"/>
+          <w:tab w:val="left" w:pos="13740"/>
+          <w:tab w:val="left" w:pos="14656"/>
+        </w:tabs>
         <w:spacing w:before="100" w:beforeAutospacing="1" w:after="100" w:afterAutospacing="1" w:line="240" w:lineRule="auto"/>
       </w:pPr>
     </w:p>
-    <w:p/>
-    <w:p/>
+    <w:p>
+      <w:pPr>
+        <w:tabs>
+          <w:tab w:val="left" w:pos="916"/>
+          <w:tab w:val="left" w:pos="1832"/>
+          <w:tab w:val="left" w:pos="2748"/>
+          <w:tab w:val="left" w:pos="3664"/>
+          <w:tab w:val="left" w:pos="4580"/>
+          <w:tab w:val="left" w:pos="5496"/>
+          <w:tab w:val="left" w:pos="6412"/>
+          <w:tab w:val="left" w:pos="7328"/>
+          <w:tab w:val="left" w:pos="8244"/>
+          <w:tab w:val="left" w:pos="9160"/>
+          <w:tab w:val="left" w:pos="10076"/>
+          <w:tab w:val="left" w:pos="10992"/>
+          <w:tab w:val="left" w:pos="11908"/>
+          <w:tab w:val="left" w:pos="12824"/>
+          <w:tab w:val="left" w:pos="13740"/>
+          <w:tab w:val="left" w:pos="14656"/>
+        </w:tabs>
+      </w:pPr>
+    </w:p>
+    <w:p>
+      <w:pPr>
+        <w:tabs>
+          <w:tab w:val="left" w:pos="916"/>
+          <w:tab w:val="left" w:pos="1832"/>
+          <w:tab w:val="left" w:pos="2748"/>
+          <w:tab w:val="left" w:pos="3664"/>
+          <w:tab w:val="left" w:pos="4580"/>
+          <w:tab w:val="left" w:pos="5496"/>
+          <w:tab w:val="left" w:pos="6412"/>
+          <w:tab w:val="left" w:pos="7328"/>
+          <w:tab w:val="left" w:pos="8244"/>
+          <w:tab w:val="left" w:pos="9160"/>
+          <w:tab w:val="left" w:pos="10076"/>
+          <w:tab w:val="left" w:pos="10992"/>
+          <w:tab w:val="left" w:pos="11908"/>
+          <w:tab w:val="left" w:pos="12824"/>
+          <w:tab w:val="left" w:pos="13740"/>
+          <w:tab w:val="left" w:pos="14656"/>
+        </w:tabs>
+      </w:pPr>
+    </w:p>
     <w:p>
       <w:pPr>
         <w:pStyle w:val="NormalWeb"/>
+        <w:tabs>
+          <w:tab w:val="left" w:pos="916"/>
+          <w:tab w:val="left" w:pos="1832"/>
+          <w:tab w:val="left" w:pos="2748"/>
+          <w:tab w:val="left" w:pos="3664"/>
+          <w:tab w:val="left" w:pos="4580"/>
+          <w:tab w:val="left" w:pos="5496"/>
+          <w:tab w:val="left" w:pos="6412"/>
+          <w:tab w:val="left" w:pos="7328"/>
+          <w:tab w:val="left" w:pos="8244"/>
+          <w:tab w:val="left" w:pos="9160"/>
+          <w:tab w:val="left" w:pos="10076"/>
+          <w:tab w:val="left" w:pos="10992"/>
+          <w:tab w:val="left" w:pos="11908"/>
+          <w:tab w:val="left" w:pos="12824"/>
+          <w:tab w:val="left" w:pos="13740"/>
+          <w:tab w:val="left" w:pos="14656"/>
+        </w:tabs>
+      </w:pPr>
+    </w:p>
+    <w:p>
+      <w:pPr>
+        <w:tabs>
+          <w:tab w:val="left" w:pos="916"/>
+          <w:tab w:val="left" w:pos="1832"/>
+          <w:tab w:val="left" w:pos="2748"/>
+          <w:tab w:val="left" w:pos="3664"/>
+          <w:tab w:val="left" w:pos="4580"/>
+          <w:tab w:val="left" w:pos="5496"/>
+          <w:tab w:val="left" w:pos="6412"/>
+          <w:tab w:val="left" w:pos="7328"/>
+          <w:tab w:val="left" w:pos="8244"/>
+          <w:tab w:val="left" w:pos="9160"/>
+          <w:tab w:val="left" w:pos="10076"/>
+          <w:tab w:val="left" w:pos="10992"/>
+          <w:tab w:val="left" w:pos="11908"/>
+          <w:tab w:val="left" w:pos="12824"/>
+          <w:tab w:val="left" w:pos="13740"/>
+          <w:tab w:val="left" w:pos="14656"/>
+        </w:tabs>
       </w:pPr>
     </w:p>
     <w:p/>
@@ -9892,6 +11978,168 @@
   </w:num>
   <w:num w:numId="18">
     <w:abstractNumId w:val="9"/>
+  </w:num>
+  <w:num w:numId="19">
+    <w:abstractNumId w:val="5"/>
+    <w:lvlOverride w:ilvl="0"/>
+    <w:lvlOverride w:ilvl="1"/>
+    <w:lvlOverride w:ilvl="2"/>
+    <w:lvlOverride w:ilvl="3"/>
+    <w:lvlOverride w:ilvl="4"/>
+    <w:lvlOverride w:ilvl="5"/>
+    <w:lvlOverride w:ilvl="6"/>
+    <w:lvlOverride w:ilvl="7"/>
+    <w:lvlOverride w:ilvl="8"/>
+  </w:num>
+  <w:num w:numId="20">
+    <w:abstractNumId w:val="16"/>
+    <w:lvlOverride w:ilvl="0"/>
+    <w:lvlOverride w:ilvl="1"/>
+    <w:lvlOverride w:ilvl="2"/>
+    <w:lvlOverride w:ilvl="3"/>
+    <w:lvlOverride w:ilvl="4"/>
+    <w:lvlOverride w:ilvl="5"/>
+    <w:lvlOverride w:ilvl="6"/>
+    <w:lvlOverride w:ilvl="7"/>
+    <w:lvlOverride w:ilvl="8"/>
+  </w:num>
+  <w:num w:numId="21">
+    <w:abstractNumId w:val="10"/>
+    <w:lvlOverride w:ilvl="0"/>
+    <w:lvlOverride w:ilvl="1"/>
+    <w:lvlOverride w:ilvl="2"/>
+    <w:lvlOverride w:ilvl="3"/>
+    <w:lvlOverride w:ilvl="4"/>
+    <w:lvlOverride w:ilvl="5"/>
+    <w:lvlOverride w:ilvl="6"/>
+    <w:lvlOverride w:ilvl="7"/>
+    <w:lvlOverride w:ilvl="8"/>
+  </w:num>
+  <w:num w:numId="22">
+    <w:abstractNumId w:val="0"/>
+    <w:lvlOverride w:ilvl="0"/>
+    <w:lvlOverride w:ilvl="1"/>
+    <w:lvlOverride w:ilvl="2"/>
+    <w:lvlOverride w:ilvl="3"/>
+    <w:lvlOverride w:ilvl="4"/>
+    <w:lvlOverride w:ilvl="5"/>
+    <w:lvlOverride w:ilvl="6"/>
+    <w:lvlOverride w:ilvl="7"/>
+    <w:lvlOverride w:ilvl="8"/>
+  </w:num>
+  <w:num w:numId="23">
+    <w:abstractNumId w:val="1"/>
+    <w:lvlOverride w:ilvl="0"/>
+    <w:lvlOverride w:ilvl="1"/>
+    <w:lvlOverride w:ilvl="2"/>
+    <w:lvlOverride w:ilvl="3"/>
+    <w:lvlOverride w:ilvl="4"/>
+    <w:lvlOverride w:ilvl="5"/>
+    <w:lvlOverride w:ilvl="6"/>
+    <w:lvlOverride w:ilvl="7"/>
+    <w:lvlOverride w:ilvl="8"/>
+  </w:num>
+  <w:num w:numId="24">
+    <w:abstractNumId w:val="6"/>
+    <w:lvlOverride w:ilvl="0"/>
+    <w:lvlOverride w:ilvl="1"/>
+    <w:lvlOverride w:ilvl="2"/>
+    <w:lvlOverride w:ilvl="3"/>
+    <w:lvlOverride w:ilvl="4"/>
+    <w:lvlOverride w:ilvl="5"/>
+    <w:lvlOverride w:ilvl="6"/>
+    <w:lvlOverride w:ilvl="7"/>
+    <w:lvlOverride w:ilvl="8"/>
+  </w:num>
+  <w:num w:numId="25">
+    <w:abstractNumId w:val="7"/>
+    <w:lvlOverride w:ilvl="0"/>
+    <w:lvlOverride w:ilvl="1"/>
+    <w:lvlOverride w:ilvl="2"/>
+    <w:lvlOverride w:ilvl="3"/>
+    <w:lvlOverride w:ilvl="4"/>
+    <w:lvlOverride w:ilvl="5"/>
+    <w:lvlOverride w:ilvl="6"/>
+    <w:lvlOverride w:ilvl="7"/>
+    <w:lvlOverride w:ilvl="8"/>
+  </w:num>
+  <w:num w:numId="26">
+    <w:abstractNumId w:val="3"/>
+    <w:lvlOverride w:ilvl="0"/>
+    <w:lvlOverride w:ilvl="1"/>
+    <w:lvlOverride w:ilvl="2"/>
+    <w:lvlOverride w:ilvl="3"/>
+    <w:lvlOverride w:ilvl="4"/>
+    <w:lvlOverride w:ilvl="5"/>
+    <w:lvlOverride w:ilvl="6"/>
+    <w:lvlOverride w:ilvl="7"/>
+    <w:lvlOverride w:ilvl="8"/>
+  </w:num>
+  <w:num w:numId="27">
+    <w:abstractNumId w:val="8"/>
+    <w:lvlOverride w:ilvl="0">
+      <w:startOverride w:val="1"/>
+    </w:lvlOverride>
+    <w:lvlOverride w:ilvl="1">
+      <w:startOverride w:val="1"/>
+    </w:lvlOverride>
+    <w:lvlOverride w:ilvl="2">
+      <w:startOverride w:val="1"/>
+    </w:lvlOverride>
+    <w:lvlOverride w:ilvl="3">
+      <w:startOverride w:val="1"/>
+    </w:lvlOverride>
+    <w:lvlOverride w:ilvl="4">
+      <w:startOverride w:val="1"/>
+    </w:lvlOverride>
+    <w:lvlOverride w:ilvl="5">
+      <w:startOverride w:val="1"/>
+    </w:lvlOverride>
+    <w:lvlOverride w:ilvl="6">
+      <w:startOverride w:val="1"/>
+    </w:lvlOverride>
+    <w:lvlOverride w:ilvl="7">
+      <w:startOverride w:val="1"/>
+    </w:lvlOverride>
+    <w:lvlOverride w:ilvl="8">
+      <w:startOverride w:val="1"/>
+    </w:lvlOverride>
+  </w:num>
+  <w:num w:numId="28">
+    <w:abstractNumId w:val="4"/>
+    <w:lvlOverride w:ilvl="0"/>
+    <w:lvlOverride w:ilvl="1"/>
+    <w:lvlOverride w:ilvl="2"/>
+    <w:lvlOverride w:ilvl="3"/>
+    <w:lvlOverride w:ilvl="4"/>
+    <w:lvlOverride w:ilvl="5"/>
+    <w:lvlOverride w:ilvl="6"/>
+    <w:lvlOverride w:ilvl="7"/>
+    <w:lvlOverride w:ilvl="8"/>
+  </w:num>
+  <w:num w:numId="29">
+    <w:abstractNumId w:val="17"/>
+    <w:lvlOverride w:ilvl="0"/>
+    <w:lvlOverride w:ilvl="1"/>
+    <w:lvlOverride w:ilvl="2"/>
+    <w:lvlOverride w:ilvl="3"/>
+    <w:lvlOverride w:ilvl="4"/>
+    <w:lvlOverride w:ilvl="5"/>
+    <w:lvlOverride w:ilvl="6"/>
+    <w:lvlOverride w:ilvl="7"/>
+    <w:lvlOverride w:ilvl="8"/>
+  </w:num>
+  <w:num w:numId="30">
+    <w:abstractNumId w:val="9"/>
+    <w:lvlOverride w:ilvl="0"/>
+    <w:lvlOverride w:ilvl="1"/>
+    <w:lvlOverride w:ilvl="2"/>
+    <w:lvlOverride w:ilvl="3"/>
+    <w:lvlOverride w:ilvl="4"/>
+    <w:lvlOverride w:ilvl="5"/>
+    <w:lvlOverride w:ilvl="6"/>
+    <w:lvlOverride w:ilvl="7"/>
+    <w:lvlOverride w:ilvl="8"/>
   </w:num>
 </w:numbering>
 </file>
@@ -10364,6 +12612,7 @@
   <w:style w:type="paragraph" w:customStyle="1" w:styleId="isselectedend">
     <w:name w:val="isselectedend"/>
     <w:basedOn w:val="Normal"/>
+    <w:uiPriority w:val="99"/>
     <w:rsid w:val="00DF28F4"/>
     <w:pPr>
       <w:spacing w:before="100" w:beforeAutospacing="1" w:after="100" w:afterAutospacing="1" w:line="240" w:lineRule="auto"/>
@@ -10423,6 +12672,18 @@
       <w:rFonts w:ascii="Courier New" w:eastAsia="Times New Roman" w:hAnsi="Courier New" w:cs="Courier New"/>
       <w:sz w:val="20"/>
       <w:szCs w:val="20"/>
+    </w:rPr>
+  </w:style>
+  <w:style w:type="character" w:styleId="FollowedHyperlink">
+    <w:name w:val="FollowedHyperlink"/>
+    <w:basedOn w:val="DefaultParagraphFont"/>
+    <w:uiPriority w:val="99"/>
+    <w:semiHidden/>
+    <w:unhideWhenUsed/>
+    <w:rsid w:val="00D621A3"/>
+    <w:rPr>
+      <w:color w:val="800080" w:themeColor="followedHyperlink"/>
+      <w:u w:val="single"/>
     </w:rPr>
   </w:style>
 </w:styles>
@@ -10896,6 +13157,7 @@
   <w:style w:type="paragraph" w:customStyle="1" w:styleId="isselectedend">
     <w:name w:val="isselectedend"/>
     <w:basedOn w:val="Normal"/>
+    <w:uiPriority w:val="99"/>
     <w:rsid w:val="00DF28F4"/>
     <w:pPr>
       <w:spacing w:before="100" w:beforeAutospacing="1" w:after="100" w:afterAutospacing="1" w:line="240" w:lineRule="auto"/>
@@ -10955,6 +13217,18 @@
       <w:rFonts w:ascii="Courier New" w:eastAsia="Times New Roman" w:hAnsi="Courier New" w:cs="Courier New"/>
       <w:sz w:val="20"/>
       <w:szCs w:val="20"/>
+    </w:rPr>
+  </w:style>
+  <w:style w:type="character" w:styleId="FollowedHyperlink">
+    <w:name w:val="FollowedHyperlink"/>
+    <w:basedOn w:val="DefaultParagraphFont"/>
+    <w:uiPriority w:val="99"/>
+    <w:semiHidden/>
+    <w:unhideWhenUsed/>
+    <w:rsid w:val="00D621A3"/>
+    <w:rPr>
+      <w:color w:val="800080" w:themeColor="followedHyperlink"/>
+      <w:u w:val="single"/>
     </w:rPr>
   </w:style>
 </w:styles>
